--- a/CODEoutput.docx
+++ b/CODEoutput.docx
@@ -106,7 +106,7 @@
           <w:szCs w:val="28"/>
         </w:rPr>
         <w:drawing>
-          <wp:inline distT="0" distB="0" distL="0" distR="0" wp14:anchorId="3D26FAD1" wp14:editId="344EA00B">
+          <wp:inline distT="0" distB="0" distL="0" distR="0" wp14:anchorId="3D26FAD1" wp14:editId="068E9D7E">
             <wp:extent cx="5731510" cy="3016250"/>
             <wp:effectExtent l="0" t="0" r="2540" b="0"/>
             <wp:docPr id="671942038" name="Picture 1"/>
@@ -629,7 +629,7 @@
         </w:rPr>
         <w:lastRenderedPageBreak/>
         <w:drawing>
-          <wp:inline distT="0" distB="0" distL="0" distR="0" wp14:anchorId="25A5CB3D" wp14:editId="767A989A">
+          <wp:inline distT="0" distB="0" distL="0" distR="0" wp14:anchorId="25A5CB3D" wp14:editId="4EB811C5">
             <wp:extent cx="5731510" cy="2925445"/>
             <wp:effectExtent l="0" t="0" r="2540" b="8255"/>
             <wp:docPr id="804961257" name="Picture 5"/>
@@ -769,7 +769,7 @@
           <w:szCs w:val="28"/>
         </w:rPr>
         <w:drawing>
-          <wp:inline distT="0" distB="0" distL="0" distR="0" wp14:anchorId="44D89FC6" wp14:editId="4DD4C446">
+          <wp:inline distT="0" distB="0" distL="0" distR="0" wp14:anchorId="44D89FC6" wp14:editId="5E89275D">
             <wp:extent cx="5731510" cy="2962910"/>
             <wp:effectExtent l="0" t="0" r="2540" b="8890"/>
             <wp:docPr id="1054674746" name="Picture 6"/>
@@ -914,7 +914,7 @@
           <w:szCs w:val="28"/>
         </w:rPr>
         <w:drawing>
-          <wp:inline distT="0" distB="0" distL="0" distR="0" wp14:anchorId="1C01C681" wp14:editId="23494B26">
+          <wp:inline distT="0" distB="0" distL="0" distR="0" wp14:anchorId="1C01C681" wp14:editId="613F9021">
             <wp:extent cx="5731510" cy="2915920"/>
             <wp:effectExtent l="0" t="0" r="2540" b="0"/>
             <wp:docPr id="1565004677" name="Picture 7"/>
@@ -1325,7 +1325,7 @@
           <w:szCs w:val="28"/>
         </w:rPr>
         <w:drawing>
-          <wp:inline distT="0" distB="0" distL="0" distR="0" wp14:anchorId="5FC19842" wp14:editId="28BADE33">
+          <wp:inline distT="0" distB="0" distL="0" distR="0" wp14:anchorId="5FC19842" wp14:editId="4B06DC55">
             <wp:extent cx="5731510" cy="2958465"/>
             <wp:effectExtent l="0" t="0" r="2540" b="0"/>
             <wp:docPr id="1157232405" name="Picture 10"/>
@@ -1461,7 +1461,7 @@
         </w:rPr>
         <w:lastRenderedPageBreak/>
         <w:drawing>
-          <wp:inline distT="0" distB="0" distL="0" distR="0" wp14:anchorId="48B54E9D" wp14:editId="216F9A16">
+          <wp:inline distT="0" distB="0" distL="0" distR="0" wp14:anchorId="48B54E9D" wp14:editId="58583570">
             <wp:extent cx="5731510" cy="2980055"/>
             <wp:effectExtent l="0" t="0" r="2540" b="0"/>
             <wp:docPr id="412050423" name="Picture 11"/>
@@ -1585,7 +1585,7 @@
           <w:szCs w:val="28"/>
         </w:rPr>
         <w:drawing>
-          <wp:inline distT="0" distB="0" distL="0" distR="0" wp14:anchorId="68720A51" wp14:editId="1AE01418">
+          <wp:inline distT="0" distB="0" distL="0" distR="0" wp14:anchorId="68720A51" wp14:editId="1CCBFA90">
             <wp:extent cx="5731510" cy="2910205"/>
             <wp:effectExtent l="0" t="0" r="2540" b="4445"/>
             <wp:docPr id="1642084036" name="Picture 12"/>
@@ -1866,7 +1866,7 @@
         </w:rPr>
         <w:lastRenderedPageBreak/>
         <w:drawing>
-          <wp:inline distT="0" distB="0" distL="0" distR="0" wp14:anchorId="27615127" wp14:editId="3B382B0A">
+          <wp:inline distT="0" distB="0" distL="0" distR="0" wp14:anchorId="27615127" wp14:editId="3D310650">
             <wp:extent cx="5731510" cy="2947035"/>
             <wp:effectExtent l="0" t="0" r="2540" b="5715"/>
             <wp:docPr id="213323227" name="Picture 14"/>
@@ -1916,6 +1916,2528 @@
         </w:rPr>
       </w:pPr>
     </w:p>
+    <w:p>
+      <w:pPr>
+        <w:rPr>
+          <w:sz w:val="28"/>
+          <w:szCs w:val="28"/>
+        </w:rPr>
+      </w:pPr>
+      <w:r>
+        <w:rPr>
+          <w:b/>
+          <w:bCs/>
+          <w:sz w:val="28"/>
+          <w:szCs w:val="28"/>
+        </w:rPr>
+        <w:t>Topic 15: Smart Home Toggle</w:t>
+      </w:r>
+    </w:p>
+    <w:p>
+      <w:pPr>
+        <w:rPr>
+          <w:sz w:val="28"/>
+          <w:szCs w:val="28"/>
+        </w:rPr>
+      </w:pPr>
+      <w:r>
+        <w:rPr>
+          <w:b/>
+          <w:bCs/>
+          <w:sz w:val="28"/>
+          <w:szCs w:val="28"/>
+        </w:rPr>
+        <w:t>(OOP Basics)</w:t>
+      </w:r>
+    </w:p>
+    <w:p>
+      <w:pPr>
+        <w:numPr>
+          <w:ilvl w:val="0"/>
+          <w:numId w:val="8"/>
+        </w:numPr>
+        <w:rPr>
+          <w:sz w:val="28"/>
+          <w:szCs w:val="28"/>
+        </w:rPr>
+      </w:pPr>
+      <w:r>
+        <w:rPr>
+          <w:b/>
+          <w:bCs/>
+          <w:sz w:val="28"/>
+          <w:szCs w:val="28"/>
+        </w:rPr>
+        <w:t>Core Concept:</w:t>
+      </w:r>
+      <w:r>
+        <w:rPr>
+          <w:sz w:val="28"/>
+          <w:szCs w:val="28"/>
+        </w:rPr>
+        <w:t xml:space="preserve"> Using encapsulation to bundle data (device status) and methods (power toggle) within a single class to control hardware simulation logic.</w:t>
+      </w:r>
+    </w:p>
+    <w:p>
+      <w:pPr>
+        <w:rPr>
+          <w:sz w:val="28"/>
+          <w:szCs w:val="28"/>
+        </w:rPr>
+      </w:pPr>
+      <w:r>
+        <w:rPr>
+          <w:noProof/>
+          <w:sz w:val="28"/>
+          <w:szCs w:val="28"/>
+        </w:rPr>
+        <w:drawing>
+          <wp:inline distT="0" distB="0" distL="0" distR="0" wp14:anchorId="6920093C" wp14:editId="3C9BB9BB">
+            <wp:extent cx="5731510" cy="2957195"/>
+            <wp:effectExtent l="0" t="0" r="2540" b="0"/>
+            <wp:docPr id="1950694705" name="Picture 1"/>
+            <wp:cNvGraphicFramePr>
+              <a:graphicFrameLocks xmlns:a="http://schemas.openxmlformats.org/drawingml/2006/main" noChangeAspect="1"/>
+            </wp:cNvGraphicFramePr>
+            <a:graphic xmlns:a="http://schemas.openxmlformats.org/drawingml/2006/main">
+              <a:graphicData uri="http://schemas.openxmlformats.org/drawingml/2006/picture">
+                <pic:pic xmlns:pic="http://schemas.openxmlformats.org/drawingml/2006/picture">
+                  <pic:nvPicPr>
+                    <pic:cNvPr id="1950694705" name="Picture 1950694705"/>
+                    <pic:cNvPicPr/>
+                  </pic:nvPicPr>
+                  <pic:blipFill>
+                    <a:blip r:embed="rId20" cstate="print">
+                      <a:extLst>
+                        <a:ext uri="{28A0092B-C50C-407E-A947-70E740481C1C}">
+                          <a14:useLocalDpi xmlns:a14="http://schemas.microsoft.com/office/drawing/2010/main" val="0"/>
+                        </a:ext>
+                      </a:extLst>
+                    </a:blip>
+                    <a:stretch>
+                      <a:fillRect/>
+                    </a:stretch>
+                  </pic:blipFill>
+                  <pic:spPr>
+                    <a:xfrm>
+                      <a:off x="0" y="0"/>
+                      <a:ext cx="5731510" cy="2957195"/>
+                    </a:xfrm>
+                    <a:prstGeom prst="rect">
+                      <a:avLst/>
+                    </a:prstGeom>
+                  </pic:spPr>
+                </pic:pic>
+              </a:graphicData>
+            </a:graphic>
+          </wp:inline>
+        </w:drawing>
+      </w:r>
+    </w:p>
+    <w:p>
+      <w:pPr>
+        <w:rPr>
+          <w:sz w:val="28"/>
+          <w:szCs w:val="28"/>
+        </w:rPr>
+      </w:pPr>
+      <w:r>
+        <w:rPr>
+          <w:sz w:val="28"/>
+          <w:szCs w:val="28"/>
+        </w:rPr>
+        <w:pict w14:anchorId="778F82CC">
+          <v:rect id="_x0000_i1079" style="width:0;height:1.5pt" o:hralign="center" o:hrstd="t" o:hr="t" fillcolor="#a0a0a0" stroked="f"/>
+        </w:pict>
+      </w:r>
+    </w:p>
+    <w:p>
+      <w:pPr>
+        <w:rPr>
+          <w:sz w:val="28"/>
+          <w:szCs w:val="28"/>
+        </w:rPr>
+      </w:pPr>
+      <w:r>
+        <w:rPr>
+          <w:b/>
+          <w:bCs/>
+          <w:sz w:val="28"/>
+          <w:szCs w:val="28"/>
+        </w:rPr>
+        <w:t>Topic 16: Automated Book Logger</w:t>
+      </w:r>
+    </w:p>
+    <w:p>
+      <w:pPr>
+        <w:rPr>
+          <w:sz w:val="28"/>
+          <w:szCs w:val="28"/>
+        </w:rPr>
+      </w:pPr>
+      <w:r>
+        <w:rPr>
+          <w:b/>
+          <w:bCs/>
+          <w:sz w:val="28"/>
+          <w:szCs w:val="28"/>
+        </w:rPr>
+        <w:lastRenderedPageBreak/>
+        <w:t>(Constructors &amp; Destructors)</w:t>
+      </w:r>
+    </w:p>
+    <w:p>
+      <w:pPr>
+        <w:numPr>
+          <w:ilvl w:val="0"/>
+          <w:numId w:val="9"/>
+        </w:numPr>
+        <w:rPr>
+          <w:sz w:val="28"/>
+          <w:szCs w:val="28"/>
+        </w:rPr>
+      </w:pPr>
+      <w:r>
+        <w:rPr>
+          <w:b/>
+          <w:bCs/>
+          <w:sz w:val="28"/>
+          <w:szCs w:val="28"/>
+        </w:rPr>
+        <w:t>Core Concept:</w:t>
+      </w:r>
+      <w:r>
+        <w:rPr>
+          <w:sz w:val="28"/>
+          <w:szCs w:val="28"/>
+        </w:rPr>
+        <w:t xml:space="preserve"> Utilizing parameterized constructors for automatic object initialization and destructors to manage memory cleanup notifications when objects go out of scope.</w:t>
+      </w:r>
+    </w:p>
+    <w:p>
+      <w:pPr>
+        <w:rPr>
+          <w:sz w:val="28"/>
+          <w:szCs w:val="28"/>
+        </w:rPr>
+      </w:pPr>
+      <w:r>
+        <w:rPr>
+          <w:noProof/>
+          <w:sz w:val="28"/>
+          <w:szCs w:val="28"/>
+        </w:rPr>
+        <w:drawing>
+          <wp:inline distT="0" distB="0" distL="0" distR="0" wp14:anchorId="5A8AEF02" wp14:editId="1EA50ACA">
+            <wp:extent cx="5731510" cy="2931795"/>
+            <wp:effectExtent l="0" t="0" r="2540" b="1905"/>
+            <wp:docPr id="1045251719" name="Picture 2"/>
+            <wp:cNvGraphicFramePr>
+              <a:graphicFrameLocks xmlns:a="http://schemas.openxmlformats.org/drawingml/2006/main" noChangeAspect="1"/>
+            </wp:cNvGraphicFramePr>
+            <a:graphic xmlns:a="http://schemas.openxmlformats.org/drawingml/2006/main">
+              <a:graphicData uri="http://schemas.openxmlformats.org/drawingml/2006/picture">
+                <pic:pic xmlns:pic="http://schemas.openxmlformats.org/drawingml/2006/picture">
+                  <pic:nvPicPr>
+                    <pic:cNvPr id="1045251719" name="Picture 1045251719"/>
+                    <pic:cNvPicPr/>
+                  </pic:nvPicPr>
+                  <pic:blipFill>
+                    <a:blip r:embed="rId21" cstate="print">
+                      <a:extLst>
+                        <a:ext uri="{28A0092B-C50C-407E-A947-70E740481C1C}">
+                          <a14:useLocalDpi xmlns:a14="http://schemas.microsoft.com/office/drawing/2010/main" val="0"/>
+                        </a:ext>
+                      </a:extLst>
+                    </a:blip>
+                    <a:stretch>
+                      <a:fillRect/>
+                    </a:stretch>
+                  </pic:blipFill>
+                  <pic:spPr>
+                    <a:xfrm>
+                      <a:off x="0" y="0"/>
+                      <a:ext cx="5731510" cy="2931795"/>
+                    </a:xfrm>
+                    <a:prstGeom prst="rect">
+                      <a:avLst/>
+                    </a:prstGeom>
+                  </pic:spPr>
+                </pic:pic>
+              </a:graphicData>
+            </a:graphic>
+          </wp:inline>
+        </w:drawing>
+      </w:r>
+    </w:p>
+    <w:p>
+      <w:pPr>
+        <w:rPr>
+          <w:sz w:val="28"/>
+          <w:szCs w:val="28"/>
+        </w:rPr>
+      </w:pPr>
+      <w:r>
+        <w:rPr>
+          <w:sz w:val="28"/>
+          <w:szCs w:val="28"/>
+        </w:rPr>
+        <w:pict w14:anchorId="5799B54F">
+          <v:rect id="_x0000_i1080" style="width:0;height:1.5pt" o:hralign="center" o:hrstd="t" o:hr="t" fillcolor="#a0a0a0" stroked="f"/>
+        </w:pict>
+      </w:r>
+    </w:p>
+    <w:p>
+      <w:pPr>
+        <w:rPr>
+          <w:sz w:val="28"/>
+          <w:szCs w:val="28"/>
+        </w:rPr>
+      </w:pPr>
+      <w:r>
+        <w:rPr>
+          <w:b/>
+          <w:bCs/>
+          <w:sz w:val="28"/>
+          <w:szCs w:val="28"/>
+        </w:rPr>
+        <w:t>Topic 17: Object Comparison Utility</w:t>
+      </w:r>
+    </w:p>
+    <w:p>
+      <w:pPr>
+        <w:rPr>
+          <w:sz w:val="28"/>
+          <w:szCs w:val="28"/>
+        </w:rPr>
+      </w:pPr>
+      <w:r>
+        <w:rPr>
+          <w:b/>
+          <w:bCs/>
+          <w:sz w:val="28"/>
+          <w:szCs w:val="28"/>
+        </w:rPr>
+        <w:t>(This Pointer)</w:t>
+      </w:r>
+    </w:p>
+    <w:p>
+      <w:pPr>
+        <w:numPr>
+          <w:ilvl w:val="0"/>
+          <w:numId w:val="10"/>
+        </w:numPr>
+        <w:rPr>
+          <w:sz w:val="28"/>
+          <w:szCs w:val="28"/>
+        </w:rPr>
+      </w:pPr>
+      <w:r>
+        <w:rPr>
+          <w:b/>
+          <w:bCs/>
+          <w:sz w:val="28"/>
+          <w:szCs w:val="28"/>
+        </w:rPr>
+        <w:t>Core Concept:</w:t>
+      </w:r>
+      <w:r>
+        <w:rPr>
+          <w:sz w:val="28"/>
+          <w:szCs w:val="28"/>
+        </w:rPr>
+        <w:t xml:space="preserve"> Implementing </w:t>
+      </w:r>
+      <w:proofErr w:type="gramStart"/>
+      <w:r>
+        <w:rPr>
+          <w:sz w:val="28"/>
+          <w:szCs w:val="28"/>
+        </w:rPr>
+        <w:t>the this</w:t>
+      </w:r>
+      <w:proofErr w:type="gramEnd"/>
+      <w:r>
+        <w:rPr>
+          <w:sz w:val="28"/>
+          <w:szCs w:val="28"/>
+        </w:rPr>
+        <w:t xml:space="preserve"> pointer to differentiate between local parameters and member variables, and to return the current object reference for comparison logic.</w:t>
+      </w:r>
+    </w:p>
+    <w:p>
+      <w:pPr>
+        <w:rPr>
+          <w:sz w:val="28"/>
+          <w:szCs w:val="28"/>
+        </w:rPr>
+      </w:pPr>
+      <w:r>
+        <w:rPr>
+          <w:noProof/>
+          <w:sz w:val="28"/>
+          <w:szCs w:val="28"/>
+        </w:rPr>
+        <w:lastRenderedPageBreak/>
+        <w:drawing>
+          <wp:inline distT="0" distB="0" distL="0" distR="0" wp14:anchorId="65AFCBEF" wp14:editId="5DF517F5">
+            <wp:extent cx="5731510" cy="2947670"/>
+            <wp:effectExtent l="0" t="0" r="2540" b="5080"/>
+            <wp:docPr id="1749886095" name="Picture 3"/>
+            <wp:cNvGraphicFramePr>
+              <a:graphicFrameLocks xmlns:a="http://schemas.openxmlformats.org/drawingml/2006/main" noChangeAspect="1"/>
+            </wp:cNvGraphicFramePr>
+            <a:graphic xmlns:a="http://schemas.openxmlformats.org/drawingml/2006/main">
+              <a:graphicData uri="http://schemas.openxmlformats.org/drawingml/2006/picture">
+                <pic:pic xmlns:pic="http://schemas.openxmlformats.org/drawingml/2006/picture">
+                  <pic:nvPicPr>
+                    <pic:cNvPr id="1749886095" name="Picture 1749886095"/>
+                    <pic:cNvPicPr/>
+                  </pic:nvPicPr>
+                  <pic:blipFill>
+                    <a:blip r:embed="rId22" cstate="print">
+                      <a:extLst>
+                        <a:ext uri="{28A0092B-C50C-407E-A947-70E740481C1C}">
+                          <a14:useLocalDpi xmlns:a14="http://schemas.microsoft.com/office/drawing/2010/main" val="0"/>
+                        </a:ext>
+                      </a:extLst>
+                    </a:blip>
+                    <a:stretch>
+                      <a:fillRect/>
+                    </a:stretch>
+                  </pic:blipFill>
+                  <pic:spPr>
+                    <a:xfrm>
+                      <a:off x="0" y="0"/>
+                      <a:ext cx="5731510" cy="2947670"/>
+                    </a:xfrm>
+                    <a:prstGeom prst="rect">
+                      <a:avLst/>
+                    </a:prstGeom>
+                  </pic:spPr>
+                </pic:pic>
+              </a:graphicData>
+            </a:graphic>
+          </wp:inline>
+        </w:drawing>
+      </w:r>
+    </w:p>
+    <w:p>
+      <w:pPr>
+        <w:rPr>
+          <w:sz w:val="28"/>
+          <w:szCs w:val="28"/>
+        </w:rPr>
+      </w:pPr>
+      <w:r>
+        <w:rPr>
+          <w:sz w:val="28"/>
+          <w:szCs w:val="28"/>
+        </w:rPr>
+        <w:pict w14:anchorId="3ECD7270">
+          <v:rect id="_x0000_i1081" style="width:0;height:1.5pt" o:hralign="center" o:hrstd="t" o:hr="t" fillcolor="#a0a0a0" stroked="f"/>
+        </w:pict>
+      </w:r>
+    </w:p>
+    <w:p>
+      <w:pPr>
+        <w:rPr>
+          <w:sz w:val="28"/>
+          <w:szCs w:val="28"/>
+        </w:rPr>
+      </w:pPr>
+      <w:r>
+        <w:rPr>
+          <w:b/>
+          <w:bCs/>
+          <w:sz w:val="28"/>
+          <w:szCs w:val="28"/>
+        </w:rPr>
+        <w:t>Topic 18: Electric Vehicle System</w:t>
+      </w:r>
+    </w:p>
+    <w:p>
+      <w:pPr>
+        <w:rPr>
+          <w:sz w:val="28"/>
+          <w:szCs w:val="28"/>
+        </w:rPr>
+      </w:pPr>
+      <w:r>
+        <w:rPr>
+          <w:b/>
+          <w:bCs/>
+          <w:sz w:val="28"/>
+          <w:szCs w:val="28"/>
+        </w:rPr>
+        <w:t>(Inheritance)</w:t>
+      </w:r>
+    </w:p>
+    <w:p>
+      <w:pPr>
+        <w:numPr>
+          <w:ilvl w:val="0"/>
+          <w:numId w:val="11"/>
+        </w:numPr>
+        <w:rPr>
+          <w:sz w:val="28"/>
+          <w:szCs w:val="28"/>
+        </w:rPr>
+      </w:pPr>
+      <w:r>
+        <w:rPr>
+          <w:b/>
+          <w:bCs/>
+          <w:sz w:val="28"/>
+          <w:szCs w:val="28"/>
+        </w:rPr>
+        <w:t>Core Concept:</w:t>
+      </w:r>
+      <w:r>
+        <w:rPr>
+          <w:sz w:val="28"/>
+          <w:szCs w:val="28"/>
+        </w:rPr>
+        <w:t xml:space="preserve"> Using base class pointers and the virtual keyword to implement runtime polymorphism, allowing a derived class to override </w:t>
+      </w:r>
+      <w:proofErr w:type="spellStart"/>
+      <w:r>
+        <w:rPr>
+          <w:sz w:val="28"/>
+          <w:szCs w:val="28"/>
+        </w:rPr>
+        <w:t>behavior</w:t>
+      </w:r>
+      <w:proofErr w:type="spellEnd"/>
+      <w:r>
+        <w:rPr>
+          <w:sz w:val="28"/>
+          <w:szCs w:val="28"/>
+        </w:rPr>
+        <w:t xml:space="preserve"> for specific vehicle types.</w:t>
+      </w:r>
+    </w:p>
+    <w:p>
+      <w:pPr>
+        <w:rPr>
+          <w:sz w:val="28"/>
+          <w:szCs w:val="28"/>
+        </w:rPr>
+      </w:pPr>
+      <w:r>
+        <w:rPr>
+          <w:noProof/>
+          <w:sz w:val="28"/>
+          <w:szCs w:val="28"/>
+        </w:rPr>
+        <w:drawing>
+          <wp:inline distT="0" distB="0" distL="0" distR="0" wp14:anchorId="12C01E7E" wp14:editId="0BC6A002">
+            <wp:extent cx="5731510" cy="2935605"/>
+            <wp:effectExtent l="0" t="0" r="2540" b="0"/>
+            <wp:docPr id="1254682026" name="Picture 4"/>
+            <wp:cNvGraphicFramePr>
+              <a:graphicFrameLocks xmlns:a="http://schemas.openxmlformats.org/drawingml/2006/main" noChangeAspect="1"/>
+            </wp:cNvGraphicFramePr>
+            <a:graphic xmlns:a="http://schemas.openxmlformats.org/drawingml/2006/main">
+              <a:graphicData uri="http://schemas.openxmlformats.org/drawingml/2006/picture">
+                <pic:pic xmlns:pic="http://schemas.openxmlformats.org/drawingml/2006/picture">
+                  <pic:nvPicPr>
+                    <pic:cNvPr id="1254682026" name="Picture 1254682026"/>
+                    <pic:cNvPicPr/>
+                  </pic:nvPicPr>
+                  <pic:blipFill>
+                    <a:blip r:embed="rId23" cstate="print">
+                      <a:extLst>
+                        <a:ext uri="{28A0092B-C50C-407E-A947-70E740481C1C}">
+                          <a14:useLocalDpi xmlns:a14="http://schemas.microsoft.com/office/drawing/2010/main" val="0"/>
+                        </a:ext>
+                      </a:extLst>
+                    </a:blip>
+                    <a:stretch>
+                      <a:fillRect/>
+                    </a:stretch>
+                  </pic:blipFill>
+                  <pic:spPr>
+                    <a:xfrm>
+                      <a:off x="0" y="0"/>
+                      <a:ext cx="5731510" cy="2935605"/>
+                    </a:xfrm>
+                    <a:prstGeom prst="rect">
+                      <a:avLst/>
+                    </a:prstGeom>
+                  </pic:spPr>
+                </pic:pic>
+              </a:graphicData>
+            </a:graphic>
+          </wp:inline>
+        </w:drawing>
+      </w:r>
+    </w:p>
+    <w:p>
+      <w:pPr>
+        <w:rPr>
+          <w:sz w:val="28"/>
+          <w:szCs w:val="28"/>
+        </w:rPr>
+      </w:pPr>
+      <w:r>
+        <w:rPr>
+          <w:sz w:val="28"/>
+          <w:szCs w:val="28"/>
+        </w:rPr>
+        <w:pict w14:anchorId="6AAC0B40">
+          <v:rect id="_x0000_i1082" style="width:0;height:1.5pt" o:hralign="center" o:hrstd="t" o:hr="t" fillcolor="#a0a0a0" stroked="f"/>
+        </w:pict>
+      </w:r>
+    </w:p>
+    <w:p>
+      <w:pPr>
+        <w:rPr>
+          <w:sz w:val="28"/>
+          <w:szCs w:val="28"/>
+        </w:rPr>
+      </w:pPr>
+      <w:r>
+        <w:rPr>
+          <w:b/>
+          <w:bCs/>
+          <w:sz w:val="28"/>
+          <w:szCs w:val="28"/>
+        </w:rPr>
+        <w:t>Topic 19: Filtered File Processor</w:t>
+      </w:r>
+    </w:p>
+    <w:p>
+      <w:pPr>
+        <w:rPr>
+          <w:sz w:val="28"/>
+          <w:szCs w:val="28"/>
+        </w:rPr>
+      </w:pPr>
+      <w:r>
+        <w:rPr>
+          <w:b/>
+          <w:bCs/>
+          <w:sz w:val="28"/>
+          <w:szCs w:val="28"/>
+        </w:rPr>
+        <w:lastRenderedPageBreak/>
+        <w:t>(File Handling)</w:t>
+      </w:r>
+    </w:p>
+    <w:p>
+      <w:pPr>
+        <w:numPr>
+          <w:ilvl w:val="0"/>
+          <w:numId w:val="12"/>
+        </w:numPr>
+        <w:rPr>
+          <w:sz w:val="28"/>
+          <w:szCs w:val="28"/>
+        </w:rPr>
+      </w:pPr>
+      <w:r>
+        <w:rPr>
+          <w:b/>
+          <w:bCs/>
+          <w:sz w:val="28"/>
+          <w:szCs w:val="28"/>
+        </w:rPr>
+        <w:t>Core Concept:</w:t>
+      </w:r>
+      <w:r>
+        <w:rPr>
+          <w:sz w:val="28"/>
+          <w:szCs w:val="28"/>
+        </w:rPr>
+        <w:t xml:space="preserve"> Utilizing </w:t>
+      </w:r>
+      <w:proofErr w:type="spellStart"/>
+      <w:r>
+        <w:rPr>
+          <w:sz w:val="28"/>
+          <w:szCs w:val="28"/>
+        </w:rPr>
+        <w:t>ifstream</w:t>
+      </w:r>
+      <w:proofErr w:type="spellEnd"/>
+      <w:r>
+        <w:rPr>
+          <w:sz w:val="28"/>
+          <w:szCs w:val="28"/>
+        </w:rPr>
+        <w:t xml:space="preserve"> and </w:t>
+      </w:r>
+      <w:proofErr w:type="spellStart"/>
+      <w:r>
+        <w:rPr>
+          <w:sz w:val="28"/>
+          <w:szCs w:val="28"/>
+        </w:rPr>
+        <w:t>ofstream</w:t>
+      </w:r>
+      <w:proofErr w:type="spellEnd"/>
+      <w:r>
+        <w:rPr>
+          <w:sz w:val="28"/>
+          <w:szCs w:val="28"/>
+        </w:rPr>
+        <w:t xml:space="preserve"> to read raw data from a source file, apply conditional logic, and save specific results into a destination file.</w:t>
+      </w:r>
+    </w:p>
+    <w:p>
+      <w:pPr>
+        <w:rPr>
+          <w:sz w:val="28"/>
+          <w:szCs w:val="28"/>
+        </w:rPr>
+      </w:pPr>
+      <w:r>
+        <w:rPr>
+          <w:noProof/>
+          <w:sz w:val="28"/>
+          <w:szCs w:val="28"/>
+        </w:rPr>
+        <w:drawing>
+          <wp:inline distT="0" distB="0" distL="0" distR="0" wp14:anchorId="27C73D92" wp14:editId="679CF742">
+            <wp:extent cx="5731510" cy="2914015"/>
+            <wp:effectExtent l="0" t="0" r="2540" b="635"/>
+            <wp:docPr id="1222486796" name="Picture 5"/>
+            <wp:cNvGraphicFramePr>
+              <a:graphicFrameLocks xmlns:a="http://schemas.openxmlformats.org/drawingml/2006/main" noChangeAspect="1"/>
+            </wp:cNvGraphicFramePr>
+            <a:graphic xmlns:a="http://schemas.openxmlformats.org/drawingml/2006/main">
+              <a:graphicData uri="http://schemas.openxmlformats.org/drawingml/2006/picture">
+                <pic:pic xmlns:pic="http://schemas.openxmlformats.org/drawingml/2006/picture">
+                  <pic:nvPicPr>
+                    <pic:cNvPr id="1222486796" name="Picture 1222486796"/>
+                    <pic:cNvPicPr/>
+                  </pic:nvPicPr>
+                  <pic:blipFill>
+                    <a:blip r:embed="rId24" cstate="print">
+                      <a:extLst>
+                        <a:ext uri="{28A0092B-C50C-407E-A947-70E740481C1C}">
+                          <a14:useLocalDpi xmlns:a14="http://schemas.microsoft.com/office/drawing/2010/main" val="0"/>
+                        </a:ext>
+                      </a:extLst>
+                    </a:blip>
+                    <a:stretch>
+                      <a:fillRect/>
+                    </a:stretch>
+                  </pic:blipFill>
+                  <pic:spPr>
+                    <a:xfrm>
+                      <a:off x="0" y="0"/>
+                      <a:ext cx="5731510" cy="2914015"/>
+                    </a:xfrm>
+                    <a:prstGeom prst="rect">
+                      <a:avLst/>
+                    </a:prstGeom>
+                  </pic:spPr>
+                </pic:pic>
+              </a:graphicData>
+            </a:graphic>
+          </wp:inline>
+        </w:drawing>
+      </w:r>
+    </w:p>
+    <w:p>
+      <w:pPr>
+        <w:rPr>
+          <w:sz w:val="28"/>
+          <w:szCs w:val="28"/>
+        </w:rPr>
+      </w:pPr>
+      <w:r>
+        <w:rPr>
+          <w:sz w:val="28"/>
+          <w:szCs w:val="28"/>
+        </w:rPr>
+        <w:pict w14:anchorId="65388AE9">
+          <v:rect id="_x0000_i1083" style="width:0;height:1.5pt" o:hralign="center" o:hrstd="t" o:hr="t" fillcolor="#a0a0a0" stroked="f"/>
+        </w:pict>
+      </w:r>
+    </w:p>
+    <w:p>
+      <w:pPr>
+        <w:rPr>
+          <w:sz w:val="28"/>
+          <w:szCs w:val="28"/>
+        </w:rPr>
+      </w:pPr>
+      <w:r>
+        <w:rPr>
+          <w:b/>
+          <w:bCs/>
+          <w:sz w:val="28"/>
+          <w:szCs w:val="28"/>
+        </w:rPr>
+        <w:t>Topic 20: Multi-Type Math Template</w:t>
+      </w:r>
+    </w:p>
+    <w:p>
+      <w:pPr>
+        <w:rPr>
+          <w:sz w:val="28"/>
+          <w:szCs w:val="28"/>
+        </w:rPr>
+      </w:pPr>
+      <w:r>
+        <w:rPr>
+          <w:b/>
+          <w:bCs/>
+          <w:sz w:val="28"/>
+          <w:szCs w:val="28"/>
+        </w:rPr>
+        <w:t>(Function Templates)</w:t>
+      </w:r>
+    </w:p>
+    <w:p>
+      <w:pPr>
+        <w:numPr>
+          <w:ilvl w:val="0"/>
+          <w:numId w:val="13"/>
+        </w:numPr>
+        <w:rPr>
+          <w:sz w:val="28"/>
+          <w:szCs w:val="28"/>
+        </w:rPr>
+      </w:pPr>
+      <w:r>
+        <w:rPr>
+          <w:b/>
+          <w:bCs/>
+          <w:sz w:val="28"/>
+          <w:szCs w:val="28"/>
+        </w:rPr>
+        <w:t>Core Concept:</w:t>
+      </w:r>
+      <w:r>
+        <w:rPr>
+          <w:sz w:val="28"/>
+          <w:szCs w:val="28"/>
+        </w:rPr>
+        <w:t xml:space="preserve"> Creating a generic function template that allows a single block of code to perform arithmetic operations on int, float, and double data types.</w:t>
+      </w:r>
+    </w:p>
+    <w:p>
+      <w:pPr>
+        <w:rPr>
+          <w:sz w:val="28"/>
+          <w:szCs w:val="28"/>
+        </w:rPr>
+      </w:pPr>
+      <w:r>
+        <w:rPr>
+          <w:noProof/>
+          <w:sz w:val="28"/>
+          <w:szCs w:val="28"/>
+        </w:rPr>
+        <w:lastRenderedPageBreak/>
+        <w:drawing>
+          <wp:inline distT="0" distB="0" distL="0" distR="0" wp14:anchorId="3B012DD4" wp14:editId="0AE75462">
+            <wp:extent cx="5731510" cy="2958465"/>
+            <wp:effectExtent l="0" t="0" r="2540" b="0"/>
+            <wp:docPr id="1827134530" name="Picture 6"/>
+            <wp:cNvGraphicFramePr>
+              <a:graphicFrameLocks xmlns:a="http://schemas.openxmlformats.org/drawingml/2006/main" noChangeAspect="1"/>
+            </wp:cNvGraphicFramePr>
+            <a:graphic xmlns:a="http://schemas.openxmlformats.org/drawingml/2006/main">
+              <a:graphicData uri="http://schemas.openxmlformats.org/drawingml/2006/picture">
+                <pic:pic xmlns:pic="http://schemas.openxmlformats.org/drawingml/2006/picture">
+                  <pic:nvPicPr>
+                    <pic:cNvPr id="1827134530" name="Picture 1827134530"/>
+                    <pic:cNvPicPr/>
+                  </pic:nvPicPr>
+                  <pic:blipFill>
+                    <a:blip r:embed="rId25" cstate="print">
+                      <a:extLst>
+                        <a:ext uri="{28A0092B-C50C-407E-A947-70E740481C1C}">
+                          <a14:useLocalDpi xmlns:a14="http://schemas.microsoft.com/office/drawing/2010/main" val="0"/>
+                        </a:ext>
+                      </a:extLst>
+                    </a:blip>
+                    <a:stretch>
+                      <a:fillRect/>
+                    </a:stretch>
+                  </pic:blipFill>
+                  <pic:spPr>
+                    <a:xfrm>
+                      <a:off x="0" y="0"/>
+                      <a:ext cx="5731510" cy="2958465"/>
+                    </a:xfrm>
+                    <a:prstGeom prst="rect">
+                      <a:avLst/>
+                    </a:prstGeom>
+                  </pic:spPr>
+                </pic:pic>
+              </a:graphicData>
+            </a:graphic>
+          </wp:inline>
+        </w:drawing>
+      </w:r>
+    </w:p>
+    <w:p>
+      <w:pPr>
+        <w:rPr>
+          <w:sz w:val="28"/>
+          <w:szCs w:val="28"/>
+        </w:rPr>
+      </w:pPr>
+      <w:r>
+        <w:rPr>
+          <w:sz w:val="28"/>
+          <w:szCs w:val="28"/>
+        </w:rPr>
+        <w:pict w14:anchorId="453605BB">
+          <v:rect id="_x0000_i1084" style="width:0;height:1.5pt" o:hralign="center" o:hrstd="t" o:hr="t" fillcolor="#a0a0a0" stroked="f"/>
+        </w:pict>
+      </w:r>
+    </w:p>
+    <w:p>
+      <w:pPr>
+        <w:rPr>
+          <w:sz w:val="28"/>
+          <w:szCs w:val="28"/>
+        </w:rPr>
+      </w:pPr>
+      <w:r>
+        <w:rPr>
+          <w:b/>
+          <w:bCs/>
+          <w:sz w:val="28"/>
+          <w:szCs w:val="28"/>
+        </w:rPr>
+        <w:t>Topic 21: Clock Time Integrator</w:t>
+      </w:r>
+    </w:p>
+    <w:p>
+      <w:pPr>
+        <w:rPr>
+          <w:sz w:val="28"/>
+          <w:szCs w:val="28"/>
+        </w:rPr>
+      </w:pPr>
+      <w:r>
+        <w:rPr>
+          <w:b/>
+          <w:bCs/>
+          <w:sz w:val="28"/>
+          <w:szCs w:val="28"/>
+        </w:rPr>
+        <w:t>(Operator Overloading)</w:t>
+      </w:r>
+    </w:p>
+    <w:p>
+      <w:pPr>
+        <w:numPr>
+          <w:ilvl w:val="0"/>
+          <w:numId w:val="14"/>
+        </w:numPr>
+        <w:rPr>
+          <w:sz w:val="28"/>
+          <w:szCs w:val="28"/>
+        </w:rPr>
+      </w:pPr>
+      <w:r>
+        <w:rPr>
+          <w:b/>
+          <w:bCs/>
+          <w:sz w:val="28"/>
+          <w:szCs w:val="28"/>
+        </w:rPr>
+        <w:t>Core Concept:</w:t>
+      </w:r>
+      <w:r>
+        <w:rPr>
+          <w:sz w:val="28"/>
+          <w:szCs w:val="28"/>
+        </w:rPr>
+        <w:t xml:space="preserve"> Extending the functionality of the + operator to work with custom objects, allowing intuitive addition of time values while managing carry-over logic for minutes.</w:t>
+      </w:r>
+    </w:p>
+    <w:p>
+      <w:pPr>
+        <w:rPr>
+          <w:sz w:val="28"/>
+          <w:szCs w:val="28"/>
+        </w:rPr>
+      </w:pPr>
+      <w:r>
+        <w:rPr>
+          <w:noProof/>
+          <w:sz w:val="28"/>
+          <w:szCs w:val="28"/>
+        </w:rPr>
+        <w:drawing>
+          <wp:inline distT="0" distB="0" distL="0" distR="0" wp14:anchorId="084097A2" wp14:editId="3D694776">
+            <wp:extent cx="5731510" cy="2964180"/>
+            <wp:effectExtent l="0" t="0" r="2540" b="7620"/>
+            <wp:docPr id="208170476" name="Picture 7"/>
+            <wp:cNvGraphicFramePr>
+              <a:graphicFrameLocks xmlns:a="http://schemas.openxmlformats.org/drawingml/2006/main" noChangeAspect="1"/>
+            </wp:cNvGraphicFramePr>
+            <a:graphic xmlns:a="http://schemas.openxmlformats.org/drawingml/2006/main">
+              <a:graphicData uri="http://schemas.openxmlformats.org/drawingml/2006/picture">
+                <pic:pic xmlns:pic="http://schemas.openxmlformats.org/drawingml/2006/picture">
+                  <pic:nvPicPr>
+                    <pic:cNvPr id="208170476" name="Picture 208170476"/>
+                    <pic:cNvPicPr/>
+                  </pic:nvPicPr>
+                  <pic:blipFill>
+                    <a:blip r:embed="rId26" cstate="print">
+                      <a:extLst>
+                        <a:ext uri="{28A0092B-C50C-407E-A947-70E740481C1C}">
+                          <a14:useLocalDpi xmlns:a14="http://schemas.microsoft.com/office/drawing/2010/main" val="0"/>
+                        </a:ext>
+                      </a:extLst>
+                    </a:blip>
+                    <a:stretch>
+                      <a:fillRect/>
+                    </a:stretch>
+                  </pic:blipFill>
+                  <pic:spPr>
+                    <a:xfrm>
+                      <a:off x="0" y="0"/>
+                      <a:ext cx="5731510" cy="2964180"/>
+                    </a:xfrm>
+                    <a:prstGeom prst="rect">
+                      <a:avLst/>
+                    </a:prstGeom>
+                  </pic:spPr>
+                </pic:pic>
+              </a:graphicData>
+            </a:graphic>
+          </wp:inline>
+        </w:drawing>
+      </w:r>
+    </w:p>
+    <w:p>
+      <w:pPr>
+        <w:rPr>
+          <w:sz w:val="28"/>
+          <w:szCs w:val="28"/>
+        </w:rPr>
+      </w:pPr>
+      <w:r>
+        <w:rPr>
+          <w:sz w:val="28"/>
+          <w:szCs w:val="28"/>
+        </w:rPr>
+        <w:pict w14:anchorId="44869ECA">
+          <v:rect id="_x0000_i1085" style="width:0;height:1.5pt" o:hralign="center" o:hrstd="t" o:hr="t" fillcolor="#a0a0a0" stroked="f"/>
+        </w:pict>
+      </w:r>
+    </w:p>
+    <w:p>
+      <w:pPr>
+        <w:rPr>
+          <w:sz w:val="28"/>
+          <w:szCs w:val="28"/>
+        </w:rPr>
+      </w:pPr>
+      <w:r>
+        <w:rPr>
+          <w:b/>
+          <w:bCs/>
+          <w:sz w:val="28"/>
+          <w:szCs w:val="28"/>
+        </w:rPr>
+        <w:t>Topic 22: Ranked Inventory Sorter</w:t>
+      </w:r>
+    </w:p>
+    <w:p>
+      <w:pPr>
+        <w:rPr>
+          <w:sz w:val="28"/>
+          <w:szCs w:val="28"/>
+        </w:rPr>
+      </w:pPr>
+      <w:r>
+        <w:rPr>
+          <w:b/>
+          <w:bCs/>
+          <w:sz w:val="28"/>
+          <w:szCs w:val="28"/>
+        </w:rPr>
+        <w:lastRenderedPageBreak/>
+        <w:t>(STL Vectors)</w:t>
+      </w:r>
+    </w:p>
+    <w:p>
+      <w:pPr>
+        <w:numPr>
+          <w:ilvl w:val="0"/>
+          <w:numId w:val="15"/>
+        </w:numPr>
+        <w:rPr>
+          <w:sz w:val="28"/>
+          <w:szCs w:val="28"/>
+        </w:rPr>
+      </w:pPr>
+      <w:r>
+        <w:rPr>
+          <w:b/>
+          <w:bCs/>
+          <w:sz w:val="28"/>
+          <w:szCs w:val="28"/>
+        </w:rPr>
+        <w:t>Core Concept:</w:t>
+      </w:r>
+      <w:r>
+        <w:rPr>
+          <w:sz w:val="28"/>
+          <w:szCs w:val="28"/>
+        </w:rPr>
+        <w:t xml:space="preserve"> Leveraging the </w:t>
+      </w:r>
+      <w:proofErr w:type="gramStart"/>
+      <w:r>
+        <w:rPr>
+          <w:sz w:val="28"/>
+          <w:szCs w:val="28"/>
+        </w:rPr>
+        <w:t>std::</w:t>
+      </w:r>
+      <w:proofErr w:type="gramEnd"/>
+      <w:r>
+        <w:rPr>
+          <w:sz w:val="28"/>
+          <w:szCs w:val="28"/>
+        </w:rPr>
+        <w:t xml:space="preserve">vector container for dynamic data storage and applying the </w:t>
+      </w:r>
+      <w:proofErr w:type="gramStart"/>
+      <w:r>
+        <w:rPr>
+          <w:sz w:val="28"/>
+          <w:szCs w:val="28"/>
+        </w:rPr>
+        <w:t>std::</w:t>
+      </w:r>
+      <w:proofErr w:type="gramEnd"/>
+      <w:r>
+        <w:rPr>
+          <w:sz w:val="28"/>
+          <w:szCs w:val="28"/>
+        </w:rPr>
+        <w:t>sort algorithm with a custom comparator for specialized data organization.</w:t>
+      </w:r>
+    </w:p>
+    <w:p>
+      <w:pPr>
+        <w:rPr>
+          <w:sz w:val="28"/>
+          <w:szCs w:val="28"/>
+        </w:rPr>
+      </w:pPr>
+      <w:r>
+        <w:rPr>
+          <w:noProof/>
+          <w:sz w:val="28"/>
+          <w:szCs w:val="28"/>
+        </w:rPr>
+        <w:drawing>
+          <wp:inline distT="0" distB="0" distL="0" distR="0" wp14:anchorId="45FCE19D" wp14:editId="156EE8D9">
+            <wp:extent cx="5731510" cy="2958465"/>
+            <wp:effectExtent l="0" t="0" r="2540" b="0"/>
+            <wp:docPr id="1093516200" name="Picture 8"/>
+            <wp:cNvGraphicFramePr>
+              <a:graphicFrameLocks xmlns:a="http://schemas.openxmlformats.org/drawingml/2006/main" noChangeAspect="1"/>
+            </wp:cNvGraphicFramePr>
+            <a:graphic xmlns:a="http://schemas.openxmlformats.org/drawingml/2006/main">
+              <a:graphicData uri="http://schemas.openxmlformats.org/drawingml/2006/picture">
+                <pic:pic xmlns:pic="http://schemas.openxmlformats.org/drawingml/2006/picture">
+                  <pic:nvPicPr>
+                    <pic:cNvPr id="1093516200" name="Picture 1093516200"/>
+                    <pic:cNvPicPr/>
+                  </pic:nvPicPr>
+                  <pic:blipFill>
+                    <a:blip r:embed="rId27" cstate="print">
+                      <a:extLst>
+                        <a:ext uri="{28A0092B-C50C-407E-A947-70E740481C1C}">
+                          <a14:useLocalDpi xmlns:a14="http://schemas.microsoft.com/office/drawing/2010/main" val="0"/>
+                        </a:ext>
+                      </a:extLst>
+                    </a:blip>
+                    <a:stretch>
+                      <a:fillRect/>
+                    </a:stretch>
+                  </pic:blipFill>
+                  <pic:spPr>
+                    <a:xfrm>
+                      <a:off x="0" y="0"/>
+                      <a:ext cx="5731510" cy="2958465"/>
+                    </a:xfrm>
+                    <a:prstGeom prst="rect">
+                      <a:avLst/>
+                    </a:prstGeom>
+                  </pic:spPr>
+                </pic:pic>
+              </a:graphicData>
+            </a:graphic>
+          </wp:inline>
+        </w:drawing>
+      </w:r>
+    </w:p>
+    <w:p>
+      <w:pPr>
+        <w:rPr>
+          <w:sz w:val="28"/>
+          <w:szCs w:val="28"/>
+        </w:rPr>
+      </w:pPr>
+      <w:r>
+        <w:rPr>
+          <w:sz w:val="28"/>
+          <w:szCs w:val="28"/>
+        </w:rPr>
+        <w:pict w14:anchorId="7B868CA3">
+          <v:rect id="_x0000_i1086" style="width:0;height:1.5pt" o:hralign="center" o:hrstd="t" o:hr="t" fillcolor="#a0a0a0" stroked="f"/>
+        </w:pict>
+      </w:r>
+    </w:p>
+    <w:p>
+      <w:pPr>
+        <w:rPr>
+          <w:sz w:val="28"/>
+          <w:szCs w:val="28"/>
+        </w:rPr>
+      </w:pPr>
+      <w:r>
+        <w:rPr>
+          <w:b/>
+          <w:bCs/>
+          <w:sz w:val="28"/>
+          <w:szCs w:val="28"/>
+        </w:rPr>
+        <w:t>Topic 23: Custom Financial Guard</w:t>
+      </w:r>
+    </w:p>
+    <w:p>
+      <w:pPr>
+        <w:rPr>
+          <w:sz w:val="28"/>
+          <w:szCs w:val="28"/>
+        </w:rPr>
+      </w:pPr>
+      <w:r>
+        <w:rPr>
+          <w:b/>
+          <w:bCs/>
+          <w:sz w:val="28"/>
+          <w:szCs w:val="28"/>
+        </w:rPr>
+        <w:t>(Custom Exceptions)</w:t>
+      </w:r>
+    </w:p>
+    <w:p>
+      <w:pPr>
+        <w:numPr>
+          <w:ilvl w:val="0"/>
+          <w:numId w:val="16"/>
+        </w:numPr>
+        <w:rPr>
+          <w:sz w:val="28"/>
+          <w:szCs w:val="28"/>
+        </w:rPr>
+      </w:pPr>
+      <w:r>
+        <w:rPr>
+          <w:b/>
+          <w:bCs/>
+          <w:sz w:val="28"/>
+          <w:szCs w:val="28"/>
+        </w:rPr>
+        <w:t>Core Concept:</w:t>
+      </w:r>
+      <w:r>
+        <w:rPr>
+          <w:sz w:val="28"/>
+          <w:szCs w:val="28"/>
+        </w:rPr>
+        <w:t xml:space="preserve"> Defining a user-defined exception class by inheriting from </w:t>
+      </w:r>
+      <w:proofErr w:type="gramStart"/>
+      <w:r>
+        <w:rPr>
+          <w:sz w:val="28"/>
+          <w:szCs w:val="28"/>
+        </w:rPr>
+        <w:t>std::</w:t>
+      </w:r>
+      <w:proofErr w:type="gramEnd"/>
+      <w:r>
+        <w:rPr>
+          <w:sz w:val="28"/>
+          <w:szCs w:val="28"/>
+        </w:rPr>
+        <w:t>exception to handle specific business logic errors like "Insufficient Funds" in a controlled manner.</w:t>
+      </w:r>
+    </w:p>
+    <w:p>
+      <w:pPr>
+        <w:rPr>
+          <w:sz w:val="28"/>
+          <w:szCs w:val="28"/>
+        </w:rPr>
+      </w:pPr>
+      <w:r>
+        <w:rPr>
+          <w:noProof/>
+          <w:sz w:val="28"/>
+          <w:szCs w:val="28"/>
+        </w:rPr>
+        <w:lastRenderedPageBreak/>
+        <w:drawing>
+          <wp:inline distT="0" distB="0" distL="0" distR="0" wp14:anchorId="39A402C4" wp14:editId="602F6628">
+            <wp:extent cx="5731510" cy="2977515"/>
+            <wp:effectExtent l="0" t="0" r="2540" b="0"/>
+            <wp:docPr id="42006865" name="Picture 9"/>
+            <wp:cNvGraphicFramePr>
+              <a:graphicFrameLocks xmlns:a="http://schemas.openxmlformats.org/drawingml/2006/main" noChangeAspect="1"/>
+            </wp:cNvGraphicFramePr>
+            <a:graphic xmlns:a="http://schemas.openxmlformats.org/drawingml/2006/main">
+              <a:graphicData uri="http://schemas.openxmlformats.org/drawingml/2006/picture">
+                <pic:pic xmlns:pic="http://schemas.openxmlformats.org/drawingml/2006/picture">
+                  <pic:nvPicPr>
+                    <pic:cNvPr id="42006865" name="Picture 42006865"/>
+                    <pic:cNvPicPr/>
+                  </pic:nvPicPr>
+                  <pic:blipFill>
+                    <a:blip r:embed="rId28" cstate="print">
+                      <a:extLst>
+                        <a:ext uri="{28A0092B-C50C-407E-A947-70E740481C1C}">
+                          <a14:useLocalDpi xmlns:a14="http://schemas.microsoft.com/office/drawing/2010/main" val="0"/>
+                        </a:ext>
+                      </a:extLst>
+                    </a:blip>
+                    <a:stretch>
+                      <a:fillRect/>
+                    </a:stretch>
+                  </pic:blipFill>
+                  <pic:spPr>
+                    <a:xfrm>
+                      <a:off x="0" y="0"/>
+                      <a:ext cx="5731510" cy="2977515"/>
+                    </a:xfrm>
+                    <a:prstGeom prst="rect">
+                      <a:avLst/>
+                    </a:prstGeom>
+                  </pic:spPr>
+                </pic:pic>
+              </a:graphicData>
+            </a:graphic>
+          </wp:inline>
+        </w:drawing>
+      </w:r>
+    </w:p>
+    <w:p>
+      <w:pPr>
+        <w:rPr>
+          <w:sz w:val="28"/>
+          <w:szCs w:val="28"/>
+        </w:rPr>
+      </w:pPr>
+      <w:r>
+        <w:rPr>
+          <w:sz w:val="28"/>
+          <w:szCs w:val="28"/>
+        </w:rPr>
+        <w:pict w14:anchorId="73CE4093">
+          <v:rect id="_x0000_i1087" style="width:0;height:1.5pt" o:hralign="center" o:hrstd="t" o:hr="t" fillcolor="#a0a0a0" stroked="f"/>
+        </w:pict>
+      </w:r>
+    </w:p>
+    <w:p>
+      <w:pPr>
+        <w:rPr>
+          <w:sz w:val="28"/>
+          <w:szCs w:val="28"/>
+        </w:rPr>
+      </w:pPr>
+      <w:r>
+        <w:rPr>
+          <w:b/>
+          <w:bCs/>
+          <w:sz w:val="28"/>
+          <w:szCs w:val="28"/>
+        </w:rPr>
+        <w:t>Topic 24: Generic Data Stack</w:t>
+      </w:r>
+    </w:p>
+    <w:p>
+      <w:pPr>
+        <w:rPr>
+          <w:sz w:val="28"/>
+          <w:szCs w:val="28"/>
+        </w:rPr>
+      </w:pPr>
+      <w:r>
+        <w:rPr>
+          <w:b/>
+          <w:bCs/>
+          <w:sz w:val="28"/>
+          <w:szCs w:val="28"/>
+        </w:rPr>
+        <w:t>(Class Templates + STL)</w:t>
+      </w:r>
+    </w:p>
+    <w:p>
+      <w:pPr>
+        <w:numPr>
+          <w:ilvl w:val="0"/>
+          <w:numId w:val="17"/>
+        </w:numPr>
+        <w:rPr>
+          <w:sz w:val="28"/>
+          <w:szCs w:val="28"/>
+        </w:rPr>
+      </w:pPr>
+      <w:r>
+        <w:rPr>
+          <w:b/>
+          <w:bCs/>
+          <w:sz w:val="28"/>
+          <w:szCs w:val="28"/>
+        </w:rPr>
+        <w:t>Core Concept:</w:t>
+      </w:r>
+      <w:r>
+        <w:rPr>
+          <w:sz w:val="28"/>
+          <w:szCs w:val="28"/>
+        </w:rPr>
+        <w:t xml:space="preserve"> Combining class templates with STL containers to create a reusable, type-independent data structure that follows Last-In-First-Out (LIFO) principles.</w:t>
+      </w:r>
+    </w:p>
+    <w:p>
+      <w:pPr>
+        <w:rPr>
+          <w:sz w:val="28"/>
+          <w:szCs w:val="28"/>
+        </w:rPr>
+      </w:pPr>
+      <w:r>
+        <w:rPr>
+          <w:noProof/>
+          <w:sz w:val="28"/>
+          <w:szCs w:val="28"/>
+        </w:rPr>
+        <w:drawing>
+          <wp:inline distT="0" distB="0" distL="0" distR="0" wp14:anchorId="3D00B849" wp14:editId="14A6DB15">
+            <wp:extent cx="5731510" cy="2948940"/>
+            <wp:effectExtent l="0" t="0" r="2540" b="3810"/>
+            <wp:docPr id="2076213831" name="Picture 10"/>
+            <wp:cNvGraphicFramePr>
+              <a:graphicFrameLocks xmlns:a="http://schemas.openxmlformats.org/drawingml/2006/main" noChangeAspect="1"/>
+            </wp:cNvGraphicFramePr>
+            <a:graphic xmlns:a="http://schemas.openxmlformats.org/drawingml/2006/main">
+              <a:graphicData uri="http://schemas.openxmlformats.org/drawingml/2006/picture">
+                <pic:pic xmlns:pic="http://schemas.openxmlformats.org/drawingml/2006/picture">
+                  <pic:nvPicPr>
+                    <pic:cNvPr id="2076213831" name="Picture 2076213831"/>
+                    <pic:cNvPicPr/>
+                  </pic:nvPicPr>
+                  <pic:blipFill>
+                    <a:blip r:embed="rId29" cstate="print">
+                      <a:extLst>
+                        <a:ext uri="{28A0092B-C50C-407E-A947-70E740481C1C}">
+                          <a14:useLocalDpi xmlns:a14="http://schemas.microsoft.com/office/drawing/2010/main" val="0"/>
+                        </a:ext>
+                      </a:extLst>
+                    </a:blip>
+                    <a:stretch>
+                      <a:fillRect/>
+                    </a:stretch>
+                  </pic:blipFill>
+                  <pic:spPr>
+                    <a:xfrm>
+                      <a:off x="0" y="0"/>
+                      <a:ext cx="5731510" cy="2948940"/>
+                    </a:xfrm>
+                    <a:prstGeom prst="rect">
+                      <a:avLst/>
+                    </a:prstGeom>
+                  </pic:spPr>
+                </pic:pic>
+              </a:graphicData>
+            </a:graphic>
+          </wp:inline>
+        </w:drawing>
+      </w:r>
+    </w:p>
+    <w:p>
+      <w:pPr>
+        <w:rPr>
+          <w:b/>
+          <w:bCs/>
+          <w:sz w:val="28"/>
+          <w:szCs w:val="28"/>
+        </w:rPr>
+      </w:pPr>
+    </w:p>
+    <w:p>
+      <w:pPr>
+        <w:rPr>
+          <w:b/>
+          <w:bCs/>
+          <w:sz w:val="28"/>
+          <w:szCs w:val="28"/>
+        </w:rPr>
+      </w:pPr>
+    </w:p>
+    <w:p>
+      <w:pPr>
+        <w:rPr>
+          <w:sz w:val="28"/>
+          <w:szCs w:val="28"/>
+        </w:rPr>
+      </w:pPr>
+      <w:r>
+        <w:rPr>
+          <w:b/>
+          <w:bCs/>
+          <w:sz w:val="28"/>
+          <w:szCs w:val="28"/>
+        </w:rPr>
+        <w:lastRenderedPageBreak/>
+        <w:t>Topic 25: Secure Data Access</w:t>
+      </w:r>
+    </w:p>
+    <w:p>
+      <w:pPr>
+        <w:rPr>
+          <w:sz w:val="28"/>
+          <w:szCs w:val="28"/>
+        </w:rPr>
+      </w:pPr>
+      <w:r>
+        <w:rPr>
+          <w:b/>
+          <w:bCs/>
+          <w:sz w:val="28"/>
+          <w:szCs w:val="28"/>
+        </w:rPr>
+        <w:t>(Friend Classes)</w:t>
+      </w:r>
+    </w:p>
+    <w:p>
+      <w:pPr>
+        <w:numPr>
+          <w:ilvl w:val="0"/>
+          <w:numId w:val="18"/>
+        </w:numPr>
+        <w:rPr>
+          <w:sz w:val="28"/>
+          <w:szCs w:val="28"/>
+        </w:rPr>
+      </w:pPr>
+      <w:r>
+        <w:rPr>
+          <w:b/>
+          <w:bCs/>
+          <w:sz w:val="28"/>
+          <w:szCs w:val="28"/>
+        </w:rPr>
+        <w:t>Core Concept:</w:t>
+      </w:r>
+      <w:r>
+        <w:rPr>
+          <w:sz w:val="28"/>
+          <w:szCs w:val="28"/>
+        </w:rPr>
+        <w:t xml:space="preserve"> Granting one class access to the private members of another class to simulate a "Master Key" or "Admin" system without breaking general encapsulation.</w:t>
+      </w:r>
+    </w:p>
+    <w:p>
+      <w:pPr>
+        <w:rPr>
+          <w:sz w:val="28"/>
+          <w:szCs w:val="28"/>
+        </w:rPr>
+      </w:pPr>
+      <w:r>
+        <w:rPr>
+          <w:noProof/>
+          <w:sz w:val="28"/>
+          <w:szCs w:val="28"/>
+        </w:rPr>
+        <w:drawing>
+          <wp:inline distT="0" distB="0" distL="0" distR="0" wp14:anchorId="21206B84" wp14:editId="09EA163D">
+            <wp:extent cx="5731510" cy="2985770"/>
+            <wp:effectExtent l="0" t="0" r="2540" b="5080"/>
+            <wp:docPr id="439061604" name="Picture 11"/>
+            <wp:cNvGraphicFramePr>
+              <a:graphicFrameLocks xmlns:a="http://schemas.openxmlformats.org/drawingml/2006/main" noChangeAspect="1"/>
+            </wp:cNvGraphicFramePr>
+            <a:graphic xmlns:a="http://schemas.openxmlformats.org/drawingml/2006/main">
+              <a:graphicData uri="http://schemas.openxmlformats.org/drawingml/2006/picture">
+                <pic:pic xmlns:pic="http://schemas.openxmlformats.org/drawingml/2006/picture">
+                  <pic:nvPicPr>
+                    <pic:cNvPr id="439061604" name="Picture 439061604"/>
+                    <pic:cNvPicPr/>
+                  </pic:nvPicPr>
+                  <pic:blipFill>
+                    <a:blip r:embed="rId30" cstate="print">
+                      <a:extLst>
+                        <a:ext uri="{28A0092B-C50C-407E-A947-70E740481C1C}">
+                          <a14:useLocalDpi xmlns:a14="http://schemas.microsoft.com/office/drawing/2010/main" val="0"/>
+                        </a:ext>
+                      </a:extLst>
+                    </a:blip>
+                    <a:stretch>
+                      <a:fillRect/>
+                    </a:stretch>
+                  </pic:blipFill>
+                  <pic:spPr>
+                    <a:xfrm>
+                      <a:off x="0" y="0"/>
+                      <a:ext cx="5731510" cy="2985770"/>
+                    </a:xfrm>
+                    <a:prstGeom prst="rect">
+                      <a:avLst/>
+                    </a:prstGeom>
+                  </pic:spPr>
+                </pic:pic>
+              </a:graphicData>
+            </a:graphic>
+          </wp:inline>
+        </w:drawing>
+      </w:r>
+    </w:p>
+    <w:p>
+      <w:pPr>
+        <w:rPr>
+          <w:sz w:val="28"/>
+          <w:szCs w:val="28"/>
+        </w:rPr>
+      </w:pPr>
+      <w:r>
+        <w:rPr>
+          <w:sz w:val="28"/>
+          <w:szCs w:val="28"/>
+        </w:rPr>
+        <w:pict w14:anchorId="29936B95">
+          <v:rect id="_x0000_i1136" style="width:0;height:1.5pt" o:hralign="center" o:hrstd="t" o:hr="t" fillcolor="#a0a0a0" stroked="f"/>
+        </w:pict>
+      </w:r>
+    </w:p>
+    <w:p>
+      <w:pPr>
+        <w:rPr>
+          <w:sz w:val="28"/>
+          <w:szCs w:val="28"/>
+        </w:rPr>
+      </w:pPr>
+      <w:r>
+        <w:rPr>
+          <w:b/>
+          <w:bCs/>
+          <w:sz w:val="28"/>
+          <w:szCs w:val="28"/>
+        </w:rPr>
+        <w:t>Topic 26: Hybrid Student Profile</w:t>
+      </w:r>
+    </w:p>
+    <w:p>
+      <w:pPr>
+        <w:rPr>
+          <w:sz w:val="28"/>
+          <w:szCs w:val="28"/>
+        </w:rPr>
+      </w:pPr>
+      <w:r>
+        <w:rPr>
+          <w:b/>
+          <w:bCs/>
+          <w:sz w:val="28"/>
+          <w:szCs w:val="28"/>
+        </w:rPr>
+        <w:t>(Multiple Inheritance)</w:t>
+      </w:r>
+    </w:p>
+    <w:p>
+      <w:pPr>
+        <w:numPr>
+          <w:ilvl w:val="0"/>
+          <w:numId w:val="19"/>
+        </w:numPr>
+        <w:rPr>
+          <w:sz w:val="28"/>
+          <w:szCs w:val="28"/>
+        </w:rPr>
+      </w:pPr>
+      <w:r>
+        <w:rPr>
+          <w:b/>
+          <w:bCs/>
+          <w:sz w:val="28"/>
+          <w:szCs w:val="28"/>
+        </w:rPr>
+        <w:t>Core Concept:</w:t>
+      </w:r>
+      <w:r>
+        <w:rPr>
+          <w:sz w:val="28"/>
+          <w:szCs w:val="28"/>
+        </w:rPr>
+        <w:t xml:space="preserve"> Deriving a single class from two separate base classes (e.g., </w:t>
+      </w:r>
+      <w:proofErr w:type="spellStart"/>
+      <w:r>
+        <w:rPr>
+          <w:sz w:val="28"/>
+          <w:szCs w:val="28"/>
+        </w:rPr>
+        <w:t>AcademicRecord</w:t>
+      </w:r>
+      <w:proofErr w:type="spellEnd"/>
+      <w:r>
+        <w:rPr>
+          <w:sz w:val="28"/>
+          <w:szCs w:val="28"/>
+        </w:rPr>
+        <w:t xml:space="preserve"> and </w:t>
+      </w:r>
+      <w:proofErr w:type="spellStart"/>
+      <w:r>
+        <w:rPr>
+          <w:sz w:val="28"/>
+          <w:szCs w:val="28"/>
+        </w:rPr>
+        <w:t>SportsRecord</w:t>
+      </w:r>
+      <w:proofErr w:type="spellEnd"/>
+      <w:r>
+        <w:rPr>
+          <w:sz w:val="28"/>
+          <w:szCs w:val="28"/>
+        </w:rPr>
+        <w:t>) to aggregate different datasets into one comprehensive object.</w:t>
+      </w:r>
+    </w:p>
+    <w:p>
+      <w:pPr>
+        <w:rPr>
+          <w:sz w:val="28"/>
+          <w:szCs w:val="28"/>
+        </w:rPr>
+      </w:pPr>
+      <w:r>
+        <w:rPr>
+          <w:noProof/>
+          <w:sz w:val="28"/>
+          <w:szCs w:val="28"/>
+        </w:rPr>
+        <w:lastRenderedPageBreak/>
+        <w:drawing>
+          <wp:inline distT="0" distB="0" distL="0" distR="0" wp14:anchorId="766271A5" wp14:editId="0C4338E3">
+            <wp:extent cx="5731510" cy="2964180"/>
+            <wp:effectExtent l="0" t="0" r="2540" b="7620"/>
+            <wp:docPr id="1732057450" name="Picture 12"/>
+            <wp:cNvGraphicFramePr>
+              <a:graphicFrameLocks xmlns:a="http://schemas.openxmlformats.org/drawingml/2006/main" noChangeAspect="1"/>
+            </wp:cNvGraphicFramePr>
+            <a:graphic xmlns:a="http://schemas.openxmlformats.org/drawingml/2006/main">
+              <a:graphicData uri="http://schemas.openxmlformats.org/drawingml/2006/picture">
+                <pic:pic xmlns:pic="http://schemas.openxmlformats.org/drawingml/2006/picture">
+                  <pic:nvPicPr>
+                    <pic:cNvPr id="1732057450" name="Picture 1732057450"/>
+                    <pic:cNvPicPr/>
+                  </pic:nvPicPr>
+                  <pic:blipFill>
+                    <a:blip r:embed="rId31" cstate="print">
+                      <a:extLst>
+                        <a:ext uri="{28A0092B-C50C-407E-A947-70E740481C1C}">
+                          <a14:useLocalDpi xmlns:a14="http://schemas.microsoft.com/office/drawing/2010/main" val="0"/>
+                        </a:ext>
+                      </a:extLst>
+                    </a:blip>
+                    <a:stretch>
+                      <a:fillRect/>
+                    </a:stretch>
+                  </pic:blipFill>
+                  <pic:spPr>
+                    <a:xfrm>
+                      <a:off x="0" y="0"/>
+                      <a:ext cx="5731510" cy="2964180"/>
+                    </a:xfrm>
+                    <a:prstGeom prst="rect">
+                      <a:avLst/>
+                    </a:prstGeom>
+                  </pic:spPr>
+                </pic:pic>
+              </a:graphicData>
+            </a:graphic>
+          </wp:inline>
+        </w:drawing>
+      </w:r>
+    </w:p>
+    <w:p>
+      <w:pPr>
+        <w:rPr>
+          <w:sz w:val="28"/>
+          <w:szCs w:val="28"/>
+        </w:rPr>
+      </w:pPr>
+      <w:r>
+        <w:rPr>
+          <w:sz w:val="28"/>
+          <w:szCs w:val="28"/>
+        </w:rPr>
+        <w:pict w14:anchorId="17930BC6">
+          <v:rect id="_x0000_i1137" style="width:0;height:1.5pt" o:hralign="center" o:hrstd="t" o:hr="t" fillcolor="#a0a0a0" stroked="f"/>
+        </w:pict>
+      </w:r>
+    </w:p>
+    <w:p>
+      <w:pPr>
+        <w:rPr>
+          <w:sz w:val="28"/>
+          <w:szCs w:val="28"/>
+        </w:rPr>
+      </w:pPr>
+      <w:r>
+        <w:rPr>
+          <w:b/>
+          <w:bCs/>
+          <w:sz w:val="28"/>
+          <w:szCs w:val="28"/>
+        </w:rPr>
+        <w:t>Topic 27: Dynamic List Merger</w:t>
+      </w:r>
+    </w:p>
+    <w:p>
+      <w:pPr>
+        <w:rPr>
+          <w:sz w:val="28"/>
+          <w:szCs w:val="28"/>
+        </w:rPr>
+      </w:pPr>
+      <w:r>
+        <w:rPr>
+          <w:b/>
+          <w:bCs/>
+          <w:sz w:val="28"/>
+          <w:szCs w:val="28"/>
+        </w:rPr>
+        <w:t>(STL Lists)</w:t>
+      </w:r>
+    </w:p>
+    <w:p>
+      <w:pPr>
+        <w:numPr>
+          <w:ilvl w:val="0"/>
+          <w:numId w:val="20"/>
+        </w:numPr>
+        <w:rPr>
+          <w:sz w:val="28"/>
+          <w:szCs w:val="28"/>
+        </w:rPr>
+      </w:pPr>
+      <w:r>
+        <w:rPr>
+          <w:b/>
+          <w:bCs/>
+          <w:sz w:val="28"/>
+          <w:szCs w:val="28"/>
+        </w:rPr>
+        <w:t>Core Concept:</w:t>
+      </w:r>
+      <w:r>
+        <w:rPr>
+          <w:sz w:val="28"/>
+          <w:szCs w:val="28"/>
+        </w:rPr>
+        <w:t xml:space="preserve"> Utilizing </w:t>
+      </w:r>
+      <w:proofErr w:type="gramStart"/>
+      <w:r>
+        <w:rPr>
+          <w:sz w:val="28"/>
+          <w:szCs w:val="28"/>
+        </w:rPr>
+        <w:t>std::</w:t>
+      </w:r>
+      <w:proofErr w:type="gramEnd"/>
+      <w:r>
+        <w:rPr>
+          <w:sz w:val="28"/>
+          <w:szCs w:val="28"/>
+        </w:rPr>
+        <w:t xml:space="preserve">list for efficient insertion and deletion, and applying the </w:t>
+      </w:r>
+      <w:proofErr w:type="gramStart"/>
+      <w:r>
+        <w:rPr>
+          <w:sz w:val="28"/>
+          <w:szCs w:val="28"/>
+        </w:rPr>
+        <w:t>merge(</w:t>
+      </w:r>
+      <w:proofErr w:type="gramEnd"/>
+      <w:r>
+        <w:rPr>
+          <w:sz w:val="28"/>
+          <w:szCs w:val="28"/>
+        </w:rPr>
+        <w:t>) function to combine two sorted sequences into a single linked structure.</w:t>
+      </w:r>
+    </w:p>
+    <w:p>
+      <w:pPr>
+        <w:rPr>
+          <w:sz w:val="28"/>
+          <w:szCs w:val="28"/>
+        </w:rPr>
+      </w:pPr>
+      <w:r>
+        <w:rPr>
+          <w:noProof/>
+          <w:sz w:val="28"/>
+          <w:szCs w:val="28"/>
+        </w:rPr>
+        <w:drawing>
+          <wp:inline distT="0" distB="0" distL="0" distR="0" wp14:anchorId="1FC0C57B" wp14:editId="655F18B1">
+            <wp:extent cx="5731510" cy="2942590"/>
+            <wp:effectExtent l="0" t="0" r="2540" b="0"/>
+            <wp:docPr id="295481934" name="Picture 13"/>
+            <wp:cNvGraphicFramePr>
+              <a:graphicFrameLocks xmlns:a="http://schemas.openxmlformats.org/drawingml/2006/main" noChangeAspect="1"/>
+            </wp:cNvGraphicFramePr>
+            <a:graphic xmlns:a="http://schemas.openxmlformats.org/drawingml/2006/main">
+              <a:graphicData uri="http://schemas.openxmlformats.org/drawingml/2006/picture">
+                <pic:pic xmlns:pic="http://schemas.openxmlformats.org/drawingml/2006/picture">
+                  <pic:nvPicPr>
+                    <pic:cNvPr id="295481934" name="Picture 295481934"/>
+                    <pic:cNvPicPr/>
+                  </pic:nvPicPr>
+                  <pic:blipFill>
+                    <a:blip r:embed="rId32" cstate="print">
+                      <a:extLst>
+                        <a:ext uri="{28A0092B-C50C-407E-A947-70E740481C1C}">
+                          <a14:useLocalDpi xmlns:a14="http://schemas.microsoft.com/office/drawing/2010/main" val="0"/>
+                        </a:ext>
+                      </a:extLst>
+                    </a:blip>
+                    <a:stretch>
+                      <a:fillRect/>
+                    </a:stretch>
+                  </pic:blipFill>
+                  <pic:spPr>
+                    <a:xfrm>
+                      <a:off x="0" y="0"/>
+                      <a:ext cx="5731510" cy="2942590"/>
+                    </a:xfrm>
+                    <a:prstGeom prst="rect">
+                      <a:avLst/>
+                    </a:prstGeom>
+                  </pic:spPr>
+                </pic:pic>
+              </a:graphicData>
+            </a:graphic>
+          </wp:inline>
+        </w:drawing>
+      </w:r>
+    </w:p>
+    <w:p>
+      <w:pPr>
+        <w:rPr>
+          <w:sz w:val="28"/>
+          <w:szCs w:val="28"/>
+        </w:rPr>
+      </w:pPr>
+      <w:r>
+        <w:rPr>
+          <w:sz w:val="28"/>
+          <w:szCs w:val="28"/>
+        </w:rPr>
+        <w:pict w14:anchorId="7F3759D5">
+          <v:rect id="_x0000_i1138" style="width:0;height:1.5pt" o:hralign="center" o:hrstd="t" o:hr="t" fillcolor="#a0a0a0" stroked="f"/>
+        </w:pict>
+      </w:r>
+    </w:p>
+    <w:p>
+      <w:pPr>
+        <w:rPr>
+          <w:b/>
+          <w:bCs/>
+          <w:sz w:val="28"/>
+          <w:szCs w:val="28"/>
+        </w:rPr>
+      </w:pPr>
+    </w:p>
+    <w:p>
+      <w:pPr>
+        <w:rPr>
+          <w:sz w:val="28"/>
+          <w:szCs w:val="28"/>
+        </w:rPr>
+      </w:pPr>
+      <w:r>
+        <w:rPr>
+          <w:b/>
+          <w:bCs/>
+          <w:sz w:val="28"/>
+          <w:szCs w:val="28"/>
+        </w:rPr>
+        <w:lastRenderedPageBreak/>
+        <w:t>Topic 28: Word Frequency Analyzer</w:t>
+      </w:r>
+    </w:p>
+    <w:p>
+      <w:pPr>
+        <w:rPr>
+          <w:sz w:val="28"/>
+          <w:szCs w:val="28"/>
+        </w:rPr>
+      </w:pPr>
+      <w:r>
+        <w:rPr>
+          <w:b/>
+          <w:bCs/>
+          <w:sz w:val="28"/>
+          <w:szCs w:val="28"/>
+        </w:rPr>
+        <w:t>(STL Maps)</w:t>
+      </w:r>
+    </w:p>
+    <w:p>
+      <w:pPr>
+        <w:numPr>
+          <w:ilvl w:val="0"/>
+          <w:numId w:val="21"/>
+        </w:numPr>
+        <w:rPr>
+          <w:sz w:val="28"/>
+          <w:szCs w:val="28"/>
+        </w:rPr>
+      </w:pPr>
+      <w:r>
+        <w:rPr>
+          <w:b/>
+          <w:bCs/>
+          <w:sz w:val="28"/>
+          <w:szCs w:val="28"/>
+        </w:rPr>
+        <w:t>Core Concept:</w:t>
+      </w:r>
+      <w:r>
+        <w:rPr>
+          <w:sz w:val="28"/>
+          <w:szCs w:val="28"/>
+        </w:rPr>
+        <w:t xml:space="preserve"> Implementing an associative container (</w:t>
+      </w:r>
+      <w:proofErr w:type="gramStart"/>
+      <w:r>
+        <w:rPr>
+          <w:sz w:val="28"/>
+          <w:szCs w:val="28"/>
+        </w:rPr>
+        <w:t>std::</w:t>
+      </w:r>
+      <w:proofErr w:type="gramEnd"/>
+      <w:r>
+        <w:rPr>
+          <w:sz w:val="28"/>
+          <w:szCs w:val="28"/>
+        </w:rPr>
+        <w:t>map) to store unique keys and their occurrence counts, perfect for processing text data or logs.</w:t>
+      </w:r>
+    </w:p>
+    <w:p>
+      <w:pPr>
+        <w:rPr>
+          <w:sz w:val="28"/>
+          <w:szCs w:val="28"/>
+        </w:rPr>
+      </w:pPr>
+      <w:r>
+        <w:rPr>
+          <w:noProof/>
+          <w:sz w:val="28"/>
+          <w:szCs w:val="28"/>
+        </w:rPr>
+        <w:drawing>
+          <wp:inline distT="0" distB="0" distL="0" distR="0" wp14:anchorId="431E9422" wp14:editId="0C063655">
+            <wp:extent cx="5731510" cy="2969260"/>
+            <wp:effectExtent l="0" t="0" r="2540" b="2540"/>
+            <wp:docPr id="1042369857" name="Picture 14"/>
+            <wp:cNvGraphicFramePr>
+              <a:graphicFrameLocks xmlns:a="http://schemas.openxmlformats.org/drawingml/2006/main" noChangeAspect="1"/>
+            </wp:cNvGraphicFramePr>
+            <a:graphic xmlns:a="http://schemas.openxmlformats.org/drawingml/2006/main">
+              <a:graphicData uri="http://schemas.openxmlformats.org/drawingml/2006/picture">
+                <pic:pic xmlns:pic="http://schemas.openxmlformats.org/drawingml/2006/picture">
+                  <pic:nvPicPr>
+                    <pic:cNvPr id="1042369857" name="Picture 1042369857"/>
+                    <pic:cNvPicPr/>
+                  </pic:nvPicPr>
+                  <pic:blipFill>
+                    <a:blip r:embed="rId33" cstate="print">
+                      <a:extLst>
+                        <a:ext uri="{28A0092B-C50C-407E-A947-70E740481C1C}">
+                          <a14:useLocalDpi xmlns:a14="http://schemas.microsoft.com/office/drawing/2010/main" val="0"/>
+                        </a:ext>
+                      </a:extLst>
+                    </a:blip>
+                    <a:stretch>
+                      <a:fillRect/>
+                    </a:stretch>
+                  </pic:blipFill>
+                  <pic:spPr>
+                    <a:xfrm>
+                      <a:off x="0" y="0"/>
+                      <a:ext cx="5731510" cy="2969260"/>
+                    </a:xfrm>
+                    <a:prstGeom prst="rect">
+                      <a:avLst/>
+                    </a:prstGeom>
+                  </pic:spPr>
+                </pic:pic>
+              </a:graphicData>
+            </a:graphic>
+          </wp:inline>
+        </w:drawing>
+      </w:r>
+    </w:p>
+    <w:p>
+      <w:pPr>
+        <w:numPr>
+          <w:ilvl w:val="0"/>
+          <w:numId w:val="21"/>
+        </w:numPr>
+        <w:rPr>
+          <w:sz w:val="28"/>
+          <w:szCs w:val="28"/>
+        </w:rPr>
+      </w:pPr>
+      <w:r>
+        <w:rPr>
+          <w:sz w:val="28"/>
+          <w:szCs w:val="28"/>
+        </w:rPr>
+        <w:pict w14:anchorId="097E3558">
+          <v:rect id="_x0000_i1139" style="width:0;height:1.5pt" o:hralign="center" o:hrstd="t" o:hr="t" fillcolor="#a0a0a0" stroked="f"/>
+        </w:pict>
+      </w:r>
+    </w:p>
+    <w:p>
+      <w:pPr>
+        <w:rPr>
+          <w:b/>
+          <w:bCs/>
+          <w:sz w:val="28"/>
+          <w:szCs w:val="28"/>
+        </w:rPr>
+      </w:pPr>
+    </w:p>
+    <w:p>
+      <w:pPr>
+        <w:rPr>
+          <w:b/>
+          <w:bCs/>
+          <w:sz w:val="28"/>
+          <w:szCs w:val="28"/>
+        </w:rPr>
+      </w:pPr>
+    </w:p>
+    <w:p>
+      <w:pPr>
+        <w:rPr>
+          <w:b/>
+          <w:bCs/>
+          <w:sz w:val="28"/>
+          <w:szCs w:val="28"/>
+        </w:rPr>
+      </w:pPr>
+    </w:p>
+    <w:p>
+      <w:pPr>
+        <w:rPr>
+          <w:b/>
+          <w:bCs/>
+          <w:sz w:val="28"/>
+          <w:szCs w:val="28"/>
+        </w:rPr>
+      </w:pPr>
+    </w:p>
+    <w:p>
+      <w:pPr>
+        <w:rPr>
+          <w:b/>
+          <w:bCs/>
+          <w:sz w:val="28"/>
+          <w:szCs w:val="28"/>
+        </w:rPr>
+      </w:pPr>
+    </w:p>
+    <w:p>
+      <w:pPr>
+        <w:rPr>
+          <w:b/>
+          <w:bCs/>
+          <w:sz w:val="28"/>
+          <w:szCs w:val="28"/>
+        </w:rPr>
+      </w:pPr>
+    </w:p>
+    <w:p>
+      <w:pPr>
+        <w:rPr>
+          <w:b/>
+          <w:bCs/>
+          <w:sz w:val="28"/>
+          <w:szCs w:val="28"/>
+        </w:rPr>
+      </w:pPr>
+    </w:p>
+    <w:p>
+      <w:pPr>
+        <w:rPr>
+          <w:b/>
+          <w:bCs/>
+          <w:sz w:val="28"/>
+          <w:szCs w:val="28"/>
+        </w:rPr>
+      </w:pPr>
+    </w:p>
+    <w:p>
+      <w:pPr>
+        <w:rPr>
+          <w:b/>
+          <w:bCs/>
+          <w:sz w:val="28"/>
+          <w:szCs w:val="28"/>
+        </w:rPr>
+      </w:pPr>
+    </w:p>
+    <w:p>
+      <w:pPr>
+        <w:rPr>
+          <w:b/>
+          <w:bCs/>
+          <w:sz w:val="28"/>
+          <w:szCs w:val="28"/>
+        </w:rPr>
+      </w:pPr>
+    </w:p>
+    <w:p>
+      <w:pPr>
+        <w:rPr>
+          <w:b/>
+          <w:bCs/>
+          <w:sz w:val="28"/>
+          <w:szCs w:val="28"/>
+        </w:rPr>
+      </w:pPr>
+    </w:p>
+    <w:p>
+      <w:pPr>
+        <w:rPr>
+          <w:sz w:val="28"/>
+          <w:szCs w:val="28"/>
+        </w:rPr>
+      </w:pPr>
+      <w:r>
+        <w:rPr>
+          <w:b/>
+          <w:bCs/>
+          <w:sz w:val="28"/>
+          <w:szCs w:val="28"/>
+        </w:rPr>
+        <w:lastRenderedPageBreak/>
+        <w:t>Topic 29: Shape Interface Implementation</w:t>
+      </w:r>
+    </w:p>
+    <w:p>
+      <w:pPr>
+        <w:rPr>
+          <w:sz w:val="28"/>
+          <w:szCs w:val="28"/>
+        </w:rPr>
+      </w:pPr>
+      <w:r>
+        <w:rPr>
+          <w:b/>
+          <w:bCs/>
+          <w:sz w:val="28"/>
+          <w:szCs w:val="28"/>
+        </w:rPr>
+        <w:t>(Pure Virtual Functions)</w:t>
+      </w:r>
+    </w:p>
+    <w:p>
+      <w:pPr>
+        <w:numPr>
+          <w:ilvl w:val="0"/>
+          <w:numId w:val="22"/>
+        </w:numPr>
+        <w:rPr>
+          <w:sz w:val="28"/>
+          <w:szCs w:val="28"/>
+        </w:rPr>
+      </w:pPr>
+      <w:r>
+        <w:rPr>
+          <w:b/>
+          <w:bCs/>
+          <w:sz w:val="28"/>
+          <w:szCs w:val="28"/>
+        </w:rPr>
+        <w:t>Core Concept:</w:t>
+      </w:r>
+      <w:r>
+        <w:rPr>
+          <w:sz w:val="28"/>
+          <w:szCs w:val="28"/>
+        </w:rPr>
+        <w:t xml:space="preserve"> Creating an abstract base class that acts as a strict blueprint, forcing all derived classes to implement specific logic (like </w:t>
+      </w:r>
+      <w:proofErr w:type="spellStart"/>
+      <w:r>
+        <w:rPr>
+          <w:sz w:val="28"/>
+          <w:szCs w:val="28"/>
+        </w:rPr>
+        <w:t>calculateArea</w:t>
+      </w:r>
+      <w:proofErr w:type="spellEnd"/>
+      <w:r>
+        <w:rPr>
+          <w:sz w:val="28"/>
+          <w:szCs w:val="28"/>
+        </w:rPr>
+        <w:t>) before they can be instantiated.</w:t>
+      </w:r>
+    </w:p>
+    <w:p>
+      <w:pPr>
+        <w:rPr>
+          <w:sz w:val="28"/>
+          <w:szCs w:val="28"/>
+        </w:rPr>
+      </w:pPr>
+      <w:r>
+        <w:rPr>
+          <w:noProof/>
+          <w:sz w:val="28"/>
+          <w:szCs w:val="28"/>
+        </w:rPr>
+        <w:drawing>
+          <wp:inline distT="0" distB="0" distL="0" distR="0" wp14:anchorId="2DE175FE" wp14:editId="21D1E335">
+            <wp:extent cx="5731510" cy="2963545"/>
+            <wp:effectExtent l="0" t="0" r="2540" b="8255"/>
+            <wp:docPr id="110801239" name="Picture 15"/>
+            <wp:cNvGraphicFramePr>
+              <a:graphicFrameLocks xmlns:a="http://schemas.openxmlformats.org/drawingml/2006/main" noChangeAspect="1"/>
+            </wp:cNvGraphicFramePr>
+            <a:graphic xmlns:a="http://schemas.openxmlformats.org/drawingml/2006/main">
+              <a:graphicData uri="http://schemas.openxmlformats.org/drawingml/2006/picture">
+                <pic:pic xmlns:pic="http://schemas.openxmlformats.org/drawingml/2006/picture">
+                  <pic:nvPicPr>
+                    <pic:cNvPr id="110801239" name="Picture 110801239"/>
+                    <pic:cNvPicPr/>
+                  </pic:nvPicPr>
+                  <pic:blipFill>
+                    <a:blip r:embed="rId34" cstate="print">
+                      <a:extLst>
+                        <a:ext uri="{28A0092B-C50C-407E-A947-70E740481C1C}">
+                          <a14:useLocalDpi xmlns:a14="http://schemas.microsoft.com/office/drawing/2010/main" val="0"/>
+                        </a:ext>
+                      </a:extLst>
+                    </a:blip>
+                    <a:stretch>
+                      <a:fillRect/>
+                    </a:stretch>
+                  </pic:blipFill>
+                  <pic:spPr>
+                    <a:xfrm>
+                      <a:off x="0" y="0"/>
+                      <a:ext cx="5731510" cy="2963545"/>
+                    </a:xfrm>
+                    <a:prstGeom prst="rect">
+                      <a:avLst/>
+                    </a:prstGeom>
+                  </pic:spPr>
+                </pic:pic>
+              </a:graphicData>
+            </a:graphic>
+          </wp:inline>
+        </w:drawing>
+      </w:r>
+    </w:p>
+    <w:p>
+      <w:pPr>
+        <w:rPr>
+          <w:sz w:val="28"/>
+          <w:szCs w:val="28"/>
+        </w:rPr>
+      </w:pPr>
+      <w:r>
+        <w:rPr>
+          <w:sz w:val="28"/>
+          <w:szCs w:val="28"/>
+        </w:rPr>
+        <w:pict w14:anchorId="49D13946">
+          <v:rect id="_x0000_i1140" style="width:0;height:1.5pt" o:hralign="center" o:hrstd="t" o:hr="t" fillcolor="#a0a0a0" stroked="f"/>
+        </w:pict>
+      </w:r>
+    </w:p>
+    <w:p>
+      <w:pPr>
+        <w:rPr>
+          <w:sz w:val="28"/>
+          <w:szCs w:val="28"/>
+        </w:rPr>
+      </w:pPr>
+      <w:r>
+        <w:rPr>
+          <w:b/>
+          <w:bCs/>
+          <w:sz w:val="28"/>
+          <w:szCs w:val="28"/>
+        </w:rPr>
+        <w:t>Topic 30: Binary Data Transcriber</w:t>
+      </w:r>
+    </w:p>
+    <w:p>
+      <w:pPr>
+        <w:rPr>
+          <w:sz w:val="28"/>
+          <w:szCs w:val="28"/>
+        </w:rPr>
+      </w:pPr>
+      <w:r>
+        <w:rPr>
+          <w:b/>
+          <w:bCs/>
+          <w:sz w:val="28"/>
+          <w:szCs w:val="28"/>
+        </w:rPr>
+        <w:t>(Advanced File I/O)</w:t>
+      </w:r>
+    </w:p>
+    <w:p>
+      <w:pPr>
+        <w:numPr>
+          <w:ilvl w:val="0"/>
+          <w:numId w:val="23"/>
+        </w:numPr>
+        <w:rPr>
+          <w:sz w:val="28"/>
+          <w:szCs w:val="28"/>
+        </w:rPr>
+      </w:pPr>
+      <w:r>
+        <w:rPr>
+          <w:b/>
+          <w:bCs/>
+          <w:sz w:val="28"/>
+          <w:szCs w:val="28"/>
+        </w:rPr>
+        <w:t>Core Concept:</w:t>
+      </w:r>
+      <w:r>
+        <w:rPr>
+          <w:sz w:val="28"/>
+          <w:szCs w:val="28"/>
+        </w:rPr>
+        <w:t xml:space="preserve"> Reading and writing data in binary mode (</w:t>
+      </w:r>
+      <w:proofErr w:type="spellStart"/>
+      <w:proofErr w:type="gramStart"/>
+      <w:r>
+        <w:rPr>
+          <w:sz w:val="28"/>
+          <w:szCs w:val="28"/>
+        </w:rPr>
+        <w:t>ios</w:t>
+      </w:r>
+      <w:proofErr w:type="spellEnd"/>
+      <w:r>
+        <w:rPr>
+          <w:sz w:val="28"/>
+          <w:szCs w:val="28"/>
+        </w:rPr>
+        <w:t>::</w:t>
+      </w:r>
+      <w:proofErr w:type="gramEnd"/>
+      <w:r>
+        <w:rPr>
+          <w:sz w:val="28"/>
+          <w:szCs w:val="28"/>
+        </w:rPr>
+        <w:t>binary) to preserve exact bit patterns, which is essential for handling images, encrypted files, or non-text structures.</w:t>
+      </w:r>
+    </w:p>
+    <w:p>
+      <w:pPr>
+        <w:rPr>
+          <w:sz w:val="28"/>
+          <w:szCs w:val="28"/>
+        </w:rPr>
+      </w:pPr>
+      <w:r>
+        <w:rPr>
+          <w:noProof/>
+          <w:sz w:val="28"/>
+          <w:szCs w:val="28"/>
+        </w:rPr>
+        <w:lastRenderedPageBreak/>
+        <w:drawing>
+          <wp:inline distT="0" distB="0" distL="0" distR="0" wp14:anchorId="567AAF4F" wp14:editId="3168F027">
+            <wp:extent cx="5731510" cy="2969260"/>
+            <wp:effectExtent l="0" t="0" r="2540" b="2540"/>
+            <wp:docPr id="491006316" name="Picture 16"/>
+            <wp:cNvGraphicFramePr>
+              <a:graphicFrameLocks xmlns:a="http://schemas.openxmlformats.org/drawingml/2006/main" noChangeAspect="1"/>
+            </wp:cNvGraphicFramePr>
+            <a:graphic xmlns:a="http://schemas.openxmlformats.org/drawingml/2006/main">
+              <a:graphicData uri="http://schemas.openxmlformats.org/drawingml/2006/picture">
+                <pic:pic xmlns:pic="http://schemas.openxmlformats.org/drawingml/2006/picture">
+                  <pic:nvPicPr>
+                    <pic:cNvPr id="491006316" name="Picture 491006316"/>
+                    <pic:cNvPicPr/>
+                  </pic:nvPicPr>
+                  <pic:blipFill>
+                    <a:blip r:embed="rId35" cstate="print">
+                      <a:extLst>
+                        <a:ext uri="{28A0092B-C50C-407E-A947-70E740481C1C}">
+                          <a14:useLocalDpi xmlns:a14="http://schemas.microsoft.com/office/drawing/2010/main" val="0"/>
+                        </a:ext>
+                      </a:extLst>
+                    </a:blip>
+                    <a:stretch>
+                      <a:fillRect/>
+                    </a:stretch>
+                  </pic:blipFill>
+                  <pic:spPr>
+                    <a:xfrm>
+                      <a:off x="0" y="0"/>
+                      <a:ext cx="5731510" cy="2969260"/>
+                    </a:xfrm>
+                    <a:prstGeom prst="rect">
+                      <a:avLst/>
+                    </a:prstGeom>
+                  </pic:spPr>
+                </pic:pic>
+              </a:graphicData>
+            </a:graphic>
+          </wp:inline>
+        </w:drawing>
+      </w:r>
+    </w:p>
+    <w:p>
+      <w:pPr>
+        <w:rPr>
+          <w:sz w:val="32"/>
+          <w:szCs w:val="32"/>
+        </w:rPr>
+      </w:pPr>
+    </w:p>
     <w:sectPr>
       <w:pgSz w:w="11906" w:h="16838"/>
       <w:pgMar w:top="1440" w:right="1440" w:bottom="1440" w:left="1440" w:header="708" w:footer="708" w:gutter="0"/>
@@ -1929,6 +4451,155 @@
 <file path=word/numbering.xml><?xml version="1.0" encoding="utf-8"?>
 <w:numbering xmlns:wpc="http://schemas.microsoft.com/office/word/2010/wordprocessingCanvas" xmlns:cx="http://schemas.microsoft.com/office/drawing/2014/chartex" xmlns:cx1="http://schemas.microsoft.com/office/drawing/2015/9/8/chartex" xmlns:cx2="http://schemas.microsoft.com/office/drawing/2015/10/21/chartex" xmlns:cx3="http://schemas.microsoft.com/office/drawing/2016/5/9/chartex" xmlns:cx4="http://schemas.microsoft.com/office/drawing/2016/5/10/chartex" xmlns:cx5="http://schemas.microsoft.com/office/drawing/2016/5/11/chartex" xmlns:cx6="http://schemas.microsoft.com/office/drawing/2016/5/12/chartex" xmlns:cx7="http://schemas.microsoft.com/office/drawing/2016/5/13/chartex" xmlns:cx8="http://schemas.microsoft.com/office/drawing/2016/5/14/chartex" xmlns:mc="http://schemas.openxmlformats.org/markup-compatibility/2006" xmlns:aink="http://schemas.microsoft.com/office/drawing/2016/ink" xmlns:am3d="http://schemas.microsoft.com/office/drawing/2017/model3d" xmlns:o="urn:schemas-microsoft-com:office:office" xmlns:oel="http://schemas.microsoft.com/office/2019/extlst" xmlns:r="http://schemas.openxmlformats.org/officeDocument/2006/relationships" xmlns:m="http://schemas.openxmlformats.org/officeDocument/2006/math" xmlns:v="urn:schemas-microsoft-com:vml" xmlns:wp14="http://schemas.microsoft.com/office/word/2010/wordprocessingDrawing" xmlns:wp="http://schemas.openxmlformats.org/drawingml/2006/wordprocessingDrawing" xmlns:w10="urn:schemas-microsoft-com:office:word" xmlns:w="http://schemas.openxmlformats.org/wordprocessingml/2006/main" xmlns:w14="http://schemas.microsoft.com/office/word/2010/wordml" xmlns:w15="http://schemas.microsoft.com/office/word/2012/wordml" xmlns:w16cex="http://schemas.microsoft.com/office/word/2018/wordml/cex" xmlns:w16cid="http://schemas.microsoft.com/office/word/2016/wordml/cid" xmlns:w16="http://schemas.microsoft.com/office/word/2018/wordml" xmlns:w16du="http://schemas.microsoft.com/office/word/2023/wordml/word16du" xmlns:w16sdtdh="http://schemas.microsoft.com/office/word/2020/wordml/sdtdatahash" xmlns:w16sdtfl="http://schemas.microsoft.com/office/word/2024/wordml/sdtformatlock" xmlns:w16se="http://schemas.microsoft.com/office/word/2015/wordml/symex" xmlns:wpg="http://schemas.microsoft.com/office/word/2010/wordprocessingGroup" xmlns:wpi="http://schemas.microsoft.com/office/word/2010/wordprocessingInk" xmlns:wne="http://schemas.microsoft.com/office/word/2006/wordml" xmlns:wps="http://schemas.microsoft.com/office/word/2010/wordprocessingShape" mc:Ignorable="w14 w15 w16se w16cid w16 w16cex w16sdtdh w16sdtfl w16du wp14">
   <w:abstractNum w:abstractNumId="0" w15:restartNumberingAfterBreak="0">
+    <w:nsid w:val="193417E4"/>
+    <w:multiLevelType w:val="multilevel"/>
+    <w:tmpl w:val="7C7C3278"/>
+    <w:lvl w:ilvl="0">
+      <w:start w:val="1"/>
+      <w:numFmt w:val="bullet"/>
+      <w:lvlText w:val=""/>
+      <w:lvlJc w:val="left"/>
+      <w:pPr>
+        <w:tabs>
+          <w:tab w:val="num" w:pos="720"/>
+        </w:tabs>
+        <w:ind w:left="720" w:hanging="360"/>
+      </w:pPr>
+      <w:rPr>
+        <w:rFonts w:ascii="Symbol" w:hAnsi="Symbol" w:hint="default"/>
+        <w:sz w:val="20"/>
+      </w:rPr>
+    </w:lvl>
+    <w:lvl w:ilvl="1" w:tentative="1">
+      <w:start w:val="1"/>
+      <w:numFmt w:val="bullet"/>
+      <w:lvlText w:val="o"/>
+      <w:lvlJc w:val="left"/>
+      <w:pPr>
+        <w:tabs>
+          <w:tab w:val="num" w:pos="1440"/>
+        </w:tabs>
+        <w:ind w:left="1440" w:hanging="360"/>
+      </w:pPr>
+      <w:rPr>
+        <w:rFonts w:ascii="Courier New" w:hAnsi="Courier New" w:hint="default"/>
+        <w:sz w:val="20"/>
+      </w:rPr>
+    </w:lvl>
+    <w:lvl w:ilvl="2" w:tentative="1">
+      <w:start w:val="1"/>
+      <w:numFmt w:val="bullet"/>
+      <w:lvlText w:val=""/>
+      <w:lvlJc w:val="left"/>
+      <w:pPr>
+        <w:tabs>
+          <w:tab w:val="num" w:pos="2160"/>
+        </w:tabs>
+        <w:ind w:left="2160" w:hanging="360"/>
+      </w:pPr>
+      <w:rPr>
+        <w:rFonts w:ascii="Wingdings" w:hAnsi="Wingdings" w:hint="default"/>
+        <w:sz w:val="20"/>
+      </w:rPr>
+    </w:lvl>
+    <w:lvl w:ilvl="3" w:tentative="1">
+      <w:start w:val="1"/>
+      <w:numFmt w:val="bullet"/>
+      <w:lvlText w:val=""/>
+      <w:lvlJc w:val="left"/>
+      <w:pPr>
+        <w:tabs>
+          <w:tab w:val="num" w:pos="2880"/>
+        </w:tabs>
+        <w:ind w:left="2880" w:hanging="360"/>
+      </w:pPr>
+      <w:rPr>
+        <w:rFonts w:ascii="Wingdings" w:hAnsi="Wingdings" w:hint="default"/>
+        <w:sz w:val="20"/>
+      </w:rPr>
+    </w:lvl>
+    <w:lvl w:ilvl="4" w:tentative="1">
+      <w:start w:val="1"/>
+      <w:numFmt w:val="bullet"/>
+      <w:lvlText w:val=""/>
+      <w:lvlJc w:val="left"/>
+      <w:pPr>
+        <w:tabs>
+          <w:tab w:val="num" w:pos="3600"/>
+        </w:tabs>
+        <w:ind w:left="3600" w:hanging="360"/>
+      </w:pPr>
+      <w:rPr>
+        <w:rFonts w:ascii="Wingdings" w:hAnsi="Wingdings" w:hint="default"/>
+        <w:sz w:val="20"/>
+      </w:rPr>
+    </w:lvl>
+    <w:lvl w:ilvl="5" w:tentative="1">
+      <w:start w:val="1"/>
+      <w:numFmt w:val="bullet"/>
+      <w:lvlText w:val=""/>
+      <w:lvlJc w:val="left"/>
+      <w:pPr>
+        <w:tabs>
+          <w:tab w:val="num" w:pos="4320"/>
+        </w:tabs>
+        <w:ind w:left="4320" w:hanging="360"/>
+      </w:pPr>
+      <w:rPr>
+        <w:rFonts w:ascii="Wingdings" w:hAnsi="Wingdings" w:hint="default"/>
+        <w:sz w:val="20"/>
+      </w:rPr>
+    </w:lvl>
+    <w:lvl w:ilvl="6" w:tentative="1">
+      <w:start w:val="1"/>
+      <w:numFmt w:val="bullet"/>
+      <w:lvlText w:val=""/>
+      <w:lvlJc w:val="left"/>
+      <w:pPr>
+        <w:tabs>
+          <w:tab w:val="num" w:pos="5040"/>
+        </w:tabs>
+        <w:ind w:left="5040" w:hanging="360"/>
+      </w:pPr>
+      <w:rPr>
+        <w:rFonts w:ascii="Wingdings" w:hAnsi="Wingdings" w:hint="default"/>
+        <w:sz w:val="20"/>
+      </w:rPr>
+    </w:lvl>
+    <w:lvl w:ilvl="7" w:tentative="1">
+      <w:start w:val="1"/>
+      <w:numFmt w:val="bullet"/>
+      <w:lvlText w:val=""/>
+      <w:lvlJc w:val="left"/>
+      <w:pPr>
+        <w:tabs>
+          <w:tab w:val="num" w:pos="5760"/>
+        </w:tabs>
+        <w:ind w:left="5760" w:hanging="360"/>
+      </w:pPr>
+      <w:rPr>
+        <w:rFonts w:ascii="Wingdings" w:hAnsi="Wingdings" w:hint="default"/>
+        <w:sz w:val="20"/>
+      </w:rPr>
+    </w:lvl>
+    <w:lvl w:ilvl="8" w:tentative="1">
+      <w:start w:val="1"/>
+      <w:numFmt w:val="bullet"/>
+      <w:lvlText w:val=""/>
+      <w:lvlJc w:val="left"/>
+      <w:pPr>
+        <w:tabs>
+          <w:tab w:val="num" w:pos="6480"/>
+        </w:tabs>
+        <w:ind w:left="6480" w:hanging="360"/>
+      </w:pPr>
+      <w:rPr>
+        <w:rFonts w:ascii="Wingdings" w:hAnsi="Wingdings" w:hint="default"/>
+        <w:sz w:val="20"/>
+      </w:rPr>
+    </w:lvl>
+  </w:abstractNum>
+  <w:abstractNum w:abstractNumId="1" w15:restartNumberingAfterBreak="0">
     <w:nsid w:val="1B4D7CC4"/>
     <w:multiLevelType w:val="multilevel"/>
     <w:tmpl w:val="6626517C"/>
@@ -2077,7 +4748,454 @@
       </w:rPr>
     </w:lvl>
   </w:abstractNum>
-  <w:abstractNum w:abstractNumId="1" w15:restartNumberingAfterBreak="0">
+  <w:abstractNum w:abstractNumId="2" w15:restartNumberingAfterBreak="0">
+    <w:nsid w:val="1E7E7526"/>
+    <w:multiLevelType w:val="multilevel"/>
+    <w:tmpl w:val="07A6A486"/>
+    <w:lvl w:ilvl="0">
+      <w:start w:val="1"/>
+      <w:numFmt w:val="bullet"/>
+      <w:lvlText w:val=""/>
+      <w:lvlJc w:val="left"/>
+      <w:pPr>
+        <w:tabs>
+          <w:tab w:val="num" w:pos="720"/>
+        </w:tabs>
+        <w:ind w:left="720" w:hanging="360"/>
+      </w:pPr>
+      <w:rPr>
+        <w:rFonts w:ascii="Symbol" w:hAnsi="Symbol" w:hint="default"/>
+        <w:sz w:val="20"/>
+      </w:rPr>
+    </w:lvl>
+    <w:lvl w:ilvl="1" w:tentative="1">
+      <w:start w:val="1"/>
+      <w:numFmt w:val="bullet"/>
+      <w:lvlText w:val="o"/>
+      <w:lvlJc w:val="left"/>
+      <w:pPr>
+        <w:tabs>
+          <w:tab w:val="num" w:pos="1440"/>
+        </w:tabs>
+        <w:ind w:left="1440" w:hanging="360"/>
+      </w:pPr>
+      <w:rPr>
+        <w:rFonts w:ascii="Courier New" w:hAnsi="Courier New" w:hint="default"/>
+        <w:sz w:val="20"/>
+      </w:rPr>
+    </w:lvl>
+    <w:lvl w:ilvl="2" w:tentative="1">
+      <w:start w:val="1"/>
+      <w:numFmt w:val="bullet"/>
+      <w:lvlText w:val=""/>
+      <w:lvlJc w:val="left"/>
+      <w:pPr>
+        <w:tabs>
+          <w:tab w:val="num" w:pos="2160"/>
+        </w:tabs>
+        <w:ind w:left="2160" w:hanging="360"/>
+      </w:pPr>
+      <w:rPr>
+        <w:rFonts w:ascii="Wingdings" w:hAnsi="Wingdings" w:hint="default"/>
+        <w:sz w:val="20"/>
+      </w:rPr>
+    </w:lvl>
+    <w:lvl w:ilvl="3" w:tentative="1">
+      <w:start w:val="1"/>
+      <w:numFmt w:val="bullet"/>
+      <w:lvlText w:val=""/>
+      <w:lvlJc w:val="left"/>
+      <w:pPr>
+        <w:tabs>
+          <w:tab w:val="num" w:pos="2880"/>
+        </w:tabs>
+        <w:ind w:left="2880" w:hanging="360"/>
+      </w:pPr>
+      <w:rPr>
+        <w:rFonts w:ascii="Wingdings" w:hAnsi="Wingdings" w:hint="default"/>
+        <w:sz w:val="20"/>
+      </w:rPr>
+    </w:lvl>
+    <w:lvl w:ilvl="4" w:tentative="1">
+      <w:start w:val="1"/>
+      <w:numFmt w:val="bullet"/>
+      <w:lvlText w:val=""/>
+      <w:lvlJc w:val="left"/>
+      <w:pPr>
+        <w:tabs>
+          <w:tab w:val="num" w:pos="3600"/>
+        </w:tabs>
+        <w:ind w:left="3600" w:hanging="360"/>
+      </w:pPr>
+      <w:rPr>
+        <w:rFonts w:ascii="Wingdings" w:hAnsi="Wingdings" w:hint="default"/>
+        <w:sz w:val="20"/>
+      </w:rPr>
+    </w:lvl>
+    <w:lvl w:ilvl="5" w:tentative="1">
+      <w:start w:val="1"/>
+      <w:numFmt w:val="bullet"/>
+      <w:lvlText w:val=""/>
+      <w:lvlJc w:val="left"/>
+      <w:pPr>
+        <w:tabs>
+          <w:tab w:val="num" w:pos="4320"/>
+        </w:tabs>
+        <w:ind w:left="4320" w:hanging="360"/>
+      </w:pPr>
+      <w:rPr>
+        <w:rFonts w:ascii="Wingdings" w:hAnsi="Wingdings" w:hint="default"/>
+        <w:sz w:val="20"/>
+      </w:rPr>
+    </w:lvl>
+    <w:lvl w:ilvl="6" w:tentative="1">
+      <w:start w:val="1"/>
+      <w:numFmt w:val="bullet"/>
+      <w:lvlText w:val=""/>
+      <w:lvlJc w:val="left"/>
+      <w:pPr>
+        <w:tabs>
+          <w:tab w:val="num" w:pos="5040"/>
+        </w:tabs>
+        <w:ind w:left="5040" w:hanging="360"/>
+      </w:pPr>
+      <w:rPr>
+        <w:rFonts w:ascii="Wingdings" w:hAnsi="Wingdings" w:hint="default"/>
+        <w:sz w:val="20"/>
+      </w:rPr>
+    </w:lvl>
+    <w:lvl w:ilvl="7" w:tentative="1">
+      <w:start w:val="1"/>
+      <w:numFmt w:val="bullet"/>
+      <w:lvlText w:val=""/>
+      <w:lvlJc w:val="left"/>
+      <w:pPr>
+        <w:tabs>
+          <w:tab w:val="num" w:pos="5760"/>
+        </w:tabs>
+        <w:ind w:left="5760" w:hanging="360"/>
+      </w:pPr>
+      <w:rPr>
+        <w:rFonts w:ascii="Wingdings" w:hAnsi="Wingdings" w:hint="default"/>
+        <w:sz w:val="20"/>
+      </w:rPr>
+    </w:lvl>
+    <w:lvl w:ilvl="8" w:tentative="1">
+      <w:start w:val="1"/>
+      <w:numFmt w:val="bullet"/>
+      <w:lvlText w:val=""/>
+      <w:lvlJc w:val="left"/>
+      <w:pPr>
+        <w:tabs>
+          <w:tab w:val="num" w:pos="6480"/>
+        </w:tabs>
+        <w:ind w:left="6480" w:hanging="360"/>
+      </w:pPr>
+      <w:rPr>
+        <w:rFonts w:ascii="Wingdings" w:hAnsi="Wingdings" w:hint="default"/>
+        <w:sz w:val="20"/>
+      </w:rPr>
+    </w:lvl>
+  </w:abstractNum>
+  <w:abstractNum w:abstractNumId="3" w15:restartNumberingAfterBreak="0">
+    <w:nsid w:val="2A5943B1"/>
+    <w:multiLevelType w:val="multilevel"/>
+    <w:tmpl w:val="35881E3E"/>
+    <w:lvl w:ilvl="0">
+      <w:start w:val="1"/>
+      <w:numFmt w:val="bullet"/>
+      <w:lvlText w:val=""/>
+      <w:lvlJc w:val="left"/>
+      <w:pPr>
+        <w:tabs>
+          <w:tab w:val="num" w:pos="720"/>
+        </w:tabs>
+        <w:ind w:left="720" w:hanging="360"/>
+      </w:pPr>
+      <w:rPr>
+        <w:rFonts w:ascii="Symbol" w:hAnsi="Symbol" w:hint="default"/>
+        <w:sz w:val="20"/>
+      </w:rPr>
+    </w:lvl>
+    <w:lvl w:ilvl="1" w:tentative="1">
+      <w:start w:val="1"/>
+      <w:numFmt w:val="bullet"/>
+      <w:lvlText w:val="o"/>
+      <w:lvlJc w:val="left"/>
+      <w:pPr>
+        <w:tabs>
+          <w:tab w:val="num" w:pos="1440"/>
+        </w:tabs>
+        <w:ind w:left="1440" w:hanging="360"/>
+      </w:pPr>
+      <w:rPr>
+        <w:rFonts w:ascii="Courier New" w:hAnsi="Courier New" w:hint="default"/>
+        <w:sz w:val="20"/>
+      </w:rPr>
+    </w:lvl>
+    <w:lvl w:ilvl="2" w:tentative="1">
+      <w:start w:val="1"/>
+      <w:numFmt w:val="bullet"/>
+      <w:lvlText w:val=""/>
+      <w:lvlJc w:val="left"/>
+      <w:pPr>
+        <w:tabs>
+          <w:tab w:val="num" w:pos="2160"/>
+        </w:tabs>
+        <w:ind w:left="2160" w:hanging="360"/>
+      </w:pPr>
+      <w:rPr>
+        <w:rFonts w:ascii="Wingdings" w:hAnsi="Wingdings" w:hint="default"/>
+        <w:sz w:val="20"/>
+      </w:rPr>
+    </w:lvl>
+    <w:lvl w:ilvl="3" w:tentative="1">
+      <w:start w:val="1"/>
+      <w:numFmt w:val="bullet"/>
+      <w:lvlText w:val=""/>
+      <w:lvlJc w:val="left"/>
+      <w:pPr>
+        <w:tabs>
+          <w:tab w:val="num" w:pos="2880"/>
+        </w:tabs>
+        <w:ind w:left="2880" w:hanging="360"/>
+      </w:pPr>
+      <w:rPr>
+        <w:rFonts w:ascii="Wingdings" w:hAnsi="Wingdings" w:hint="default"/>
+        <w:sz w:val="20"/>
+      </w:rPr>
+    </w:lvl>
+    <w:lvl w:ilvl="4" w:tentative="1">
+      <w:start w:val="1"/>
+      <w:numFmt w:val="bullet"/>
+      <w:lvlText w:val=""/>
+      <w:lvlJc w:val="left"/>
+      <w:pPr>
+        <w:tabs>
+          <w:tab w:val="num" w:pos="3600"/>
+        </w:tabs>
+        <w:ind w:left="3600" w:hanging="360"/>
+      </w:pPr>
+      <w:rPr>
+        <w:rFonts w:ascii="Wingdings" w:hAnsi="Wingdings" w:hint="default"/>
+        <w:sz w:val="20"/>
+      </w:rPr>
+    </w:lvl>
+    <w:lvl w:ilvl="5" w:tentative="1">
+      <w:start w:val="1"/>
+      <w:numFmt w:val="bullet"/>
+      <w:lvlText w:val=""/>
+      <w:lvlJc w:val="left"/>
+      <w:pPr>
+        <w:tabs>
+          <w:tab w:val="num" w:pos="4320"/>
+        </w:tabs>
+        <w:ind w:left="4320" w:hanging="360"/>
+      </w:pPr>
+      <w:rPr>
+        <w:rFonts w:ascii="Wingdings" w:hAnsi="Wingdings" w:hint="default"/>
+        <w:sz w:val="20"/>
+      </w:rPr>
+    </w:lvl>
+    <w:lvl w:ilvl="6" w:tentative="1">
+      <w:start w:val="1"/>
+      <w:numFmt w:val="bullet"/>
+      <w:lvlText w:val=""/>
+      <w:lvlJc w:val="left"/>
+      <w:pPr>
+        <w:tabs>
+          <w:tab w:val="num" w:pos="5040"/>
+        </w:tabs>
+        <w:ind w:left="5040" w:hanging="360"/>
+      </w:pPr>
+      <w:rPr>
+        <w:rFonts w:ascii="Wingdings" w:hAnsi="Wingdings" w:hint="default"/>
+        <w:sz w:val="20"/>
+      </w:rPr>
+    </w:lvl>
+    <w:lvl w:ilvl="7" w:tentative="1">
+      <w:start w:val="1"/>
+      <w:numFmt w:val="bullet"/>
+      <w:lvlText w:val=""/>
+      <w:lvlJc w:val="left"/>
+      <w:pPr>
+        <w:tabs>
+          <w:tab w:val="num" w:pos="5760"/>
+        </w:tabs>
+        <w:ind w:left="5760" w:hanging="360"/>
+      </w:pPr>
+      <w:rPr>
+        <w:rFonts w:ascii="Wingdings" w:hAnsi="Wingdings" w:hint="default"/>
+        <w:sz w:val="20"/>
+      </w:rPr>
+    </w:lvl>
+    <w:lvl w:ilvl="8" w:tentative="1">
+      <w:start w:val="1"/>
+      <w:numFmt w:val="bullet"/>
+      <w:lvlText w:val=""/>
+      <w:lvlJc w:val="left"/>
+      <w:pPr>
+        <w:tabs>
+          <w:tab w:val="num" w:pos="6480"/>
+        </w:tabs>
+        <w:ind w:left="6480" w:hanging="360"/>
+      </w:pPr>
+      <w:rPr>
+        <w:rFonts w:ascii="Wingdings" w:hAnsi="Wingdings" w:hint="default"/>
+        <w:sz w:val="20"/>
+      </w:rPr>
+    </w:lvl>
+  </w:abstractNum>
+  <w:abstractNum w:abstractNumId="4" w15:restartNumberingAfterBreak="0">
+    <w:nsid w:val="300D2E56"/>
+    <w:multiLevelType w:val="multilevel"/>
+    <w:tmpl w:val="C74E80B4"/>
+    <w:lvl w:ilvl="0">
+      <w:start w:val="1"/>
+      <w:numFmt w:val="bullet"/>
+      <w:lvlText w:val=""/>
+      <w:lvlJc w:val="left"/>
+      <w:pPr>
+        <w:tabs>
+          <w:tab w:val="num" w:pos="720"/>
+        </w:tabs>
+        <w:ind w:left="720" w:hanging="360"/>
+      </w:pPr>
+      <w:rPr>
+        <w:rFonts w:ascii="Symbol" w:hAnsi="Symbol" w:hint="default"/>
+        <w:sz w:val="20"/>
+      </w:rPr>
+    </w:lvl>
+    <w:lvl w:ilvl="1" w:tentative="1">
+      <w:start w:val="1"/>
+      <w:numFmt w:val="bullet"/>
+      <w:lvlText w:val="o"/>
+      <w:lvlJc w:val="left"/>
+      <w:pPr>
+        <w:tabs>
+          <w:tab w:val="num" w:pos="1440"/>
+        </w:tabs>
+        <w:ind w:left="1440" w:hanging="360"/>
+      </w:pPr>
+      <w:rPr>
+        <w:rFonts w:ascii="Courier New" w:hAnsi="Courier New" w:hint="default"/>
+        <w:sz w:val="20"/>
+      </w:rPr>
+    </w:lvl>
+    <w:lvl w:ilvl="2" w:tentative="1">
+      <w:start w:val="1"/>
+      <w:numFmt w:val="bullet"/>
+      <w:lvlText w:val=""/>
+      <w:lvlJc w:val="left"/>
+      <w:pPr>
+        <w:tabs>
+          <w:tab w:val="num" w:pos="2160"/>
+        </w:tabs>
+        <w:ind w:left="2160" w:hanging="360"/>
+      </w:pPr>
+      <w:rPr>
+        <w:rFonts w:ascii="Wingdings" w:hAnsi="Wingdings" w:hint="default"/>
+        <w:sz w:val="20"/>
+      </w:rPr>
+    </w:lvl>
+    <w:lvl w:ilvl="3" w:tentative="1">
+      <w:start w:val="1"/>
+      <w:numFmt w:val="bullet"/>
+      <w:lvlText w:val=""/>
+      <w:lvlJc w:val="left"/>
+      <w:pPr>
+        <w:tabs>
+          <w:tab w:val="num" w:pos="2880"/>
+        </w:tabs>
+        <w:ind w:left="2880" w:hanging="360"/>
+      </w:pPr>
+      <w:rPr>
+        <w:rFonts w:ascii="Wingdings" w:hAnsi="Wingdings" w:hint="default"/>
+        <w:sz w:val="20"/>
+      </w:rPr>
+    </w:lvl>
+    <w:lvl w:ilvl="4" w:tentative="1">
+      <w:start w:val="1"/>
+      <w:numFmt w:val="bullet"/>
+      <w:lvlText w:val=""/>
+      <w:lvlJc w:val="left"/>
+      <w:pPr>
+        <w:tabs>
+          <w:tab w:val="num" w:pos="3600"/>
+        </w:tabs>
+        <w:ind w:left="3600" w:hanging="360"/>
+      </w:pPr>
+      <w:rPr>
+        <w:rFonts w:ascii="Wingdings" w:hAnsi="Wingdings" w:hint="default"/>
+        <w:sz w:val="20"/>
+      </w:rPr>
+    </w:lvl>
+    <w:lvl w:ilvl="5" w:tentative="1">
+      <w:start w:val="1"/>
+      <w:numFmt w:val="bullet"/>
+      <w:lvlText w:val=""/>
+      <w:lvlJc w:val="left"/>
+      <w:pPr>
+        <w:tabs>
+          <w:tab w:val="num" w:pos="4320"/>
+        </w:tabs>
+        <w:ind w:left="4320" w:hanging="360"/>
+      </w:pPr>
+      <w:rPr>
+        <w:rFonts w:ascii="Wingdings" w:hAnsi="Wingdings" w:hint="default"/>
+        <w:sz w:val="20"/>
+      </w:rPr>
+    </w:lvl>
+    <w:lvl w:ilvl="6" w:tentative="1">
+      <w:start w:val="1"/>
+      <w:numFmt w:val="bullet"/>
+      <w:lvlText w:val=""/>
+      <w:lvlJc w:val="left"/>
+      <w:pPr>
+        <w:tabs>
+          <w:tab w:val="num" w:pos="5040"/>
+        </w:tabs>
+        <w:ind w:left="5040" w:hanging="360"/>
+      </w:pPr>
+      <w:rPr>
+        <w:rFonts w:ascii="Wingdings" w:hAnsi="Wingdings" w:hint="default"/>
+        <w:sz w:val="20"/>
+      </w:rPr>
+    </w:lvl>
+    <w:lvl w:ilvl="7" w:tentative="1">
+      <w:start w:val="1"/>
+      <w:numFmt w:val="bullet"/>
+      <w:lvlText w:val=""/>
+      <w:lvlJc w:val="left"/>
+      <w:pPr>
+        <w:tabs>
+          <w:tab w:val="num" w:pos="5760"/>
+        </w:tabs>
+        <w:ind w:left="5760" w:hanging="360"/>
+      </w:pPr>
+      <w:rPr>
+        <w:rFonts w:ascii="Wingdings" w:hAnsi="Wingdings" w:hint="default"/>
+        <w:sz w:val="20"/>
+      </w:rPr>
+    </w:lvl>
+    <w:lvl w:ilvl="8" w:tentative="1">
+      <w:start w:val="1"/>
+      <w:numFmt w:val="bullet"/>
+      <w:lvlText w:val=""/>
+      <w:lvlJc w:val="left"/>
+      <w:pPr>
+        <w:tabs>
+          <w:tab w:val="num" w:pos="6480"/>
+        </w:tabs>
+        <w:ind w:left="6480" w:hanging="360"/>
+      </w:pPr>
+      <w:rPr>
+        <w:rFonts w:ascii="Wingdings" w:hAnsi="Wingdings" w:hint="default"/>
+        <w:sz w:val="20"/>
+      </w:rPr>
+    </w:lvl>
+  </w:abstractNum>
+  <w:abstractNum w:abstractNumId="5" w15:restartNumberingAfterBreak="0">
     <w:nsid w:val="339A5244"/>
     <w:multiLevelType w:val="multilevel"/>
     <w:tmpl w:val="A55407FA"/>
@@ -2226,7 +5344,901 @@
       </w:rPr>
     </w:lvl>
   </w:abstractNum>
-  <w:abstractNum w:abstractNumId="2" w15:restartNumberingAfterBreak="0">
+  <w:abstractNum w:abstractNumId="6" w15:restartNumberingAfterBreak="0">
+    <w:nsid w:val="34112F52"/>
+    <w:multiLevelType w:val="multilevel"/>
+    <w:tmpl w:val="3F40E062"/>
+    <w:lvl w:ilvl="0">
+      <w:start w:val="1"/>
+      <w:numFmt w:val="bullet"/>
+      <w:lvlText w:val=""/>
+      <w:lvlJc w:val="left"/>
+      <w:pPr>
+        <w:tabs>
+          <w:tab w:val="num" w:pos="720"/>
+        </w:tabs>
+        <w:ind w:left="720" w:hanging="360"/>
+      </w:pPr>
+      <w:rPr>
+        <w:rFonts w:ascii="Symbol" w:hAnsi="Symbol" w:hint="default"/>
+        <w:sz w:val="20"/>
+      </w:rPr>
+    </w:lvl>
+    <w:lvl w:ilvl="1" w:tentative="1">
+      <w:start w:val="1"/>
+      <w:numFmt w:val="bullet"/>
+      <w:lvlText w:val="o"/>
+      <w:lvlJc w:val="left"/>
+      <w:pPr>
+        <w:tabs>
+          <w:tab w:val="num" w:pos="1440"/>
+        </w:tabs>
+        <w:ind w:left="1440" w:hanging="360"/>
+      </w:pPr>
+      <w:rPr>
+        <w:rFonts w:ascii="Courier New" w:hAnsi="Courier New" w:hint="default"/>
+        <w:sz w:val="20"/>
+      </w:rPr>
+    </w:lvl>
+    <w:lvl w:ilvl="2" w:tentative="1">
+      <w:start w:val="1"/>
+      <w:numFmt w:val="bullet"/>
+      <w:lvlText w:val=""/>
+      <w:lvlJc w:val="left"/>
+      <w:pPr>
+        <w:tabs>
+          <w:tab w:val="num" w:pos="2160"/>
+        </w:tabs>
+        <w:ind w:left="2160" w:hanging="360"/>
+      </w:pPr>
+      <w:rPr>
+        <w:rFonts w:ascii="Wingdings" w:hAnsi="Wingdings" w:hint="default"/>
+        <w:sz w:val="20"/>
+      </w:rPr>
+    </w:lvl>
+    <w:lvl w:ilvl="3" w:tentative="1">
+      <w:start w:val="1"/>
+      <w:numFmt w:val="bullet"/>
+      <w:lvlText w:val=""/>
+      <w:lvlJc w:val="left"/>
+      <w:pPr>
+        <w:tabs>
+          <w:tab w:val="num" w:pos="2880"/>
+        </w:tabs>
+        <w:ind w:left="2880" w:hanging="360"/>
+      </w:pPr>
+      <w:rPr>
+        <w:rFonts w:ascii="Wingdings" w:hAnsi="Wingdings" w:hint="default"/>
+        <w:sz w:val="20"/>
+      </w:rPr>
+    </w:lvl>
+    <w:lvl w:ilvl="4" w:tentative="1">
+      <w:start w:val="1"/>
+      <w:numFmt w:val="bullet"/>
+      <w:lvlText w:val=""/>
+      <w:lvlJc w:val="left"/>
+      <w:pPr>
+        <w:tabs>
+          <w:tab w:val="num" w:pos="3600"/>
+        </w:tabs>
+        <w:ind w:left="3600" w:hanging="360"/>
+      </w:pPr>
+      <w:rPr>
+        <w:rFonts w:ascii="Wingdings" w:hAnsi="Wingdings" w:hint="default"/>
+        <w:sz w:val="20"/>
+      </w:rPr>
+    </w:lvl>
+    <w:lvl w:ilvl="5" w:tentative="1">
+      <w:start w:val="1"/>
+      <w:numFmt w:val="bullet"/>
+      <w:lvlText w:val=""/>
+      <w:lvlJc w:val="left"/>
+      <w:pPr>
+        <w:tabs>
+          <w:tab w:val="num" w:pos="4320"/>
+        </w:tabs>
+        <w:ind w:left="4320" w:hanging="360"/>
+      </w:pPr>
+      <w:rPr>
+        <w:rFonts w:ascii="Wingdings" w:hAnsi="Wingdings" w:hint="default"/>
+        <w:sz w:val="20"/>
+      </w:rPr>
+    </w:lvl>
+    <w:lvl w:ilvl="6" w:tentative="1">
+      <w:start w:val="1"/>
+      <w:numFmt w:val="bullet"/>
+      <w:lvlText w:val=""/>
+      <w:lvlJc w:val="left"/>
+      <w:pPr>
+        <w:tabs>
+          <w:tab w:val="num" w:pos="5040"/>
+        </w:tabs>
+        <w:ind w:left="5040" w:hanging="360"/>
+      </w:pPr>
+      <w:rPr>
+        <w:rFonts w:ascii="Wingdings" w:hAnsi="Wingdings" w:hint="default"/>
+        <w:sz w:val="20"/>
+      </w:rPr>
+    </w:lvl>
+    <w:lvl w:ilvl="7" w:tentative="1">
+      <w:start w:val="1"/>
+      <w:numFmt w:val="bullet"/>
+      <w:lvlText w:val=""/>
+      <w:lvlJc w:val="left"/>
+      <w:pPr>
+        <w:tabs>
+          <w:tab w:val="num" w:pos="5760"/>
+        </w:tabs>
+        <w:ind w:left="5760" w:hanging="360"/>
+      </w:pPr>
+      <w:rPr>
+        <w:rFonts w:ascii="Wingdings" w:hAnsi="Wingdings" w:hint="default"/>
+        <w:sz w:val="20"/>
+      </w:rPr>
+    </w:lvl>
+    <w:lvl w:ilvl="8" w:tentative="1">
+      <w:start w:val="1"/>
+      <w:numFmt w:val="bullet"/>
+      <w:lvlText w:val=""/>
+      <w:lvlJc w:val="left"/>
+      <w:pPr>
+        <w:tabs>
+          <w:tab w:val="num" w:pos="6480"/>
+        </w:tabs>
+        <w:ind w:left="6480" w:hanging="360"/>
+      </w:pPr>
+      <w:rPr>
+        <w:rFonts w:ascii="Wingdings" w:hAnsi="Wingdings" w:hint="default"/>
+        <w:sz w:val="20"/>
+      </w:rPr>
+    </w:lvl>
+  </w:abstractNum>
+  <w:abstractNum w:abstractNumId="7" w15:restartNumberingAfterBreak="0">
+    <w:nsid w:val="4065178F"/>
+    <w:multiLevelType w:val="multilevel"/>
+    <w:tmpl w:val="0D803FD8"/>
+    <w:lvl w:ilvl="0">
+      <w:start w:val="1"/>
+      <w:numFmt w:val="bullet"/>
+      <w:lvlText w:val=""/>
+      <w:lvlJc w:val="left"/>
+      <w:pPr>
+        <w:tabs>
+          <w:tab w:val="num" w:pos="720"/>
+        </w:tabs>
+        <w:ind w:left="720" w:hanging="360"/>
+      </w:pPr>
+      <w:rPr>
+        <w:rFonts w:ascii="Symbol" w:hAnsi="Symbol" w:hint="default"/>
+        <w:sz w:val="20"/>
+      </w:rPr>
+    </w:lvl>
+    <w:lvl w:ilvl="1" w:tentative="1">
+      <w:start w:val="1"/>
+      <w:numFmt w:val="bullet"/>
+      <w:lvlText w:val="o"/>
+      <w:lvlJc w:val="left"/>
+      <w:pPr>
+        <w:tabs>
+          <w:tab w:val="num" w:pos="1440"/>
+        </w:tabs>
+        <w:ind w:left="1440" w:hanging="360"/>
+      </w:pPr>
+      <w:rPr>
+        <w:rFonts w:ascii="Courier New" w:hAnsi="Courier New" w:hint="default"/>
+        <w:sz w:val="20"/>
+      </w:rPr>
+    </w:lvl>
+    <w:lvl w:ilvl="2" w:tentative="1">
+      <w:start w:val="1"/>
+      <w:numFmt w:val="bullet"/>
+      <w:lvlText w:val=""/>
+      <w:lvlJc w:val="left"/>
+      <w:pPr>
+        <w:tabs>
+          <w:tab w:val="num" w:pos="2160"/>
+        </w:tabs>
+        <w:ind w:left="2160" w:hanging="360"/>
+      </w:pPr>
+      <w:rPr>
+        <w:rFonts w:ascii="Wingdings" w:hAnsi="Wingdings" w:hint="default"/>
+        <w:sz w:val="20"/>
+      </w:rPr>
+    </w:lvl>
+    <w:lvl w:ilvl="3" w:tentative="1">
+      <w:start w:val="1"/>
+      <w:numFmt w:val="bullet"/>
+      <w:lvlText w:val=""/>
+      <w:lvlJc w:val="left"/>
+      <w:pPr>
+        <w:tabs>
+          <w:tab w:val="num" w:pos="2880"/>
+        </w:tabs>
+        <w:ind w:left="2880" w:hanging="360"/>
+      </w:pPr>
+      <w:rPr>
+        <w:rFonts w:ascii="Wingdings" w:hAnsi="Wingdings" w:hint="default"/>
+        <w:sz w:val="20"/>
+      </w:rPr>
+    </w:lvl>
+    <w:lvl w:ilvl="4" w:tentative="1">
+      <w:start w:val="1"/>
+      <w:numFmt w:val="bullet"/>
+      <w:lvlText w:val=""/>
+      <w:lvlJc w:val="left"/>
+      <w:pPr>
+        <w:tabs>
+          <w:tab w:val="num" w:pos="3600"/>
+        </w:tabs>
+        <w:ind w:left="3600" w:hanging="360"/>
+      </w:pPr>
+      <w:rPr>
+        <w:rFonts w:ascii="Wingdings" w:hAnsi="Wingdings" w:hint="default"/>
+        <w:sz w:val="20"/>
+      </w:rPr>
+    </w:lvl>
+    <w:lvl w:ilvl="5" w:tentative="1">
+      <w:start w:val="1"/>
+      <w:numFmt w:val="bullet"/>
+      <w:lvlText w:val=""/>
+      <w:lvlJc w:val="left"/>
+      <w:pPr>
+        <w:tabs>
+          <w:tab w:val="num" w:pos="4320"/>
+        </w:tabs>
+        <w:ind w:left="4320" w:hanging="360"/>
+      </w:pPr>
+      <w:rPr>
+        <w:rFonts w:ascii="Wingdings" w:hAnsi="Wingdings" w:hint="default"/>
+        <w:sz w:val="20"/>
+      </w:rPr>
+    </w:lvl>
+    <w:lvl w:ilvl="6" w:tentative="1">
+      <w:start w:val="1"/>
+      <w:numFmt w:val="bullet"/>
+      <w:lvlText w:val=""/>
+      <w:lvlJc w:val="left"/>
+      <w:pPr>
+        <w:tabs>
+          <w:tab w:val="num" w:pos="5040"/>
+        </w:tabs>
+        <w:ind w:left="5040" w:hanging="360"/>
+      </w:pPr>
+      <w:rPr>
+        <w:rFonts w:ascii="Wingdings" w:hAnsi="Wingdings" w:hint="default"/>
+        <w:sz w:val="20"/>
+      </w:rPr>
+    </w:lvl>
+    <w:lvl w:ilvl="7" w:tentative="1">
+      <w:start w:val="1"/>
+      <w:numFmt w:val="bullet"/>
+      <w:lvlText w:val=""/>
+      <w:lvlJc w:val="left"/>
+      <w:pPr>
+        <w:tabs>
+          <w:tab w:val="num" w:pos="5760"/>
+        </w:tabs>
+        <w:ind w:left="5760" w:hanging="360"/>
+      </w:pPr>
+      <w:rPr>
+        <w:rFonts w:ascii="Wingdings" w:hAnsi="Wingdings" w:hint="default"/>
+        <w:sz w:val="20"/>
+      </w:rPr>
+    </w:lvl>
+    <w:lvl w:ilvl="8" w:tentative="1">
+      <w:start w:val="1"/>
+      <w:numFmt w:val="bullet"/>
+      <w:lvlText w:val=""/>
+      <w:lvlJc w:val="left"/>
+      <w:pPr>
+        <w:tabs>
+          <w:tab w:val="num" w:pos="6480"/>
+        </w:tabs>
+        <w:ind w:left="6480" w:hanging="360"/>
+      </w:pPr>
+      <w:rPr>
+        <w:rFonts w:ascii="Wingdings" w:hAnsi="Wingdings" w:hint="default"/>
+        <w:sz w:val="20"/>
+      </w:rPr>
+    </w:lvl>
+  </w:abstractNum>
+  <w:abstractNum w:abstractNumId="8" w15:restartNumberingAfterBreak="0">
+    <w:nsid w:val="42236F39"/>
+    <w:multiLevelType w:val="multilevel"/>
+    <w:tmpl w:val="4DD41BA2"/>
+    <w:lvl w:ilvl="0">
+      <w:start w:val="1"/>
+      <w:numFmt w:val="bullet"/>
+      <w:lvlText w:val=""/>
+      <w:lvlJc w:val="left"/>
+      <w:pPr>
+        <w:tabs>
+          <w:tab w:val="num" w:pos="720"/>
+        </w:tabs>
+        <w:ind w:left="720" w:hanging="360"/>
+      </w:pPr>
+      <w:rPr>
+        <w:rFonts w:ascii="Symbol" w:hAnsi="Symbol" w:hint="default"/>
+        <w:sz w:val="20"/>
+      </w:rPr>
+    </w:lvl>
+    <w:lvl w:ilvl="1" w:tentative="1">
+      <w:start w:val="1"/>
+      <w:numFmt w:val="bullet"/>
+      <w:lvlText w:val="o"/>
+      <w:lvlJc w:val="left"/>
+      <w:pPr>
+        <w:tabs>
+          <w:tab w:val="num" w:pos="1440"/>
+        </w:tabs>
+        <w:ind w:left="1440" w:hanging="360"/>
+      </w:pPr>
+      <w:rPr>
+        <w:rFonts w:ascii="Courier New" w:hAnsi="Courier New" w:hint="default"/>
+        <w:sz w:val="20"/>
+      </w:rPr>
+    </w:lvl>
+    <w:lvl w:ilvl="2" w:tentative="1">
+      <w:start w:val="1"/>
+      <w:numFmt w:val="bullet"/>
+      <w:lvlText w:val=""/>
+      <w:lvlJc w:val="left"/>
+      <w:pPr>
+        <w:tabs>
+          <w:tab w:val="num" w:pos="2160"/>
+        </w:tabs>
+        <w:ind w:left="2160" w:hanging="360"/>
+      </w:pPr>
+      <w:rPr>
+        <w:rFonts w:ascii="Wingdings" w:hAnsi="Wingdings" w:hint="default"/>
+        <w:sz w:val="20"/>
+      </w:rPr>
+    </w:lvl>
+    <w:lvl w:ilvl="3" w:tentative="1">
+      <w:start w:val="1"/>
+      <w:numFmt w:val="bullet"/>
+      <w:lvlText w:val=""/>
+      <w:lvlJc w:val="left"/>
+      <w:pPr>
+        <w:tabs>
+          <w:tab w:val="num" w:pos="2880"/>
+        </w:tabs>
+        <w:ind w:left="2880" w:hanging="360"/>
+      </w:pPr>
+      <w:rPr>
+        <w:rFonts w:ascii="Wingdings" w:hAnsi="Wingdings" w:hint="default"/>
+        <w:sz w:val="20"/>
+      </w:rPr>
+    </w:lvl>
+    <w:lvl w:ilvl="4" w:tentative="1">
+      <w:start w:val="1"/>
+      <w:numFmt w:val="bullet"/>
+      <w:lvlText w:val=""/>
+      <w:lvlJc w:val="left"/>
+      <w:pPr>
+        <w:tabs>
+          <w:tab w:val="num" w:pos="3600"/>
+        </w:tabs>
+        <w:ind w:left="3600" w:hanging="360"/>
+      </w:pPr>
+      <w:rPr>
+        <w:rFonts w:ascii="Wingdings" w:hAnsi="Wingdings" w:hint="default"/>
+        <w:sz w:val="20"/>
+      </w:rPr>
+    </w:lvl>
+    <w:lvl w:ilvl="5" w:tentative="1">
+      <w:start w:val="1"/>
+      <w:numFmt w:val="bullet"/>
+      <w:lvlText w:val=""/>
+      <w:lvlJc w:val="left"/>
+      <w:pPr>
+        <w:tabs>
+          <w:tab w:val="num" w:pos="4320"/>
+        </w:tabs>
+        <w:ind w:left="4320" w:hanging="360"/>
+      </w:pPr>
+      <w:rPr>
+        <w:rFonts w:ascii="Wingdings" w:hAnsi="Wingdings" w:hint="default"/>
+        <w:sz w:val="20"/>
+      </w:rPr>
+    </w:lvl>
+    <w:lvl w:ilvl="6" w:tentative="1">
+      <w:start w:val="1"/>
+      <w:numFmt w:val="bullet"/>
+      <w:lvlText w:val=""/>
+      <w:lvlJc w:val="left"/>
+      <w:pPr>
+        <w:tabs>
+          <w:tab w:val="num" w:pos="5040"/>
+        </w:tabs>
+        <w:ind w:left="5040" w:hanging="360"/>
+      </w:pPr>
+      <w:rPr>
+        <w:rFonts w:ascii="Wingdings" w:hAnsi="Wingdings" w:hint="default"/>
+        <w:sz w:val="20"/>
+      </w:rPr>
+    </w:lvl>
+    <w:lvl w:ilvl="7" w:tentative="1">
+      <w:start w:val="1"/>
+      <w:numFmt w:val="bullet"/>
+      <w:lvlText w:val=""/>
+      <w:lvlJc w:val="left"/>
+      <w:pPr>
+        <w:tabs>
+          <w:tab w:val="num" w:pos="5760"/>
+        </w:tabs>
+        <w:ind w:left="5760" w:hanging="360"/>
+      </w:pPr>
+      <w:rPr>
+        <w:rFonts w:ascii="Wingdings" w:hAnsi="Wingdings" w:hint="default"/>
+        <w:sz w:val="20"/>
+      </w:rPr>
+    </w:lvl>
+    <w:lvl w:ilvl="8" w:tentative="1">
+      <w:start w:val="1"/>
+      <w:numFmt w:val="bullet"/>
+      <w:lvlText w:val=""/>
+      <w:lvlJc w:val="left"/>
+      <w:pPr>
+        <w:tabs>
+          <w:tab w:val="num" w:pos="6480"/>
+        </w:tabs>
+        <w:ind w:left="6480" w:hanging="360"/>
+      </w:pPr>
+      <w:rPr>
+        <w:rFonts w:ascii="Wingdings" w:hAnsi="Wingdings" w:hint="default"/>
+        <w:sz w:val="20"/>
+      </w:rPr>
+    </w:lvl>
+  </w:abstractNum>
+  <w:abstractNum w:abstractNumId="9" w15:restartNumberingAfterBreak="0">
+    <w:nsid w:val="433174E3"/>
+    <w:multiLevelType w:val="multilevel"/>
+    <w:tmpl w:val="FBACC110"/>
+    <w:lvl w:ilvl="0">
+      <w:start w:val="1"/>
+      <w:numFmt w:val="bullet"/>
+      <w:lvlText w:val=""/>
+      <w:lvlJc w:val="left"/>
+      <w:pPr>
+        <w:tabs>
+          <w:tab w:val="num" w:pos="720"/>
+        </w:tabs>
+        <w:ind w:left="720" w:hanging="360"/>
+      </w:pPr>
+      <w:rPr>
+        <w:rFonts w:ascii="Symbol" w:hAnsi="Symbol" w:hint="default"/>
+        <w:sz w:val="20"/>
+      </w:rPr>
+    </w:lvl>
+    <w:lvl w:ilvl="1" w:tentative="1">
+      <w:start w:val="1"/>
+      <w:numFmt w:val="bullet"/>
+      <w:lvlText w:val="o"/>
+      <w:lvlJc w:val="left"/>
+      <w:pPr>
+        <w:tabs>
+          <w:tab w:val="num" w:pos="1440"/>
+        </w:tabs>
+        <w:ind w:left="1440" w:hanging="360"/>
+      </w:pPr>
+      <w:rPr>
+        <w:rFonts w:ascii="Courier New" w:hAnsi="Courier New" w:hint="default"/>
+        <w:sz w:val="20"/>
+      </w:rPr>
+    </w:lvl>
+    <w:lvl w:ilvl="2" w:tentative="1">
+      <w:start w:val="1"/>
+      <w:numFmt w:val="bullet"/>
+      <w:lvlText w:val=""/>
+      <w:lvlJc w:val="left"/>
+      <w:pPr>
+        <w:tabs>
+          <w:tab w:val="num" w:pos="2160"/>
+        </w:tabs>
+        <w:ind w:left="2160" w:hanging="360"/>
+      </w:pPr>
+      <w:rPr>
+        <w:rFonts w:ascii="Wingdings" w:hAnsi="Wingdings" w:hint="default"/>
+        <w:sz w:val="20"/>
+      </w:rPr>
+    </w:lvl>
+    <w:lvl w:ilvl="3" w:tentative="1">
+      <w:start w:val="1"/>
+      <w:numFmt w:val="bullet"/>
+      <w:lvlText w:val=""/>
+      <w:lvlJc w:val="left"/>
+      <w:pPr>
+        <w:tabs>
+          <w:tab w:val="num" w:pos="2880"/>
+        </w:tabs>
+        <w:ind w:left="2880" w:hanging="360"/>
+      </w:pPr>
+      <w:rPr>
+        <w:rFonts w:ascii="Wingdings" w:hAnsi="Wingdings" w:hint="default"/>
+        <w:sz w:val="20"/>
+      </w:rPr>
+    </w:lvl>
+    <w:lvl w:ilvl="4" w:tentative="1">
+      <w:start w:val="1"/>
+      <w:numFmt w:val="bullet"/>
+      <w:lvlText w:val=""/>
+      <w:lvlJc w:val="left"/>
+      <w:pPr>
+        <w:tabs>
+          <w:tab w:val="num" w:pos="3600"/>
+        </w:tabs>
+        <w:ind w:left="3600" w:hanging="360"/>
+      </w:pPr>
+      <w:rPr>
+        <w:rFonts w:ascii="Wingdings" w:hAnsi="Wingdings" w:hint="default"/>
+        <w:sz w:val="20"/>
+      </w:rPr>
+    </w:lvl>
+    <w:lvl w:ilvl="5" w:tentative="1">
+      <w:start w:val="1"/>
+      <w:numFmt w:val="bullet"/>
+      <w:lvlText w:val=""/>
+      <w:lvlJc w:val="left"/>
+      <w:pPr>
+        <w:tabs>
+          <w:tab w:val="num" w:pos="4320"/>
+        </w:tabs>
+        <w:ind w:left="4320" w:hanging="360"/>
+      </w:pPr>
+      <w:rPr>
+        <w:rFonts w:ascii="Wingdings" w:hAnsi="Wingdings" w:hint="default"/>
+        <w:sz w:val="20"/>
+      </w:rPr>
+    </w:lvl>
+    <w:lvl w:ilvl="6" w:tentative="1">
+      <w:start w:val="1"/>
+      <w:numFmt w:val="bullet"/>
+      <w:lvlText w:val=""/>
+      <w:lvlJc w:val="left"/>
+      <w:pPr>
+        <w:tabs>
+          <w:tab w:val="num" w:pos="5040"/>
+        </w:tabs>
+        <w:ind w:left="5040" w:hanging="360"/>
+      </w:pPr>
+      <w:rPr>
+        <w:rFonts w:ascii="Wingdings" w:hAnsi="Wingdings" w:hint="default"/>
+        <w:sz w:val="20"/>
+      </w:rPr>
+    </w:lvl>
+    <w:lvl w:ilvl="7" w:tentative="1">
+      <w:start w:val="1"/>
+      <w:numFmt w:val="bullet"/>
+      <w:lvlText w:val=""/>
+      <w:lvlJc w:val="left"/>
+      <w:pPr>
+        <w:tabs>
+          <w:tab w:val="num" w:pos="5760"/>
+        </w:tabs>
+        <w:ind w:left="5760" w:hanging="360"/>
+      </w:pPr>
+      <w:rPr>
+        <w:rFonts w:ascii="Wingdings" w:hAnsi="Wingdings" w:hint="default"/>
+        <w:sz w:val="20"/>
+      </w:rPr>
+    </w:lvl>
+    <w:lvl w:ilvl="8" w:tentative="1">
+      <w:start w:val="1"/>
+      <w:numFmt w:val="bullet"/>
+      <w:lvlText w:val=""/>
+      <w:lvlJc w:val="left"/>
+      <w:pPr>
+        <w:tabs>
+          <w:tab w:val="num" w:pos="6480"/>
+        </w:tabs>
+        <w:ind w:left="6480" w:hanging="360"/>
+      </w:pPr>
+      <w:rPr>
+        <w:rFonts w:ascii="Wingdings" w:hAnsi="Wingdings" w:hint="default"/>
+        <w:sz w:val="20"/>
+      </w:rPr>
+    </w:lvl>
+  </w:abstractNum>
+  <w:abstractNum w:abstractNumId="10" w15:restartNumberingAfterBreak="0">
+    <w:nsid w:val="48B47015"/>
+    <w:multiLevelType w:val="multilevel"/>
+    <w:tmpl w:val="3BEC52D0"/>
+    <w:lvl w:ilvl="0">
+      <w:start w:val="1"/>
+      <w:numFmt w:val="bullet"/>
+      <w:lvlText w:val=""/>
+      <w:lvlJc w:val="left"/>
+      <w:pPr>
+        <w:tabs>
+          <w:tab w:val="num" w:pos="720"/>
+        </w:tabs>
+        <w:ind w:left="720" w:hanging="360"/>
+      </w:pPr>
+      <w:rPr>
+        <w:rFonts w:ascii="Symbol" w:hAnsi="Symbol" w:hint="default"/>
+        <w:sz w:val="20"/>
+      </w:rPr>
+    </w:lvl>
+    <w:lvl w:ilvl="1" w:tentative="1">
+      <w:start w:val="1"/>
+      <w:numFmt w:val="bullet"/>
+      <w:lvlText w:val="o"/>
+      <w:lvlJc w:val="left"/>
+      <w:pPr>
+        <w:tabs>
+          <w:tab w:val="num" w:pos="1440"/>
+        </w:tabs>
+        <w:ind w:left="1440" w:hanging="360"/>
+      </w:pPr>
+      <w:rPr>
+        <w:rFonts w:ascii="Courier New" w:hAnsi="Courier New" w:hint="default"/>
+        <w:sz w:val="20"/>
+      </w:rPr>
+    </w:lvl>
+    <w:lvl w:ilvl="2" w:tentative="1">
+      <w:start w:val="1"/>
+      <w:numFmt w:val="bullet"/>
+      <w:lvlText w:val=""/>
+      <w:lvlJc w:val="left"/>
+      <w:pPr>
+        <w:tabs>
+          <w:tab w:val="num" w:pos="2160"/>
+        </w:tabs>
+        <w:ind w:left="2160" w:hanging="360"/>
+      </w:pPr>
+      <w:rPr>
+        <w:rFonts w:ascii="Wingdings" w:hAnsi="Wingdings" w:hint="default"/>
+        <w:sz w:val="20"/>
+      </w:rPr>
+    </w:lvl>
+    <w:lvl w:ilvl="3" w:tentative="1">
+      <w:start w:val="1"/>
+      <w:numFmt w:val="bullet"/>
+      <w:lvlText w:val=""/>
+      <w:lvlJc w:val="left"/>
+      <w:pPr>
+        <w:tabs>
+          <w:tab w:val="num" w:pos="2880"/>
+        </w:tabs>
+        <w:ind w:left="2880" w:hanging="360"/>
+      </w:pPr>
+      <w:rPr>
+        <w:rFonts w:ascii="Wingdings" w:hAnsi="Wingdings" w:hint="default"/>
+        <w:sz w:val="20"/>
+      </w:rPr>
+    </w:lvl>
+    <w:lvl w:ilvl="4" w:tentative="1">
+      <w:start w:val="1"/>
+      <w:numFmt w:val="bullet"/>
+      <w:lvlText w:val=""/>
+      <w:lvlJc w:val="left"/>
+      <w:pPr>
+        <w:tabs>
+          <w:tab w:val="num" w:pos="3600"/>
+        </w:tabs>
+        <w:ind w:left="3600" w:hanging="360"/>
+      </w:pPr>
+      <w:rPr>
+        <w:rFonts w:ascii="Wingdings" w:hAnsi="Wingdings" w:hint="default"/>
+        <w:sz w:val="20"/>
+      </w:rPr>
+    </w:lvl>
+    <w:lvl w:ilvl="5" w:tentative="1">
+      <w:start w:val="1"/>
+      <w:numFmt w:val="bullet"/>
+      <w:lvlText w:val=""/>
+      <w:lvlJc w:val="left"/>
+      <w:pPr>
+        <w:tabs>
+          <w:tab w:val="num" w:pos="4320"/>
+        </w:tabs>
+        <w:ind w:left="4320" w:hanging="360"/>
+      </w:pPr>
+      <w:rPr>
+        <w:rFonts w:ascii="Wingdings" w:hAnsi="Wingdings" w:hint="default"/>
+        <w:sz w:val="20"/>
+      </w:rPr>
+    </w:lvl>
+    <w:lvl w:ilvl="6" w:tentative="1">
+      <w:start w:val="1"/>
+      <w:numFmt w:val="bullet"/>
+      <w:lvlText w:val=""/>
+      <w:lvlJc w:val="left"/>
+      <w:pPr>
+        <w:tabs>
+          <w:tab w:val="num" w:pos="5040"/>
+        </w:tabs>
+        <w:ind w:left="5040" w:hanging="360"/>
+      </w:pPr>
+      <w:rPr>
+        <w:rFonts w:ascii="Wingdings" w:hAnsi="Wingdings" w:hint="default"/>
+        <w:sz w:val="20"/>
+      </w:rPr>
+    </w:lvl>
+    <w:lvl w:ilvl="7" w:tentative="1">
+      <w:start w:val="1"/>
+      <w:numFmt w:val="bullet"/>
+      <w:lvlText w:val=""/>
+      <w:lvlJc w:val="left"/>
+      <w:pPr>
+        <w:tabs>
+          <w:tab w:val="num" w:pos="5760"/>
+        </w:tabs>
+        <w:ind w:left="5760" w:hanging="360"/>
+      </w:pPr>
+      <w:rPr>
+        <w:rFonts w:ascii="Wingdings" w:hAnsi="Wingdings" w:hint="default"/>
+        <w:sz w:val="20"/>
+      </w:rPr>
+    </w:lvl>
+    <w:lvl w:ilvl="8" w:tentative="1">
+      <w:start w:val="1"/>
+      <w:numFmt w:val="bullet"/>
+      <w:lvlText w:val=""/>
+      <w:lvlJc w:val="left"/>
+      <w:pPr>
+        <w:tabs>
+          <w:tab w:val="num" w:pos="6480"/>
+        </w:tabs>
+        <w:ind w:left="6480" w:hanging="360"/>
+      </w:pPr>
+      <w:rPr>
+        <w:rFonts w:ascii="Wingdings" w:hAnsi="Wingdings" w:hint="default"/>
+        <w:sz w:val="20"/>
+      </w:rPr>
+    </w:lvl>
+  </w:abstractNum>
+  <w:abstractNum w:abstractNumId="11" w15:restartNumberingAfterBreak="0">
+    <w:nsid w:val="493B1EE2"/>
+    <w:multiLevelType w:val="multilevel"/>
+    <w:tmpl w:val="04E62C18"/>
+    <w:lvl w:ilvl="0">
+      <w:start w:val="1"/>
+      <w:numFmt w:val="bullet"/>
+      <w:lvlText w:val=""/>
+      <w:lvlJc w:val="left"/>
+      <w:pPr>
+        <w:tabs>
+          <w:tab w:val="num" w:pos="720"/>
+        </w:tabs>
+        <w:ind w:left="720" w:hanging="360"/>
+      </w:pPr>
+      <w:rPr>
+        <w:rFonts w:ascii="Symbol" w:hAnsi="Symbol" w:hint="default"/>
+        <w:sz w:val="20"/>
+      </w:rPr>
+    </w:lvl>
+    <w:lvl w:ilvl="1" w:tentative="1">
+      <w:start w:val="1"/>
+      <w:numFmt w:val="bullet"/>
+      <w:lvlText w:val="o"/>
+      <w:lvlJc w:val="left"/>
+      <w:pPr>
+        <w:tabs>
+          <w:tab w:val="num" w:pos="1440"/>
+        </w:tabs>
+        <w:ind w:left="1440" w:hanging="360"/>
+      </w:pPr>
+      <w:rPr>
+        <w:rFonts w:ascii="Courier New" w:hAnsi="Courier New" w:hint="default"/>
+        <w:sz w:val="20"/>
+      </w:rPr>
+    </w:lvl>
+    <w:lvl w:ilvl="2" w:tentative="1">
+      <w:start w:val="1"/>
+      <w:numFmt w:val="bullet"/>
+      <w:lvlText w:val=""/>
+      <w:lvlJc w:val="left"/>
+      <w:pPr>
+        <w:tabs>
+          <w:tab w:val="num" w:pos="2160"/>
+        </w:tabs>
+        <w:ind w:left="2160" w:hanging="360"/>
+      </w:pPr>
+      <w:rPr>
+        <w:rFonts w:ascii="Wingdings" w:hAnsi="Wingdings" w:hint="default"/>
+        <w:sz w:val="20"/>
+      </w:rPr>
+    </w:lvl>
+    <w:lvl w:ilvl="3" w:tentative="1">
+      <w:start w:val="1"/>
+      <w:numFmt w:val="bullet"/>
+      <w:lvlText w:val=""/>
+      <w:lvlJc w:val="left"/>
+      <w:pPr>
+        <w:tabs>
+          <w:tab w:val="num" w:pos="2880"/>
+        </w:tabs>
+        <w:ind w:left="2880" w:hanging="360"/>
+      </w:pPr>
+      <w:rPr>
+        <w:rFonts w:ascii="Wingdings" w:hAnsi="Wingdings" w:hint="default"/>
+        <w:sz w:val="20"/>
+      </w:rPr>
+    </w:lvl>
+    <w:lvl w:ilvl="4" w:tentative="1">
+      <w:start w:val="1"/>
+      <w:numFmt w:val="bullet"/>
+      <w:lvlText w:val=""/>
+      <w:lvlJc w:val="left"/>
+      <w:pPr>
+        <w:tabs>
+          <w:tab w:val="num" w:pos="3600"/>
+        </w:tabs>
+        <w:ind w:left="3600" w:hanging="360"/>
+      </w:pPr>
+      <w:rPr>
+        <w:rFonts w:ascii="Wingdings" w:hAnsi="Wingdings" w:hint="default"/>
+        <w:sz w:val="20"/>
+      </w:rPr>
+    </w:lvl>
+    <w:lvl w:ilvl="5" w:tentative="1">
+      <w:start w:val="1"/>
+      <w:numFmt w:val="bullet"/>
+      <w:lvlText w:val=""/>
+      <w:lvlJc w:val="left"/>
+      <w:pPr>
+        <w:tabs>
+          <w:tab w:val="num" w:pos="4320"/>
+        </w:tabs>
+        <w:ind w:left="4320" w:hanging="360"/>
+      </w:pPr>
+      <w:rPr>
+        <w:rFonts w:ascii="Wingdings" w:hAnsi="Wingdings" w:hint="default"/>
+        <w:sz w:val="20"/>
+      </w:rPr>
+    </w:lvl>
+    <w:lvl w:ilvl="6" w:tentative="1">
+      <w:start w:val="1"/>
+      <w:numFmt w:val="bullet"/>
+      <w:lvlText w:val=""/>
+      <w:lvlJc w:val="left"/>
+      <w:pPr>
+        <w:tabs>
+          <w:tab w:val="num" w:pos="5040"/>
+        </w:tabs>
+        <w:ind w:left="5040" w:hanging="360"/>
+      </w:pPr>
+      <w:rPr>
+        <w:rFonts w:ascii="Wingdings" w:hAnsi="Wingdings" w:hint="default"/>
+        <w:sz w:val="20"/>
+      </w:rPr>
+    </w:lvl>
+    <w:lvl w:ilvl="7" w:tentative="1">
+      <w:start w:val="1"/>
+      <w:numFmt w:val="bullet"/>
+      <w:lvlText w:val=""/>
+      <w:lvlJc w:val="left"/>
+      <w:pPr>
+        <w:tabs>
+          <w:tab w:val="num" w:pos="5760"/>
+        </w:tabs>
+        <w:ind w:left="5760" w:hanging="360"/>
+      </w:pPr>
+      <w:rPr>
+        <w:rFonts w:ascii="Wingdings" w:hAnsi="Wingdings" w:hint="default"/>
+        <w:sz w:val="20"/>
+      </w:rPr>
+    </w:lvl>
+    <w:lvl w:ilvl="8" w:tentative="1">
+      <w:start w:val="1"/>
+      <w:numFmt w:val="bullet"/>
+      <w:lvlText w:val=""/>
+      <w:lvlJc w:val="left"/>
+      <w:pPr>
+        <w:tabs>
+          <w:tab w:val="num" w:pos="6480"/>
+        </w:tabs>
+        <w:ind w:left="6480" w:hanging="360"/>
+      </w:pPr>
+      <w:rPr>
+        <w:rFonts w:ascii="Wingdings" w:hAnsi="Wingdings" w:hint="default"/>
+        <w:sz w:val="20"/>
+      </w:rPr>
+    </w:lvl>
+  </w:abstractNum>
+  <w:abstractNum w:abstractNumId="12" w15:restartNumberingAfterBreak="0">
     <w:nsid w:val="4DCA7149"/>
     <w:multiLevelType w:val="multilevel"/>
     <w:tmpl w:val="93B2940E"/>
@@ -2375,7 +6387,454 @@
       </w:rPr>
     </w:lvl>
   </w:abstractNum>
-  <w:abstractNum w:abstractNumId="3" w15:restartNumberingAfterBreak="0">
+  <w:abstractNum w:abstractNumId="13" w15:restartNumberingAfterBreak="0">
+    <w:nsid w:val="548F4A31"/>
+    <w:multiLevelType w:val="multilevel"/>
+    <w:tmpl w:val="DDF48A28"/>
+    <w:lvl w:ilvl="0">
+      <w:start w:val="1"/>
+      <w:numFmt w:val="bullet"/>
+      <w:lvlText w:val=""/>
+      <w:lvlJc w:val="left"/>
+      <w:pPr>
+        <w:tabs>
+          <w:tab w:val="num" w:pos="720"/>
+        </w:tabs>
+        <w:ind w:left="720" w:hanging="360"/>
+      </w:pPr>
+      <w:rPr>
+        <w:rFonts w:ascii="Symbol" w:hAnsi="Symbol" w:hint="default"/>
+        <w:sz w:val="20"/>
+      </w:rPr>
+    </w:lvl>
+    <w:lvl w:ilvl="1" w:tentative="1">
+      <w:start w:val="1"/>
+      <w:numFmt w:val="bullet"/>
+      <w:lvlText w:val="o"/>
+      <w:lvlJc w:val="left"/>
+      <w:pPr>
+        <w:tabs>
+          <w:tab w:val="num" w:pos="1440"/>
+        </w:tabs>
+        <w:ind w:left="1440" w:hanging="360"/>
+      </w:pPr>
+      <w:rPr>
+        <w:rFonts w:ascii="Courier New" w:hAnsi="Courier New" w:hint="default"/>
+        <w:sz w:val="20"/>
+      </w:rPr>
+    </w:lvl>
+    <w:lvl w:ilvl="2" w:tentative="1">
+      <w:start w:val="1"/>
+      <w:numFmt w:val="bullet"/>
+      <w:lvlText w:val=""/>
+      <w:lvlJc w:val="left"/>
+      <w:pPr>
+        <w:tabs>
+          <w:tab w:val="num" w:pos="2160"/>
+        </w:tabs>
+        <w:ind w:left="2160" w:hanging="360"/>
+      </w:pPr>
+      <w:rPr>
+        <w:rFonts w:ascii="Wingdings" w:hAnsi="Wingdings" w:hint="default"/>
+        <w:sz w:val="20"/>
+      </w:rPr>
+    </w:lvl>
+    <w:lvl w:ilvl="3" w:tentative="1">
+      <w:start w:val="1"/>
+      <w:numFmt w:val="bullet"/>
+      <w:lvlText w:val=""/>
+      <w:lvlJc w:val="left"/>
+      <w:pPr>
+        <w:tabs>
+          <w:tab w:val="num" w:pos="2880"/>
+        </w:tabs>
+        <w:ind w:left="2880" w:hanging="360"/>
+      </w:pPr>
+      <w:rPr>
+        <w:rFonts w:ascii="Wingdings" w:hAnsi="Wingdings" w:hint="default"/>
+        <w:sz w:val="20"/>
+      </w:rPr>
+    </w:lvl>
+    <w:lvl w:ilvl="4" w:tentative="1">
+      <w:start w:val="1"/>
+      <w:numFmt w:val="bullet"/>
+      <w:lvlText w:val=""/>
+      <w:lvlJc w:val="left"/>
+      <w:pPr>
+        <w:tabs>
+          <w:tab w:val="num" w:pos="3600"/>
+        </w:tabs>
+        <w:ind w:left="3600" w:hanging="360"/>
+      </w:pPr>
+      <w:rPr>
+        <w:rFonts w:ascii="Wingdings" w:hAnsi="Wingdings" w:hint="default"/>
+        <w:sz w:val="20"/>
+      </w:rPr>
+    </w:lvl>
+    <w:lvl w:ilvl="5" w:tentative="1">
+      <w:start w:val="1"/>
+      <w:numFmt w:val="bullet"/>
+      <w:lvlText w:val=""/>
+      <w:lvlJc w:val="left"/>
+      <w:pPr>
+        <w:tabs>
+          <w:tab w:val="num" w:pos="4320"/>
+        </w:tabs>
+        <w:ind w:left="4320" w:hanging="360"/>
+      </w:pPr>
+      <w:rPr>
+        <w:rFonts w:ascii="Wingdings" w:hAnsi="Wingdings" w:hint="default"/>
+        <w:sz w:val="20"/>
+      </w:rPr>
+    </w:lvl>
+    <w:lvl w:ilvl="6" w:tentative="1">
+      <w:start w:val="1"/>
+      <w:numFmt w:val="bullet"/>
+      <w:lvlText w:val=""/>
+      <w:lvlJc w:val="left"/>
+      <w:pPr>
+        <w:tabs>
+          <w:tab w:val="num" w:pos="5040"/>
+        </w:tabs>
+        <w:ind w:left="5040" w:hanging="360"/>
+      </w:pPr>
+      <w:rPr>
+        <w:rFonts w:ascii="Wingdings" w:hAnsi="Wingdings" w:hint="default"/>
+        <w:sz w:val="20"/>
+      </w:rPr>
+    </w:lvl>
+    <w:lvl w:ilvl="7" w:tentative="1">
+      <w:start w:val="1"/>
+      <w:numFmt w:val="bullet"/>
+      <w:lvlText w:val=""/>
+      <w:lvlJc w:val="left"/>
+      <w:pPr>
+        <w:tabs>
+          <w:tab w:val="num" w:pos="5760"/>
+        </w:tabs>
+        <w:ind w:left="5760" w:hanging="360"/>
+      </w:pPr>
+      <w:rPr>
+        <w:rFonts w:ascii="Wingdings" w:hAnsi="Wingdings" w:hint="default"/>
+        <w:sz w:val="20"/>
+      </w:rPr>
+    </w:lvl>
+    <w:lvl w:ilvl="8" w:tentative="1">
+      <w:start w:val="1"/>
+      <w:numFmt w:val="bullet"/>
+      <w:lvlText w:val=""/>
+      <w:lvlJc w:val="left"/>
+      <w:pPr>
+        <w:tabs>
+          <w:tab w:val="num" w:pos="6480"/>
+        </w:tabs>
+        <w:ind w:left="6480" w:hanging="360"/>
+      </w:pPr>
+      <w:rPr>
+        <w:rFonts w:ascii="Wingdings" w:hAnsi="Wingdings" w:hint="default"/>
+        <w:sz w:val="20"/>
+      </w:rPr>
+    </w:lvl>
+  </w:abstractNum>
+  <w:abstractNum w:abstractNumId="14" w15:restartNumberingAfterBreak="0">
+    <w:nsid w:val="56A53439"/>
+    <w:multiLevelType w:val="multilevel"/>
+    <w:tmpl w:val="519E7100"/>
+    <w:lvl w:ilvl="0">
+      <w:start w:val="1"/>
+      <w:numFmt w:val="bullet"/>
+      <w:lvlText w:val=""/>
+      <w:lvlJc w:val="left"/>
+      <w:pPr>
+        <w:tabs>
+          <w:tab w:val="num" w:pos="720"/>
+        </w:tabs>
+        <w:ind w:left="720" w:hanging="360"/>
+      </w:pPr>
+      <w:rPr>
+        <w:rFonts w:ascii="Symbol" w:hAnsi="Symbol" w:hint="default"/>
+        <w:sz w:val="20"/>
+      </w:rPr>
+    </w:lvl>
+    <w:lvl w:ilvl="1" w:tentative="1">
+      <w:start w:val="1"/>
+      <w:numFmt w:val="bullet"/>
+      <w:lvlText w:val="o"/>
+      <w:lvlJc w:val="left"/>
+      <w:pPr>
+        <w:tabs>
+          <w:tab w:val="num" w:pos="1440"/>
+        </w:tabs>
+        <w:ind w:left="1440" w:hanging="360"/>
+      </w:pPr>
+      <w:rPr>
+        <w:rFonts w:ascii="Courier New" w:hAnsi="Courier New" w:hint="default"/>
+        <w:sz w:val="20"/>
+      </w:rPr>
+    </w:lvl>
+    <w:lvl w:ilvl="2" w:tentative="1">
+      <w:start w:val="1"/>
+      <w:numFmt w:val="bullet"/>
+      <w:lvlText w:val=""/>
+      <w:lvlJc w:val="left"/>
+      <w:pPr>
+        <w:tabs>
+          <w:tab w:val="num" w:pos="2160"/>
+        </w:tabs>
+        <w:ind w:left="2160" w:hanging="360"/>
+      </w:pPr>
+      <w:rPr>
+        <w:rFonts w:ascii="Wingdings" w:hAnsi="Wingdings" w:hint="default"/>
+        <w:sz w:val="20"/>
+      </w:rPr>
+    </w:lvl>
+    <w:lvl w:ilvl="3" w:tentative="1">
+      <w:start w:val="1"/>
+      <w:numFmt w:val="bullet"/>
+      <w:lvlText w:val=""/>
+      <w:lvlJc w:val="left"/>
+      <w:pPr>
+        <w:tabs>
+          <w:tab w:val="num" w:pos="2880"/>
+        </w:tabs>
+        <w:ind w:left="2880" w:hanging="360"/>
+      </w:pPr>
+      <w:rPr>
+        <w:rFonts w:ascii="Wingdings" w:hAnsi="Wingdings" w:hint="default"/>
+        <w:sz w:val="20"/>
+      </w:rPr>
+    </w:lvl>
+    <w:lvl w:ilvl="4" w:tentative="1">
+      <w:start w:val="1"/>
+      <w:numFmt w:val="bullet"/>
+      <w:lvlText w:val=""/>
+      <w:lvlJc w:val="left"/>
+      <w:pPr>
+        <w:tabs>
+          <w:tab w:val="num" w:pos="3600"/>
+        </w:tabs>
+        <w:ind w:left="3600" w:hanging="360"/>
+      </w:pPr>
+      <w:rPr>
+        <w:rFonts w:ascii="Wingdings" w:hAnsi="Wingdings" w:hint="default"/>
+        <w:sz w:val="20"/>
+      </w:rPr>
+    </w:lvl>
+    <w:lvl w:ilvl="5" w:tentative="1">
+      <w:start w:val="1"/>
+      <w:numFmt w:val="bullet"/>
+      <w:lvlText w:val=""/>
+      <w:lvlJc w:val="left"/>
+      <w:pPr>
+        <w:tabs>
+          <w:tab w:val="num" w:pos="4320"/>
+        </w:tabs>
+        <w:ind w:left="4320" w:hanging="360"/>
+      </w:pPr>
+      <w:rPr>
+        <w:rFonts w:ascii="Wingdings" w:hAnsi="Wingdings" w:hint="default"/>
+        <w:sz w:val="20"/>
+      </w:rPr>
+    </w:lvl>
+    <w:lvl w:ilvl="6" w:tentative="1">
+      <w:start w:val="1"/>
+      <w:numFmt w:val="bullet"/>
+      <w:lvlText w:val=""/>
+      <w:lvlJc w:val="left"/>
+      <w:pPr>
+        <w:tabs>
+          <w:tab w:val="num" w:pos="5040"/>
+        </w:tabs>
+        <w:ind w:left="5040" w:hanging="360"/>
+      </w:pPr>
+      <w:rPr>
+        <w:rFonts w:ascii="Wingdings" w:hAnsi="Wingdings" w:hint="default"/>
+        <w:sz w:val="20"/>
+      </w:rPr>
+    </w:lvl>
+    <w:lvl w:ilvl="7" w:tentative="1">
+      <w:start w:val="1"/>
+      <w:numFmt w:val="bullet"/>
+      <w:lvlText w:val=""/>
+      <w:lvlJc w:val="left"/>
+      <w:pPr>
+        <w:tabs>
+          <w:tab w:val="num" w:pos="5760"/>
+        </w:tabs>
+        <w:ind w:left="5760" w:hanging="360"/>
+      </w:pPr>
+      <w:rPr>
+        <w:rFonts w:ascii="Wingdings" w:hAnsi="Wingdings" w:hint="default"/>
+        <w:sz w:val="20"/>
+      </w:rPr>
+    </w:lvl>
+    <w:lvl w:ilvl="8" w:tentative="1">
+      <w:start w:val="1"/>
+      <w:numFmt w:val="bullet"/>
+      <w:lvlText w:val=""/>
+      <w:lvlJc w:val="left"/>
+      <w:pPr>
+        <w:tabs>
+          <w:tab w:val="num" w:pos="6480"/>
+        </w:tabs>
+        <w:ind w:left="6480" w:hanging="360"/>
+      </w:pPr>
+      <w:rPr>
+        <w:rFonts w:ascii="Wingdings" w:hAnsi="Wingdings" w:hint="default"/>
+        <w:sz w:val="20"/>
+      </w:rPr>
+    </w:lvl>
+  </w:abstractNum>
+  <w:abstractNum w:abstractNumId="15" w15:restartNumberingAfterBreak="0">
+    <w:nsid w:val="5B214555"/>
+    <w:multiLevelType w:val="multilevel"/>
+    <w:tmpl w:val="310E7090"/>
+    <w:lvl w:ilvl="0">
+      <w:start w:val="1"/>
+      <w:numFmt w:val="bullet"/>
+      <w:lvlText w:val=""/>
+      <w:lvlJc w:val="left"/>
+      <w:pPr>
+        <w:tabs>
+          <w:tab w:val="num" w:pos="720"/>
+        </w:tabs>
+        <w:ind w:left="720" w:hanging="360"/>
+      </w:pPr>
+      <w:rPr>
+        <w:rFonts w:ascii="Symbol" w:hAnsi="Symbol" w:hint="default"/>
+        <w:sz w:val="20"/>
+      </w:rPr>
+    </w:lvl>
+    <w:lvl w:ilvl="1" w:tentative="1">
+      <w:start w:val="1"/>
+      <w:numFmt w:val="bullet"/>
+      <w:lvlText w:val="o"/>
+      <w:lvlJc w:val="left"/>
+      <w:pPr>
+        <w:tabs>
+          <w:tab w:val="num" w:pos="1440"/>
+        </w:tabs>
+        <w:ind w:left="1440" w:hanging="360"/>
+      </w:pPr>
+      <w:rPr>
+        <w:rFonts w:ascii="Courier New" w:hAnsi="Courier New" w:hint="default"/>
+        <w:sz w:val="20"/>
+      </w:rPr>
+    </w:lvl>
+    <w:lvl w:ilvl="2" w:tentative="1">
+      <w:start w:val="1"/>
+      <w:numFmt w:val="bullet"/>
+      <w:lvlText w:val=""/>
+      <w:lvlJc w:val="left"/>
+      <w:pPr>
+        <w:tabs>
+          <w:tab w:val="num" w:pos="2160"/>
+        </w:tabs>
+        <w:ind w:left="2160" w:hanging="360"/>
+      </w:pPr>
+      <w:rPr>
+        <w:rFonts w:ascii="Wingdings" w:hAnsi="Wingdings" w:hint="default"/>
+        <w:sz w:val="20"/>
+      </w:rPr>
+    </w:lvl>
+    <w:lvl w:ilvl="3" w:tentative="1">
+      <w:start w:val="1"/>
+      <w:numFmt w:val="bullet"/>
+      <w:lvlText w:val=""/>
+      <w:lvlJc w:val="left"/>
+      <w:pPr>
+        <w:tabs>
+          <w:tab w:val="num" w:pos="2880"/>
+        </w:tabs>
+        <w:ind w:left="2880" w:hanging="360"/>
+      </w:pPr>
+      <w:rPr>
+        <w:rFonts w:ascii="Wingdings" w:hAnsi="Wingdings" w:hint="default"/>
+        <w:sz w:val="20"/>
+      </w:rPr>
+    </w:lvl>
+    <w:lvl w:ilvl="4" w:tentative="1">
+      <w:start w:val="1"/>
+      <w:numFmt w:val="bullet"/>
+      <w:lvlText w:val=""/>
+      <w:lvlJc w:val="left"/>
+      <w:pPr>
+        <w:tabs>
+          <w:tab w:val="num" w:pos="3600"/>
+        </w:tabs>
+        <w:ind w:left="3600" w:hanging="360"/>
+      </w:pPr>
+      <w:rPr>
+        <w:rFonts w:ascii="Wingdings" w:hAnsi="Wingdings" w:hint="default"/>
+        <w:sz w:val="20"/>
+      </w:rPr>
+    </w:lvl>
+    <w:lvl w:ilvl="5" w:tentative="1">
+      <w:start w:val="1"/>
+      <w:numFmt w:val="bullet"/>
+      <w:lvlText w:val=""/>
+      <w:lvlJc w:val="left"/>
+      <w:pPr>
+        <w:tabs>
+          <w:tab w:val="num" w:pos="4320"/>
+        </w:tabs>
+        <w:ind w:left="4320" w:hanging="360"/>
+      </w:pPr>
+      <w:rPr>
+        <w:rFonts w:ascii="Wingdings" w:hAnsi="Wingdings" w:hint="default"/>
+        <w:sz w:val="20"/>
+      </w:rPr>
+    </w:lvl>
+    <w:lvl w:ilvl="6" w:tentative="1">
+      <w:start w:val="1"/>
+      <w:numFmt w:val="bullet"/>
+      <w:lvlText w:val=""/>
+      <w:lvlJc w:val="left"/>
+      <w:pPr>
+        <w:tabs>
+          <w:tab w:val="num" w:pos="5040"/>
+        </w:tabs>
+        <w:ind w:left="5040" w:hanging="360"/>
+      </w:pPr>
+      <w:rPr>
+        <w:rFonts w:ascii="Wingdings" w:hAnsi="Wingdings" w:hint="default"/>
+        <w:sz w:val="20"/>
+      </w:rPr>
+    </w:lvl>
+    <w:lvl w:ilvl="7" w:tentative="1">
+      <w:start w:val="1"/>
+      <w:numFmt w:val="bullet"/>
+      <w:lvlText w:val=""/>
+      <w:lvlJc w:val="left"/>
+      <w:pPr>
+        <w:tabs>
+          <w:tab w:val="num" w:pos="5760"/>
+        </w:tabs>
+        <w:ind w:left="5760" w:hanging="360"/>
+      </w:pPr>
+      <w:rPr>
+        <w:rFonts w:ascii="Wingdings" w:hAnsi="Wingdings" w:hint="default"/>
+        <w:sz w:val="20"/>
+      </w:rPr>
+    </w:lvl>
+    <w:lvl w:ilvl="8" w:tentative="1">
+      <w:start w:val="1"/>
+      <w:numFmt w:val="bullet"/>
+      <w:lvlText w:val=""/>
+      <w:lvlJc w:val="left"/>
+      <w:pPr>
+        <w:tabs>
+          <w:tab w:val="num" w:pos="6480"/>
+        </w:tabs>
+        <w:ind w:left="6480" w:hanging="360"/>
+      </w:pPr>
+      <w:rPr>
+        <w:rFonts w:ascii="Wingdings" w:hAnsi="Wingdings" w:hint="default"/>
+        <w:sz w:val="20"/>
+      </w:rPr>
+    </w:lvl>
+  </w:abstractNum>
+  <w:abstractNum w:abstractNumId="16" w15:restartNumberingAfterBreak="0">
     <w:nsid w:val="61891062"/>
     <w:multiLevelType w:val="multilevel"/>
     <w:tmpl w:val="5E3ED60A"/>
@@ -2524,7 +6983,7 @@
       </w:rPr>
     </w:lvl>
   </w:abstractNum>
-  <w:abstractNum w:abstractNumId="4" w15:restartNumberingAfterBreak="0">
+  <w:abstractNum w:abstractNumId="17" w15:restartNumberingAfterBreak="0">
     <w:nsid w:val="6AC30B3F"/>
     <w:multiLevelType w:val="multilevel"/>
     <w:tmpl w:val="4C745BC6"/>
@@ -2673,7 +7132,7 @@
       </w:rPr>
     </w:lvl>
   </w:abstractNum>
-  <w:abstractNum w:abstractNumId="5" w15:restartNumberingAfterBreak="0">
+  <w:abstractNum w:abstractNumId="18" w15:restartNumberingAfterBreak="0">
     <w:nsid w:val="6BD04826"/>
     <w:multiLevelType w:val="multilevel"/>
     <w:tmpl w:val="43CE8D6C"/>
@@ -2822,7 +7281,305 @@
       </w:rPr>
     </w:lvl>
   </w:abstractNum>
-  <w:abstractNum w:abstractNumId="6" w15:restartNumberingAfterBreak="0">
+  <w:abstractNum w:abstractNumId="19" w15:restartNumberingAfterBreak="0">
+    <w:nsid w:val="6C03084D"/>
+    <w:multiLevelType w:val="multilevel"/>
+    <w:tmpl w:val="56B4B910"/>
+    <w:lvl w:ilvl="0">
+      <w:start w:val="1"/>
+      <w:numFmt w:val="bullet"/>
+      <w:lvlText w:val=""/>
+      <w:lvlJc w:val="left"/>
+      <w:pPr>
+        <w:tabs>
+          <w:tab w:val="num" w:pos="720"/>
+        </w:tabs>
+        <w:ind w:left="720" w:hanging="360"/>
+      </w:pPr>
+      <w:rPr>
+        <w:rFonts w:ascii="Symbol" w:hAnsi="Symbol" w:hint="default"/>
+        <w:sz w:val="20"/>
+      </w:rPr>
+    </w:lvl>
+    <w:lvl w:ilvl="1" w:tentative="1">
+      <w:start w:val="1"/>
+      <w:numFmt w:val="bullet"/>
+      <w:lvlText w:val="o"/>
+      <w:lvlJc w:val="left"/>
+      <w:pPr>
+        <w:tabs>
+          <w:tab w:val="num" w:pos="1440"/>
+        </w:tabs>
+        <w:ind w:left="1440" w:hanging="360"/>
+      </w:pPr>
+      <w:rPr>
+        <w:rFonts w:ascii="Courier New" w:hAnsi="Courier New" w:hint="default"/>
+        <w:sz w:val="20"/>
+      </w:rPr>
+    </w:lvl>
+    <w:lvl w:ilvl="2" w:tentative="1">
+      <w:start w:val="1"/>
+      <w:numFmt w:val="bullet"/>
+      <w:lvlText w:val=""/>
+      <w:lvlJc w:val="left"/>
+      <w:pPr>
+        <w:tabs>
+          <w:tab w:val="num" w:pos="2160"/>
+        </w:tabs>
+        <w:ind w:left="2160" w:hanging="360"/>
+      </w:pPr>
+      <w:rPr>
+        <w:rFonts w:ascii="Wingdings" w:hAnsi="Wingdings" w:hint="default"/>
+        <w:sz w:val="20"/>
+      </w:rPr>
+    </w:lvl>
+    <w:lvl w:ilvl="3" w:tentative="1">
+      <w:start w:val="1"/>
+      <w:numFmt w:val="bullet"/>
+      <w:lvlText w:val=""/>
+      <w:lvlJc w:val="left"/>
+      <w:pPr>
+        <w:tabs>
+          <w:tab w:val="num" w:pos="2880"/>
+        </w:tabs>
+        <w:ind w:left="2880" w:hanging="360"/>
+      </w:pPr>
+      <w:rPr>
+        <w:rFonts w:ascii="Wingdings" w:hAnsi="Wingdings" w:hint="default"/>
+        <w:sz w:val="20"/>
+      </w:rPr>
+    </w:lvl>
+    <w:lvl w:ilvl="4" w:tentative="1">
+      <w:start w:val="1"/>
+      <w:numFmt w:val="bullet"/>
+      <w:lvlText w:val=""/>
+      <w:lvlJc w:val="left"/>
+      <w:pPr>
+        <w:tabs>
+          <w:tab w:val="num" w:pos="3600"/>
+        </w:tabs>
+        <w:ind w:left="3600" w:hanging="360"/>
+      </w:pPr>
+      <w:rPr>
+        <w:rFonts w:ascii="Wingdings" w:hAnsi="Wingdings" w:hint="default"/>
+        <w:sz w:val="20"/>
+      </w:rPr>
+    </w:lvl>
+    <w:lvl w:ilvl="5" w:tentative="1">
+      <w:start w:val="1"/>
+      <w:numFmt w:val="bullet"/>
+      <w:lvlText w:val=""/>
+      <w:lvlJc w:val="left"/>
+      <w:pPr>
+        <w:tabs>
+          <w:tab w:val="num" w:pos="4320"/>
+        </w:tabs>
+        <w:ind w:left="4320" w:hanging="360"/>
+      </w:pPr>
+      <w:rPr>
+        <w:rFonts w:ascii="Wingdings" w:hAnsi="Wingdings" w:hint="default"/>
+        <w:sz w:val="20"/>
+      </w:rPr>
+    </w:lvl>
+    <w:lvl w:ilvl="6" w:tentative="1">
+      <w:start w:val="1"/>
+      <w:numFmt w:val="bullet"/>
+      <w:lvlText w:val=""/>
+      <w:lvlJc w:val="left"/>
+      <w:pPr>
+        <w:tabs>
+          <w:tab w:val="num" w:pos="5040"/>
+        </w:tabs>
+        <w:ind w:left="5040" w:hanging="360"/>
+      </w:pPr>
+      <w:rPr>
+        <w:rFonts w:ascii="Wingdings" w:hAnsi="Wingdings" w:hint="default"/>
+        <w:sz w:val="20"/>
+      </w:rPr>
+    </w:lvl>
+    <w:lvl w:ilvl="7" w:tentative="1">
+      <w:start w:val="1"/>
+      <w:numFmt w:val="bullet"/>
+      <w:lvlText w:val=""/>
+      <w:lvlJc w:val="left"/>
+      <w:pPr>
+        <w:tabs>
+          <w:tab w:val="num" w:pos="5760"/>
+        </w:tabs>
+        <w:ind w:left="5760" w:hanging="360"/>
+      </w:pPr>
+      <w:rPr>
+        <w:rFonts w:ascii="Wingdings" w:hAnsi="Wingdings" w:hint="default"/>
+        <w:sz w:val="20"/>
+      </w:rPr>
+    </w:lvl>
+    <w:lvl w:ilvl="8" w:tentative="1">
+      <w:start w:val="1"/>
+      <w:numFmt w:val="bullet"/>
+      <w:lvlText w:val=""/>
+      <w:lvlJc w:val="left"/>
+      <w:pPr>
+        <w:tabs>
+          <w:tab w:val="num" w:pos="6480"/>
+        </w:tabs>
+        <w:ind w:left="6480" w:hanging="360"/>
+      </w:pPr>
+      <w:rPr>
+        <w:rFonts w:ascii="Wingdings" w:hAnsi="Wingdings" w:hint="default"/>
+        <w:sz w:val="20"/>
+      </w:rPr>
+    </w:lvl>
+  </w:abstractNum>
+  <w:abstractNum w:abstractNumId="20" w15:restartNumberingAfterBreak="0">
+    <w:nsid w:val="73317A37"/>
+    <w:multiLevelType w:val="multilevel"/>
+    <w:tmpl w:val="C902C564"/>
+    <w:lvl w:ilvl="0">
+      <w:start w:val="1"/>
+      <w:numFmt w:val="bullet"/>
+      <w:lvlText w:val=""/>
+      <w:lvlJc w:val="left"/>
+      <w:pPr>
+        <w:tabs>
+          <w:tab w:val="num" w:pos="720"/>
+        </w:tabs>
+        <w:ind w:left="720" w:hanging="360"/>
+      </w:pPr>
+      <w:rPr>
+        <w:rFonts w:ascii="Symbol" w:hAnsi="Symbol" w:hint="default"/>
+        <w:sz w:val="20"/>
+      </w:rPr>
+    </w:lvl>
+    <w:lvl w:ilvl="1" w:tentative="1">
+      <w:start w:val="1"/>
+      <w:numFmt w:val="bullet"/>
+      <w:lvlText w:val="o"/>
+      <w:lvlJc w:val="left"/>
+      <w:pPr>
+        <w:tabs>
+          <w:tab w:val="num" w:pos="1440"/>
+        </w:tabs>
+        <w:ind w:left="1440" w:hanging="360"/>
+      </w:pPr>
+      <w:rPr>
+        <w:rFonts w:ascii="Courier New" w:hAnsi="Courier New" w:hint="default"/>
+        <w:sz w:val="20"/>
+      </w:rPr>
+    </w:lvl>
+    <w:lvl w:ilvl="2" w:tentative="1">
+      <w:start w:val="1"/>
+      <w:numFmt w:val="bullet"/>
+      <w:lvlText w:val=""/>
+      <w:lvlJc w:val="left"/>
+      <w:pPr>
+        <w:tabs>
+          <w:tab w:val="num" w:pos="2160"/>
+        </w:tabs>
+        <w:ind w:left="2160" w:hanging="360"/>
+      </w:pPr>
+      <w:rPr>
+        <w:rFonts w:ascii="Wingdings" w:hAnsi="Wingdings" w:hint="default"/>
+        <w:sz w:val="20"/>
+      </w:rPr>
+    </w:lvl>
+    <w:lvl w:ilvl="3" w:tentative="1">
+      <w:start w:val="1"/>
+      <w:numFmt w:val="bullet"/>
+      <w:lvlText w:val=""/>
+      <w:lvlJc w:val="left"/>
+      <w:pPr>
+        <w:tabs>
+          <w:tab w:val="num" w:pos="2880"/>
+        </w:tabs>
+        <w:ind w:left="2880" w:hanging="360"/>
+      </w:pPr>
+      <w:rPr>
+        <w:rFonts w:ascii="Wingdings" w:hAnsi="Wingdings" w:hint="default"/>
+        <w:sz w:val="20"/>
+      </w:rPr>
+    </w:lvl>
+    <w:lvl w:ilvl="4" w:tentative="1">
+      <w:start w:val="1"/>
+      <w:numFmt w:val="bullet"/>
+      <w:lvlText w:val=""/>
+      <w:lvlJc w:val="left"/>
+      <w:pPr>
+        <w:tabs>
+          <w:tab w:val="num" w:pos="3600"/>
+        </w:tabs>
+        <w:ind w:left="3600" w:hanging="360"/>
+      </w:pPr>
+      <w:rPr>
+        <w:rFonts w:ascii="Wingdings" w:hAnsi="Wingdings" w:hint="default"/>
+        <w:sz w:val="20"/>
+      </w:rPr>
+    </w:lvl>
+    <w:lvl w:ilvl="5" w:tentative="1">
+      <w:start w:val="1"/>
+      <w:numFmt w:val="bullet"/>
+      <w:lvlText w:val=""/>
+      <w:lvlJc w:val="left"/>
+      <w:pPr>
+        <w:tabs>
+          <w:tab w:val="num" w:pos="4320"/>
+        </w:tabs>
+        <w:ind w:left="4320" w:hanging="360"/>
+      </w:pPr>
+      <w:rPr>
+        <w:rFonts w:ascii="Wingdings" w:hAnsi="Wingdings" w:hint="default"/>
+        <w:sz w:val="20"/>
+      </w:rPr>
+    </w:lvl>
+    <w:lvl w:ilvl="6" w:tentative="1">
+      <w:start w:val="1"/>
+      <w:numFmt w:val="bullet"/>
+      <w:lvlText w:val=""/>
+      <w:lvlJc w:val="left"/>
+      <w:pPr>
+        <w:tabs>
+          <w:tab w:val="num" w:pos="5040"/>
+        </w:tabs>
+        <w:ind w:left="5040" w:hanging="360"/>
+      </w:pPr>
+      <w:rPr>
+        <w:rFonts w:ascii="Wingdings" w:hAnsi="Wingdings" w:hint="default"/>
+        <w:sz w:val="20"/>
+      </w:rPr>
+    </w:lvl>
+    <w:lvl w:ilvl="7" w:tentative="1">
+      <w:start w:val="1"/>
+      <w:numFmt w:val="bullet"/>
+      <w:lvlText w:val=""/>
+      <w:lvlJc w:val="left"/>
+      <w:pPr>
+        <w:tabs>
+          <w:tab w:val="num" w:pos="5760"/>
+        </w:tabs>
+        <w:ind w:left="5760" w:hanging="360"/>
+      </w:pPr>
+      <w:rPr>
+        <w:rFonts w:ascii="Wingdings" w:hAnsi="Wingdings" w:hint="default"/>
+        <w:sz w:val="20"/>
+      </w:rPr>
+    </w:lvl>
+    <w:lvl w:ilvl="8" w:tentative="1">
+      <w:start w:val="1"/>
+      <w:numFmt w:val="bullet"/>
+      <w:lvlText w:val=""/>
+      <w:lvlJc w:val="left"/>
+      <w:pPr>
+        <w:tabs>
+          <w:tab w:val="num" w:pos="6480"/>
+        </w:tabs>
+        <w:ind w:left="6480" w:hanging="360"/>
+      </w:pPr>
+      <w:rPr>
+        <w:rFonts w:ascii="Wingdings" w:hAnsi="Wingdings" w:hint="default"/>
+        <w:sz w:val="20"/>
+      </w:rPr>
+    </w:lvl>
+  </w:abstractNum>
+  <w:abstractNum w:abstractNumId="21" w15:restartNumberingAfterBreak="0">
     <w:nsid w:val="76E86DAA"/>
     <w:multiLevelType w:val="multilevel"/>
     <w:tmpl w:val="BF5A760E"/>
@@ -2971,26 +7728,223 @@
       </w:rPr>
     </w:lvl>
   </w:abstractNum>
+  <w:abstractNum w:abstractNumId="22" w15:restartNumberingAfterBreak="0">
+    <w:nsid w:val="79E92F94"/>
+    <w:multiLevelType w:val="multilevel"/>
+    <w:tmpl w:val="10E6AA2E"/>
+    <w:lvl w:ilvl="0">
+      <w:start w:val="1"/>
+      <w:numFmt w:val="bullet"/>
+      <w:lvlText w:val=""/>
+      <w:lvlJc w:val="left"/>
+      <w:pPr>
+        <w:tabs>
+          <w:tab w:val="num" w:pos="720"/>
+        </w:tabs>
+        <w:ind w:left="720" w:hanging="360"/>
+      </w:pPr>
+      <w:rPr>
+        <w:rFonts w:ascii="Symbol" w:hAnsi="Symbol" w:hint="default"/>
+        <w:sz w:val="20"/>
+      </w:rPr>
+    </w:lvl>
+    <w:lvl w:ilvl="1" w:tentative="1">
+      <w:start w:val="1"/>
+      <w:numFmt w:val="bullet"/>
+      <w:lvlText w:val="o"/>
+      <w:lvlJc w:val="left"/>
+      <w:pPr>
+        <w:tabs>
+          <w:tab w:val="num" w:pos="1440"/>
+        </w:tabs>
+        <w:ind w:left="1440" w:hanging="360"/>
+      </w:pPr>
+      <w:rPr>
+        <w:rFonts w:ascii="Courier New" w:hAnsi="Courier New" w:hint="default"/>
+        <w:sz w:val="20"/>
+      </w:rPr>
+    </w:lvl>
+    <w:lvl w:ilvl="2" w:tentative="1">
+      <w:start w:val="1"/>
+      <w:numFmt w:val="bullet"/>
+      <w:lvlText w:val=""/>
+      <w:lvlJc w:val="left"/>
+      <w:pPr>
+        <w:tabs>
+          <w:tab w:val="num" w:pos="2160"/>
+        </w:tabs>
+        <w:ind w:left="2160" w:hanging="360"/>
+      </w:pPr>
+      <w:rPr>
+        <w:rFonts w:ascii="Wingdings" w:hAnsi="Wingdings" w:hint="default"/>
+        <w:sz w:val="20"/>
+      </w:rPr>
+    </w:lvl>
+    <w:lvl w:ilvl="3" w:tentative="1">
+      <w:start w:val="1"/>
+      <w:numFmt w:val="bullet"/>
+      <w:lvlText w:val=""/>
+      <w:lvlJc w:val="left"/>
+      <w:pPr>
+        <w:tabs>
+          <w:tab w:val="num" w:pos="2880"/>
+        </w:tabs>
+        <w:ind w:left="2880" w:hanging="360"/>
+      </w:pPr>
+      <w:rPr>
+        <w:rFonts w:ascii="Wingdings" w:hAnsi="Wingdings" w:hint="default"/>
+        <w:sz w:val="20"/>
+      </w:rPr>
+    </w:lvl>
+    <w:lvl w:ilvl="4" w:tentative="1">
+      <w:start w:val="1"/>
+      <w:numFmt w:val="bullet"/>
+      <w:lvlText w:val=""/>
+      <w:lvlJc w:val="left"/>
+      <w:pPr>
+        <w:tabs>
+          <w:tab w:val="num" w:pos="3600"/>
+        </w:tabs>
+        <w:ind w:left="3600" w:hanging="360"/>
+      </w:pPr>
+      <w:rPr>
+        <w:rFonts w:ascii="Wingdings" w:hAnsi="Wingdings" w:hint="default"/>
+        <w:sz w:val="20"/>
+      </w:rPr>
+    </w:lvl>
+    <w:lvl w:ilvl="5" w:tentative="1">
+      <w:start w:val="1"/>
+      <w:numFmt w:val="bullet"/>
+      <w:lvlText w:val=""/>
+      <w:lvlJc w:val="left"/>
+      <w:pPr>
+        <w:tabs>
+          <w:tab w:val="num" w:pos="4320"/>
+        </w:tabs>
+        <w:ind w:left="4320" w:hanging="360"/>
+      </w:pPr>
+      <w:rPr>
+        <w:rFonts w:ascii="Wingdings" w:hAnsi="Wingdings" w:hint="default"/>
+        <w:sz w:val="20"/>
+      </w:rPr>
+    </w:lvl>
+    <w:lvl w:ilvl="6" w:tentative="1">
+      <w:start w:val="1"/>
+      <w:numFmt w:val="bullet"/>
+      <w:lvlText w:val=""/>
+      <w:lvlJc w:val="left"/>
+      <w:pPr>
+        <w:tabs>
+          <w:tab w:val="num" w:pos="5040"/>
+        </w:tabs>
+        <w:ind w:left="5040" w:hanging="360"/>
+      </w:pPr>
+      <w:rPr>
+        <w:rFonts w:ascii="Wingdings" w:hAnsi="Wingdings" w:hint="default"/>
+        <w:sz w:val="20"/>
+      </w:rPr>
+    </w:lvl>
+    <w:lvl w:ilvl="7" w:tentative="1">
+      <w:start w:val="1"/>
+      <w:numFmt w:val="bullet"/>
+      <w:lvlText w:val=""/>
+      <w:lvlJc w:val="left"/>
+      <w:pPr>
+        <w:tabs>
+          <w:tab w:val="num" w:pos="5760"/>
+        </w:tabs>
+        <w:ind w:left="5760" w:hanging="360"/>
+      </w:pPr>
+      <w:rPr>
+        <w:rFonts w:ascii="Wingdings" w:hAnsi="Wingdings" w:hint="default"/>
+        <w:sz w:val="20"/>
+      </w:rPr>
+    </w:lvl>
+    <w:lvl w:ilvl="8" w:tentative="1">
+      <w:start w:val="1"/>
+      <w:numFmt w:val="bullet"/>
+      <w:lvlText w:val=""/>
+      <w:lvlJc w:val="left"/>
+      <w:pPr>
+        <w:tabs>
+          <w:tab w:val="num" w:pos="6480"/>
+        </w:tabs>
+        <w:ind w:left="6480" w:hanging="360"/>
+      </w:pPr>
+      <w:rPr>
+        <w:rFonts w:ascii="Wingdings" w:hAnsi="Wingdings" w:hint="default"/>
+        <w:sz w:val="20"/>
+      </w:rPr>
+    </w:lvl>
+  </w:abstractNum>
   <w:num w:numId="1" w16cid:durableId="2088569855">
+    <w:abstractNumId w:val="18"/>
+  </w:num>
+  <w:num w:numId="2" w16cid:durableId="952787479">
+    <w:abstractNumId w:val="21"/>
+  </w:num>
+  <w:num w:numId="3" w16cid:durableId="570432609">
+    <w:abstractNumId w:val="12"/>
+  </w:num>
+  <w:num w:numId="4" w16cid:durableId="1907643068">
+    <w:abstractNumId w:val="16"/>
+  </w:num>
+  <w:num w:numId="5" w16cid:durableId="948588132">
     <w:abstractNumId w:val="5"/>
   </w:num>
-  <w:num w:numId="2" w16cid:durableId="952787479">
+  <w:num w:numId="6" w16cid:durableId="1103453259">
+    <w:abstractNumId w:val="1"/>
+  </w:num>
+  <w:num w:numId="7" w16cid:durableId="466632786">
+    <w:abstractNumId w:val="17"/>
+  </w:num>
+  <w:num w:numId="8" w16cid:durableId="1090543771">
+    <w:abstractNumId w:val="14"/>
+  </w:num>
+  <w:num w:numId="9" w16cid:durableId="432090646">
+    <w:abstractNumId w:val="19"/>
+  </w:num>
+  <w:num w:numId="10" w16cid:durableId="40596910">
+    <w:abstractNumId w:val="4"/>
+  </w:num>
+  <w:num w:numId="11" w16cid:durableId="237833449">
+    <w:abstractNumId w:val="20"/>
+  </w:num>
+  <w:num w:numId="12" w16cid:durableId="598560257">
+    <w:abstractNumId w:val="22"/>
+  </w:num>
+  <w:num w:numId="13" w16cid:durableId="576285060">
+    <w:abstractNumId w:val="10"/>
+  </w:num>
+  <w:num w:numId="14" w16cid:durableId="57018923">
+    <w:abstractNumId w:val="9"/>
+  </w:num>
+  <w:num w:numId="15" w16cid:durableId="1629163981">
+    <w:abstractNumId w:val="13"/>
+  </w:num>
+  <w:num w:numId="16" w16cid:durableId="1520701432">
+    <w:abstractNumId w:val="3"/>
+  </w:num>
+  <w:num w:numId="17" w16cid:durableId="1484933171">
+    <w:abstractNumId w:val="15"/>
+  </w:num>
+  <w:num w:numId="18" w16cid:durableId="1964801350">
+    <w:abstractNumId w:val="11"/>
+  </w:num>
+  <w:num w:numId="19" w16cid:durableId="1273440943">
+    <w:abstractNumId w:val="8"/>
+  </w:num>
+  <w:num w:numId="20" w16cid:durableId="1160660589">
     <w:abstractNumId w:val="6"/>
   </w:num>
-  <w:num w:numId="3" w16cid:durableId="570432609">
+  <w:num w:numId="21" w16cid:durableId="1494224833">
+    <w:abstractNumId w:val="0"/>
+  </w:num>
+  <w:num w:numId="22" w16cid:durableId="568882675">
     <w:abstractNumId w:val="2"/>
   </w:num>
-  <w:num w:numId="4" w16cid:durableId="1907643068">
-    <w:abstractNumId w:val="3"/>
-  </w:num>
-  <w:num w:numId="5" w16cid:durableId="948588132">
-    <w:abstractNumId w:val="1"/>
-  </w:num>
-  <w:num w:numId="6" w16cid:durableId="1103453259">
-    <w:abstractNumId w:val="0"/>
-  </w:num>
-  <w:num w:numId="7" w16cid:durableId="466632786">
-    <w:abstractNumId w:val="4"/>
+  <w:num w:numId="23" w16cid:durableId="1333292464">
+    <w:abstractNumId w:val="7"/>
   </w:num>
 </w:numbering>
 </file>
